--- a/docs/APL-User-Guide.docx
+++ b/docs/APL-User-Guide.docx
@@ -1317,7 +1317,7 @@
           <w:sz w:val="21"/>
           <w:szCs w:val="21"/>
         </w:rPr>
-        <w:t xml:space="preserve">Chapter 10. Restrictions and Known Problems	31</w:t>
+        <w:t xml:space="preserve">Chapter 10. Restrictions and Known Problems	32</w:t>
       </w:r>
     </w:p>
     <w:p>
@@ -1336,7 +1336,7 @@
           <w:sz w:val="20"/>
           <w:szCs w:val="20"/>
         </w:rPr>
-        <w:t xml:space="preserve">Limits	31</w:t>
+        <w:t xml:space="preserve">Limits	32</w:t>
       </w:r>
     </w:p>
     <w:p>
@@ -1355,7 +1355,7 @@
           <w:sz w:val="20"/>
           <w:szCs w:val="20"/>
         </w:rPr>
-        <w:t xml:space="preserve">Language features that are not implemented	31</w:t>
+        <w:t xml:space="preserve">Language features that are not implemented	32</w:t>
       </w:r>
     </w:p>
     <w:p>
@@ -1374,7 +1374,7 @@
           <w:sz w:val="20"/>
           <w:szCs w:val="20"/>
         </w:rPr>
-        <w:t xml:space="preserve">Known problems	31</w:t>
+        <w:t xml:space="preserve">Known problems	32</w:t>
       </w:r>
     </w:p>
     <w:p>
@@ -1393,7 +1393,7 @@
           <w:sz w:val="20"/>
           <w:szCs w:val="20"/>
         </w:rPr>
-        <w:t xml:space="preserve">Still to do for VM/370	31</w:t>
+        <w:t xml:space="preserve">Still to do for VM/370	32</w:t>
       </w:r>
     </w:p>
     <w:p>
@@ -1411,43 +1411,7 @@
           <w:sz w:val="21"/>
           <w:szCs w:val="21"/>
         </w:rPr>
-        <w:t xml:space="preserve">Appendix A. Commands	32</w:t>
-      </w:r>
-    </w:p>
-    <w:p>
-      <w:pPr>
-        <w:tabs>
-          <w:tab w:val="right" w:pos="9638" w:leader="dot"/>
-        </w:tabs>
-        <w:spacing w:after="20" w:before="100"/>
-      </w:pPr>
-      <w:r>
-        <w:rPr>
-          <w:rFonts w:ascii="Arial" w:cs="Arial" w:eastAsia="Arial" w:hAnsi="Arial"/>
-          <w:b/>
-          <w:bCs/>
-          <w:sz w:val="21"/>
-          <w:szCs w:val="21"/>
-        </w:rPr>
-        <w:t xml:space="preserve">Appendix B. The Repository	33</w:t>
-      </w:r>
-    </w:p>
-    <w:p>
-      <w:pPr>
-        <w:tabs>
-          <w:tab w:val="right" w:pos="9638" w:leader="dot"/>
-        </w:tabs>
-        <w:spacing w:after="20" w:before="100"/>
-      </w:pPr>
-      <w:r>
-        <w:rPr>
-          <w:rFonts w:ascii="Arial" w:cs="Arial" w:eastAsia="Arial" w:hAnsi="Arial"/>
-          <w:b/>
-          <w:bCs/>
-          <w:sz w:val="21"/>
-          <w:szCs w:val="21"/>
-        </w:rPr>
-        <w:t xml:space="preserve">Appendix C. Differences from APL2 and Dyalog APL	34</w:t>
+        <w:t xml:space="preserve">Chapter 11. Namespaces, Classes and Objects	34</w:t>
       </w:r>
     </w:p>
     <w:p>
@@ -1466,7 +1430,213 @@
           <w:sz w:val="20"/>
           <w:szCs w:val="20"/>
         </w:rPr>
-        <w:t xml:space="preserve">Changes from the REXX prototype	34</w:t>
+        <w:t xml:space="preserve">Namespaces	34</w:t>
+      </w:r>
+    </w:p>
+    <w:p>
+      <w:pPr>
+        <w:tabs>
+          <w:tab w:val="right" w:pos="9638" w:leader="dot"/>
+        </w:tabs>
+        <w:spacing w:after="0" w:before="0"/>
+        <w:ind w:left="400"/>
+      </w:pPr>
+      <w:r>
+        <w:rPr>
+          <w:rFonts w:ascii="Times New Roman" w:cs="Times New Roman" w:eastAsia="Times New Roman" w:hAnsi="Times New Roman"/>
+          <w:b w:val="false"/>
+          <w:bCs w:val="false"/>
+          <w:sz w:val="20"/>
+          <w:szCs w:val="20"/>
+        </w:rPr>
+        <w:t xml:space="preserve">Classes	34</w:t>
+      </w:r>
+    </w:p>
+    <w:p>
+      <w:pPr>
+        <w:tabs>
+          <w:tab w:val="right" w:pos="9638" w:leader="dot"/>
+        </w:tabs>
+        <w:spacing w:after="0" w:before="0"/>
+        <w:ind w:left="400"/>
+      </w:pPr>
+      <w:r>
+        <w:rPr>
+          <w:rFonts w:ascii="Times New Roman" w:cs="Times New Roman" w:eastAsia="Times New Roman" w:hAnsi="Times New Roman"/>
+          <w:b w:val="false"/>
+          <w:bCs w:val="false"/>
+          <w:sz w:val="20"/>
+          <w:szCs w:val="20"/>
+        </w:rPr>
+        <w:t xml:space="preserve">Instances	34</w:t>
+      </w:r>
+    </w:p>
+    <w:p>
+      <w:pPr>
+        <w:tabs>
+          <w:tab w:val="right" w:pos="9638" w:leader="dot"/>
+        </w:tabs>
+        <w:spacing w:after="0" w:before="0"/>
+        <w:ind w:left="400"/>
+      </w:pPr>
+      <w:r>
+        <w:rPr>
+          <w:rFonts w:ascii="Times New Roman" w:cs="Times New Roman" w:eastAsia="Times New Roman" w:hAnsi="Times New Roman"/>
+          <w:b w:val="false"/>
+          <w:bCs w:val="false"/>
+          <w:sz w:val="20"/>
+          <w:szCs w:val="20"/>
+        </w:rPr>
+        <w:t xml:space="preserve">Inheritance and interfaces	35</w:t>
+      </w:r>
+    </w:p>
+    <w:p>
+      <w:pPr>
+        <w:tabs>
+          <w:tab w:val="right" w:pos="9638" w:leader="dot"/>
+        </w:tabs>
+        <w:spacing w:after="0" w:before="0"/>
+        <w:ind w:left="400"/>
+      </w:pPr>
+      <w:r>
+        <w:rPr>
+          <w:rFonts w:ascii="Times New Roman" w:cs="Times New Roman" w:eastAsia="Times New Roman" w:hAnsi="Times New Roman"/>
+          <w:b w:val="false"/>
+          <w:bCs w:val="false"/>
+          <w:sz w:val="20"/>
+          <w:szCs w:val="20"/>
+        </w:rPr>
+        <w:t xml:space="preserve">Properties and events	35</w:t>
+      </w:r>
+    </w:p>
+    <w:p>
+      <w:pPr>
+        <w:tabs>
+          <w:tab w:val="right" w:pos="9638" w:leader="dot"/>
+        </w:tabs>
+        <w:spacing w:after="0" w:before="0"/>
+        <w:ind w:left="400"/>
+      </w:pPr>
+      <w:r>
+        <w:rPr>
+          <w:rFonts w:ascii="Times New Roman" w:cs="Times New Roman" w:eastAsia="Times New Roman" w:hAnsi="Times New Roman"/>
+          <w:b w:val="false"/>
+          <w:bCs w:val="false"/>
+          <w:sz w:val="20"/>
+          <w:szCs w:val="20"/>
+        </w:rPr>
+        <w:t xml:space="preserve">System functions for objects	35</w:t>
+      </w:r>
+    </w:p>
+    <w:p>
+      <w:pPr>
+        <w:tabs>
+          <w:tab w:val="right" w:pos="9638" w:leader="dot"/>
+        </w:tabs>
+        <w:spacing w:after="0" w:before="0"/>
+        <w:ind w:left="400"/>
+      </w:pPr>
+      <w:r>
+        <w:rPr>
+          <w:rFonts w:ascii="Times New Roman" w:cs="Times New Roman" w:eastAsia="Times New Roman" w:hAnsi="Times New Roman"/>
+          <w:b w:val="false"/>
+          <w:bCs w:val="false"/>
+          <w:sz w:val="20"/>
+          <w:szCs w:val="20"/>
+        </w:rPr>
+        <w:t xml:space="preserve">Objects as processors	36</w:t>
+      </w:r>
+    </w:p>
+    <w:p>
+      <w:pPr>
+        <w:tabs>
+          <w:tab w:val="right" w:pos="9638" w:leader="dot"/>
+        </w:tabs>
+        <w:spacing w:after="0" w:before="0"/>
+        <w:ind w:left="400"/>
+      </w:pPr>
+      <w:r>
+        <w:rPr>
+          <w:rFonts w:ascii="Times New Roman" w:cs="Times New Roman" w:eastAsia="Times New Roman" w:hAnsi="Times New Roman"/>
+          <w:b w:val="false"/>
+          <w:bCs w:val="false"/>
+          <w:sz w:val="20"/>
+          <w:szCs w:val="20"/>
+        </w:rPr>
+        <w:t xml:space="preserve">An example	36</w:t>
+      </w:r>
+    </w:p>
+    <w:p>
+      <w:pPr>
+        <w:tabs>
+          <w:tab w:val="right" w:pos="9638" w:leader="dot"/>
+        </w:tabs>
+        <w:spacing w:after="20" w:before="100"/>
+      </w:pPr>
+      <w:r>
+        <w:rPr>
+          <w:rFonts w:ascii="Arial" w:cs="Arial" w:eastAsia="Arial" w:hAnsi="Arial"/>
+          <w:b/>
+          <w:bCs/>
+          <w:sz w:val="21"/>
+          <w:szCs w:val="21"/>
+        </w:rPr>
+        <w:t xml:space="preserve">Appendix A. Commands	39</w:t>
+      </w:r>
+    </w:p>
+    <w:p>
+      <w:pPr>
+        <w:tabs>
+          <w:tab w:val="right" w:pos="9638" w:leader="dot"/>
+        </w:tabs>
+        <w:spacing w:after="20" w:before="100"/>
+      </w:pPr>
+      <w:r>
+        <w:rPr>
+          <w:rFonts w:ascii="Arial" w:cs="Arial" w:eastAsia="Arial" w:hAnsi="Arial"/>
+          <w:b/>
+          <w:bCs/>
+          <w:sz w:val="21"/>
+          <w:szCs w:val="21"/>
+        </w:rPr>
+        <w:t xml:space="preserve">Appendix B. The Repository	40</w:t>
+      </w:r>
+    </w:p>
+    <w:p>
+      <w:pPr>
+        <w:tabs>
+          <w:tab w:val="right" w:pos="9638" w:leader="dot"/>
+        </w:tabs>
+        <w:spacing w:after="20" w:before="100"/>
+      </w:pPr>
+      <w:r>
+        <w:rPr>
+          <w:rFonts w:ascii="Arial" w:cs="Arial" w:eastAsia="Arial" w:hAnsi="Arial"/>
+          <w:b/>
+          <w:bCs/>
+          <w:sz w:val="21"/>
+          <w:szCs w:val="21"/>
+        </w:rPr>
+        <w:t xml:space="preserve">Appendix C. Differences from APL2 and Dyalog APL	41</w:t>
+      </w:r>
+    </w:p>
+    <w:p>
+      <w:pPr>
+        <w:tabs>
+          <w:tab w:val="right" w:pos="9638" w:leader="dot"/>
+        </w:tabs>
+        <w:spacing w:after="0" w:before="0"/>
+        <w:ind w:left="400"/>
+      </w:pPr>
+      <w:r>
+        <w:rPr>
+          <w:rFonts w:ascii="Times New Roman" w:cs="Times New Roman" w:eastAsia="Times New Roman" w:hAnsi="Times New Roman"/>
+          <w:b w:val="false"/>
+          <w:bCs w:val="false"/>
+          <w:sz w:val="20"/>
+          <w:szCs w:val="20"/>
+        </w:rPr>
+        <w:t xml:space="preserve">Changes from the REXX prototype	41</w:t>
       </w:r>
     </w:p>
     <w:p>
@@ -40627,7 +40797,7 @@
           </w:tcPr>
           <w:p>
             <w:pPr>
-              <w:keepNext/>
+              <w:keepNext w:val="false"/>
               <w:spacing w:after="0"/>
             </w:pPr>
             <w:r>
@@ -40661,7 +40831,7 @@
           </w:tcPr>
           <w:p>
             <w:pPr>
-              <w:keepNext/>
+              <w:keepNext w:val="false"/>
               <w:spacing w:after="0"/>
             </w:pPr>
             <w:r>
@@ -40699,7 +40869,7 @@
           </w:tcPr>
           <w:p>
             <w:pPr>
-              <w:keepNext/>
+              <w:keepNext w:val="false"/>
               <w:spacing w:after="0"/>
             </w:pPr>
             <w:r>
@@ -40730,7 +40900,7 @@
           </w:tcPr>
           <w:p>
             <w:pPr>
-              <w:keepNext/>
+              <w:keepNext w:val="false"/>
               <w:spacing w:after="0"/>
             </w:pPr>
             <w:r>
@@ -40766,7 +40936,7 @@
           </w:tcPr>
           <w:p>
             <w:pPr>
-              <w:keepNext/>
+              <w:keepNext w:val="false"/>
               <w:spacing w:after="0"/>
             </w:pPr>
             <w:r>
@@ -40797,7 +40967,7 @@
           </w:tcPr>
           <w:p>
             <w:pPr>
-              <w:keepNext/>
+              <w:keepNext w:val="false"/>
               <w:spacing w:after="0"/>
             </w:pPr>
             <w:r>
@@ -40833,7 +41003,7 @@
           </w:tcPr>
           <w:p>
             <w:pPr>
-              <w:keepNext/>
+              <w:keepNext w:val="false"/>
               <w:spacing w:after="0"/>
             </w:pPr>
             <w:r>
@@ -40864,7 +41034,7 @@
           </w:tcPr>
           <w:p>
             <w:pPr>
-              <w:keepNext/>
+              <w:keepNext w:val="false"/>
               <w:spacing w:after="0"/>
             </w:pPr>
             <w:r>
@@ -40900,7 +41070,7 @@
           </w:tcPr>
           <w:p>
             <w:pPr>
-              <w:keepNext/>
+              <w:keepNext w:val="false"/>
               <w:spacing w:after="0"/>
             </w:pPr>
             <w:r>
@@ -40931,7 +41101,7 @@
           </w:tcPr>
           <w:p>
             <w:pPr>
-              <w:keepNext/>
+              <w:keepNext w:val="false"/>
               <w:spacing w:after="0"/>
             </w:pPr>
             <w:r>
@@ -40967,7 +41137,7 @@
           </w:tcPr>
           <w:p>
             <w:pPr>
-              <w:keepNext/>
+              <w:keepNext w:val="false"/>
               <w:spacing w:after="0"/>
             </w:pPr>
             <w:r>
@@ -40998,7 +41168,7 @@
           </w:tcPr>
           <w:p>
             <w:pPr>
-              <w:keepNext/>
+              <w:keepNext w:val="false"/>
               <w:spacing w:after="0"/>
             </w:pPr>
             <w:r>
@@ -41034,7 +41204,7 @@
           </w:tcPr>
           <w:p>
             <w:pPr>
-              <w:keepNext/>
+              <w:keepNext w:val="false"/>
               <w:spacing w:after="0"/>
             </w:pPr>
             <w:r>
@@ -41065,7 +41235,7 @@
           </w:tcPr>
           <w:p>
             <w:pPr>
-              <w:keepNext/>
+              <w:keepNext w:val="false"/>
               <w:spacing w:after="0"/>
             </w:pPr>
             <w:r>
@@ -41101,7 +41271,7 @@
           </w:tcPr>
           <w:p>
             <w:pPr>
-              <w:keepNext/>
+              <w:keepNext w:val="false"/>
               <w:spacing w:after="0"/>
             </w:pPr>
             <w:r>
@@ -41132,7 +41302,7 @@
           </w:tcPr>
           <w:p>
             <w:pPr>
-              <w:keepNext/>
+              <w:keepNext w:val="false"/>
               <w:spacing w:after="0"/>
             </w:pPr>
             <w:r>
@@ -41184,7 +41354,7 @@
           </w:tcPr>
           <w:p>
             <w:pPr>
-              <w:keepNext/>
+              <w:keepNext w:val="false"/>
               <w:spacing w:after="0"/>
             </w:pPr>
             <w:r>
@@ -41215,7 +41385,7 @@
           </w:tcPr>
           <w:p>
             <w:pPr>
-              <w:keepNext/>
+              <w:keepNext w:val="false"/>
               <w:spacing w:after="0"/>
             </w:pPr>
             <w:r>
@@ -41267,7 +41437,7 @@
           </w:tcPr>
           <w:p>
             <w:pPr>
-              <w:keepNext/>
+              <w:keepNext w:val="false"/>
               <w:spacing w:after="0"/>
             </w:pPr>
             <w:r>
@@ -41298,7 +41468,7 @@
           </w:tcPr>
           <w:p>
             <w:pPr>
-              <w:keepNext/>
+              <w:keepNext w:val="false"/>
               <w:spacing w:after="0"/>
             </w:pPr>
             <w:r>
@@ -41334,7 +41504,7 @@
           </w:tcPr>
           <w:p>
             <w:pPr>
-              <w:keepNext/>
+              <w:keepNext w:val="false"/>
               <w:spacing w:after="0"/>
             </w:pPr>
             <w:r>
@@ -41365,7 +41535,7 @@
           </w:tcPr>
           <w:p>
             <w:pPr>
-              <w:keepNext/>
+              <w:keepNext w:val="false"/>
               <w:spacing w:after="0"/>
             </w:pPr>
             <w:r>
@@ -41417,7 +41587,7 @@
           </w:tcPr>
           <w:p>
             <w:pPr>
-              <w:keepNext/>
+              <w:keepNext w:val="false"/>
               <w:spacing w:after="0"/>
             </w:pPr>
             <w:r>
@@ -41448,7 +41618,7 @@
           </w:tcPr>
           <w:p>
             <w:pPr>
-              <w:keepNext/>
+              <w:keepNext w:val="false"/>
               <w:spacing w:after="0"/>
             </w:pPr>
             <w:r>
@@ -41484,7 +41654,7 @@
           </w:tcPr>
           <w:p>
             <w:pPr>
-              <w:keepNext/>
+              <w:keepNext w:val="false"/>
               <w:spacing w:after="0"/>
             </w:pPr>
             <w:r>
@@ -41515,7 +41685,7 @@
           </w:tcPr>
           <w:p>
             <w:pPr>
-              <w:keepNext/>
+              <w:keepNext w:val="false"/>
               <w:spacing w:after="0"/>
             </w:pPr>
             <w:r>
@@ -41525,6 +41695,357 @@
                 <w:szCs w:val="19"/>
               </w:rPr>
               <w:t xml:space="preserve">A variable was offered to a number that is not registered.</w:t>
+            </w:r>
+          </w:p>
+        </w:tc>
+      </w:tr>
+      <w:tr>
+        <w:trPr>
+          <w:cantSplit/>
+        </w:trPr>
+        <w:tc>
+          <w:tcPr>
+            <w:tcW w:type="dxa" w:w="3800"/>
+            <w:tcBorders>
+              <w:top w:val="single" w:color="808080" w:sz="4"/>
+              <w:left w:val="single" w:color="808080" w:sz="4"/>
+              <w:bottom w:val="single" w:color="808080" w:sz="4"/>
+              <w:right w:val="single" w:color="808080" w:sz="4"/>
+            </w:tcBorders>
+            <w:tcMar>
+              <w:top w:type="dxa" w:w="50"/>
+              <w:left w:type="dxa" w:w="100"/>
+              <w:bottom w:type="dxa" w:w="50"/>
+              <w:right w:type="dxa" w:w="100"/>
+            </w:tcMar>
+          </w:tcPr>
+          <w:p>
+            <w:pPr>
+              <w:keepNext w:val="false"/>
+              <w:spacing w:after="0"/>
+            </w:pPr>
+            <w:r>
+              <w:rPr>
+                <w:rFonts w:ascii="Times New Roman" w:cs="Times New Roman" w:eastAsia="Times New Roman" w:hAnsi="Times New Roman"/>
+                <w:sz w:val="19"/>
+                <w:szCs w:val="19"/>
+              </w:rPr>
+              <w:t xml:space="preserve">ACCESS ERROR: text</w:t>
+            </w:r>
+          </w:p>
+        </w:tc>
+        <w:tc>
+          <w:tcPr>
+            <w:tcW w:type="dxa" w:w="5838"/>
+            <w:tcBorders>
+              <w:top w:val="single" w:color="808080" w:sz="4"/>
+              <w:left w:val="single" w:color="808080" w:sz="4"/>
+              <w:bottom w:val="single" w:color="808080" w:sz="4"/>
+              <w:right w:val="single" w:color="808080" w:sz="4"/>
+            </w:tcBorders>
+            <w:tcMar>
+              <w:top w:type="dxa" w:w="50"/>
+              <w:left w:type="dxa" w:w="100"/>
+              <w:bottom w:type="dxa" w:w="50"/>
+              <w:right w:type="dxa" w:w="100"/>
+            </w:tcMar>
+          </w:tcPr>
+          <w:p>
+            <w:pPr>
+              <w:keepNext w:val="false"/>
+              <w:spacing w:after="0"/>
+            </w:pPr>
+            <w:r>
+              <w:rPr>
+                <w:rFonts w:ascii="Times New Roman" w:cs="Times New Roman" w:eastAsia="Times New Roman" w:hAnsi="Times New Roman"/>
+                <w:sz w:val="19"/>
+                <w:szCs w:val="19"/>
+              </w:rPr>
+              <w:t xml:space="preserve">A private member was used outside its class.</w:t>
+            </w:r>
+          </w:p>
+        </w:tc>
+      </w:tr>
+      <w:tr>
+        <w:trPr>
+          <w:cantSplit/>
+        </w:trPr>
+        <w:tc>
+          <w:tcPr>
+            <w:tcW w:type="dxa" w:w="3800"/>
+            <w:tcBorders>
+              <w:top w:val="single" w:color="808080" w:sz="4"/>
+              <w:left w:val="single" w:color="808080" w:sz="4"/>
+              <w:bottom w:val="single" w:color="808080" w:sz="4"/>
+              <w:right w:val="single" w:color="808080" w:sz="4"/>
+            </w:tcBorders>
+            <w:tcMar>
+              <w:top w:type="dxa" w:w="50"/>
+              <w:left w:type="dxa" w:w="100"/>
+              <w:bottom w:type="dxa" w:w="50"/>
+              <w:right w:type="dxa" w:w="100"/>
+            </w:tcMar>
+          </w:tcPr>
+          <w:p>
+            <w:pPr>
+              <w:keepNext w:val="false"/>
+              <w:spacing w:after="0"/>
+            </w:pPr>
+            <w:r>
+              <w:rPr>
+                <w:rFonts w:ascii="Times New Roman" w:cs="Times New Roman" w:eastAsia="Times New Roman" w:hAnsi="Times New Roman"/>
+                <w:sz w:val="19"/>
+                <w:szCs w:val="19"/>
+              </w:rPr>
+              <w:t xml:space="preserve">READONLY ERROR: text</w:t>
+            </w:r>
+          </w:p>
+        </w:tc>
+        <w:tc>
+          <w:tcPr>
+            <w:tcW w:type="dxa" w:w="5838"/>
+            <w:tcBorders>
+              <w:top w:val="single" w:color="808080" w:sz="4"/>
+              <w:left w:val="single" w:color="808080" w:sz="4"/>
+              <w:bottom w:val="single" w:color="808080" w:sz="4"/>
+              <w:right w:val="single" w:color="808080" w:sz="4"/>
+            </w:tcBorders>
+            <w:tcMar>
+              <w:top w:type="dxa" w:w="50"/>
+              <w:left w:type="dxa" w:w="100"/>
+              <w:bottom w:type="dxa" w:w="50"/>
+              <w:right w:type="dxa" w:w="100"/>
+            </w:tcMar>
+          </w:tcPr>
+          <w:p>
+            <w:pPr>
+              <w:keepNext w:val="false"/>
+              <w:spacing w:after="0"/>
+            </w:pPr>
+            <w:r>
+              <w:rPr>
+                <w:rFonts w:ascii="Times New Roman" w:cs="Times New Roman" w:eastAsia="Times New Roman" w:hAnsi="Times New Roman"/>
+                <w:sz w:val="19"/>
+                <w:szCs w:val="19"/>
+              </w:rPr>
+              <w:t xml:space="preserve">A read only field or a property without a set function was assigned.</w:t>
+            </w:r>
+          </w:p>
+        </w:tc>
+      </w:tr>
+      <w:tr>
+        <w:trPr>
+          <w:cantSplit/>
+        </w:trPr>
+        <w:tc>
+          <w:tcPr>
+            <w:tcW w:type="dxa" w:w="3800"/>
+            <w:tcBorders>
+              <w:top w:val="single" w:color="808080" w:sz="4"/>
+              <w:left w:val="single" w:color="808080" w:sz="4"/>
+              <w:bottom w:val="single" w:color="808080" w:sz="4"/>
+              <w:right w:val="single" w:color="808080" w:sz="4"/>
+            </w:tcBorders>
+            <w:tcMar>
+              <w:top w:type="dxa" w:w="50"/>
+              <w:left w:type="dxa" w:w="100"/>
+              <w:bottom w:type="dxa" w:w="50"/>
+              <w:right w:type="dxa" w:w="100"/>
+            </w:tcMar>
+          </w:tcPr>
+          <w:p>
+            <w:pPr>
+              <w:keepNext w:val="false"/>
+              <w:spacing w:after="0"/>
+            </w:pPr>
+            <w:r>
+              <w:rPr>
+                <w:rFonts w:ascii="Times New Roman" w:cs="Times New Roman" w:eastAsia="Times New Roman" w:hAnsi="Times New Roman"/>
+                <w:sz w:val="19"/>
+                <w:szCs w:val="19"/>
+              </w:rPr>
+              <w:t xml:space="preserve">METHOD ERROR: text</w:t>
+            </w:r>
+          </w:p>
+        </w:tc>
+        <w:tc>
+          <w:tcPr>
+            <w:tcW w:type="dxa" w:w="5838"/>
+            <w:tcBorders>
+              <w:top w:val="single" w:color="808080" w:sz="4"/>
+              <w:left w:val="single" w:color="808080" w:sz="4"/>
+              <w:bottom w:val="single" w:color="808080" w:sz="4"/>
+              <w:right w:val="single" w:color="808080" w:sz="4"/>
+            </w:tcBorders>
+            <w:tcMar>
+              <w:top w:type="dxa" w:w="50"/>
+              <w:left w:type="dxa" w:w="100"/>
+              <w:bottom w:type="dxa" w:w="50"/>
+              <w:right w:type="dxa" w:w="100"/>
+            </w:tcMar>
+          </w:tcPr>
+          <w:p>
+            <w:pPr>
+              <w:keepNext w:val="false"/>
+              <w:spacing w:after="0"/>
+            </w:pPr>
+            <w:r>
+              <w:rPr>
+                <w:rFonts w:ascii="Times New Roman" w:cs="Times New Roman" w:eastAsia="Times New Roman" w:hAnsi="Times New Roman"/>
+                <w:sz w:val="19"/>
+                <w:szCs w:val="19"/>
+              </w:rPr>
+              <w:t xml:space="preserve">An :Override has nothing to override, or a base method is replaced without :Override.</w:t>
+            </w:r>
+          </w:p>
+        </w:tc>
+      </w:tr>
+      <w:tr>
+        <w:trPr>
+          <w:cantSplit/>
+        </w:trPr>
+        <w:tc>
+          <w:tcPr>
+            <w:tcW w:type="dxa" w:w="3800"/>
+            <w:tcBorders>
+              <w:top w:val="single" w:color="808080" w:sz="4"/>
+              <w:left w:val="single" w:color="808080" w:sz="4"/>
+              <w:bottom w:val="single" w:color="808080" w:sz="4"/>
+              <w:right w:val="single" w:color="808080" w:sz="4"/>
+            </w:tcBorders>
+            <w:tcMar>
+              <w:top w:type="dxa" w:w="50"/>
+              <w:left w:type="dxa" w:w="100"/>
+              <w:bottom w:type="dxa" w:w="50"/>
+              <w:right w:type="dxa" w:w="100"/>
+            </w:tcMar>
+          </w:tcPr>
+          <w:p>
+            <w:pPr>
+              <w:keepNext w:val="false"/>
+              <w:spacing w:after="0"/>
+            </w:pPr>
+            <w:r>
+              <w:rPr>
+                <w:rFonts w:ascii="Times New Roman" w:cs="Times New Roman" w:eastAsia="Times New Roman" w:hAnsi="Times New Roman"/>
+                <w:sz w:val="19"/>
+                <w:szCs w:val="19"/>
+              </w:rPr>
+              <w:t xml:space="preserve">INTERFACE ERROR: text</w:t>
+            </w:r>
+          </w:p>
+        </w:tc>
+        <w:tc>
+          <w:tcPr>
+            <w:tcW w:type="dxa" w:w="5838"/>
+            <w:tcBorders>
+              <w:top w:val="single" w:color="808080" w:sz="4"/>
+              <w:left w:val="single" w:color="808080" w:sz="4"/>
+              <w:bottom w:val="single" w:color="808080" w:sz="4"/>
+              <w:right w:val="single" w:color="808080" w:sz="4"/>
+            </w:tcBorders>
+            <w:tcMar>
+              <w:top w:type="dxa" w:w="50"/>
+              <w:left w:type="dxa" w:w="100"/>
+              <w:bottom w:type="dxa" w:w="50"/>
+              <w:right w:type="dxa" w:w="100"/>
+            </w:tcMar>
+          </w:tcPr>
+          <w:p>
+            <w:pPr>
+              <w:keepNext w:val="false"/>
+              <w:spacing w:after="0"/>
+            </w:pPr>
+            <w:r>
+              <w:rPr>
+                <w:rFonts w:ascii="Times New Roman" w:cs="Times New Roman" w:eastAsia="Times New Roman" w:hAnsi="Times New Roman"/>
+                <w:sz w:val="19"/>
+                <w:szCs w:val="19"/>
+              </w:rPr>
+              <w:t xml:space="preserve">A class does not supply a member of an interface it implements, for instance </w:t>
+            </w:r>
+            <w:r>
+              <w:rPr>
+                <w:rFonts w:ascii="Courier New" w:cs="Courier New" w:eastAsia="Courier New" w:hAnsi="Courier New"/>
+                <w:sz w:val="17"/>
+                <w:szCs w:val="17"/>
+              </w:rPr>
+              <w:t xml:space="preserve">B must have a public method Foo</w:t>
+            </w:r>
+            <w:r>
+              <w:rPr>
+                <w:rFonts w:ascii="Times New Roman" w:cs="Times New Roman" w:eastAsia="Times New Roman" w:hAnsi="Times New Roman"/>
+                <w:sz w:val="19"/>
+                <w:szCs w:val="19"/>
+              </w:rPr>
+              <w:t xml:space="preserve">.</w:t>
+            </w:r>
+          </w:p>
+        </w:tc>
+      </w:tr>
+      <w:tr>
+        <w:trPr>
+          <w:cantSplit/>
+        </w:trPr>
+        <w:tc>
+          <w:tcPr>
+            <w:tcW w:type="dxa" w:w="3800"/>
+            <w:tcBorders>
+              <w:top w:val="single" w:color="808080" w:sz="4"/>
+              <w:left w:val="single" w:color="808080" w:sz="4"/>
+              <w:bottom w:val="single" w:color="808080" w:sz="4"/>
+              <w:right w:val="single" w:color="808080" w:sz="4"/>
+            </w:tcBorders>
+            <w:tcMar>
+              <w:top w:type="dxa" w:w="50"/>
+              <w:left w:type="dxa" w:w="100"/>
+              <w:bottom w:type="dxa" w:w="50"/>
+              <w:right w:type="dxa" w:w="100"/>
+            </w:tcMar>
+          </w:tcPr>
+          <w:p>
+            <w:pPr>
+              <w:keepNext w:val="false"/>
+              <w:spacing w:after="0"/>
+            </w:pPr>
+            <w:r>
+              <w:rPr>
+                <w:rFonts w:ascii="Times New Roman" w:cs="Times New Roman" w:eastAsia="Times New Roman" w:hAnsi="Times New Roman"/>
+                <w:sz w:val="19"/>
+                <w:szCs w:val="19"/>
+              </w:rPr>
+              <w:t xml:space="preserve">VALUE ERROR: text</w:t>
+            </w:r>
+          </w:p>
+        </w:tc>
+        <w:tc>
+          <w:tcPr>
+            <w:tcW w:type="dxa" w:w="5838"/>
+            <w:tcBorders>
+              <w:top w:val="single" w:color="808080" w:sz="4"/>
+              <w:left w:val="single" w:color="808080" w:sz="4"/>
+              <w:bottom w:val="single" w:color="808080" w:sz="4"/>
+              <w:right w:val="single" w:color="808080" w:sz="4"/>
+            </w:tcBorders>
+            <w:tcMar>
+              <w:top w:type="dxa" w:w="50"/>
+              <w:left w:type="dxa" w:w="100"/>
+              <w:bottom w:type="dxa" w:w="50"/>
+              <w:right w:type="dxa" w:w="100"/>
+            </w:tcMar>
+          </w:tcPr>
+          <w:p>
+            <w:pPr>
+              <w:keepNext w:val="false"/>
+              <w:spacing w:after="0"/>
+            </w:pPr>
+            <w:r>
+              <w:rPr>
+                <w:rFonts w:ascii="Times New Roman" w:cs="Times New Roman" w:eastAsia="Times New Roman" w:hAnsi="Times New Roman"/>
+                <w:sz w:val="19"/>
+                <w:szCs w:val="19"/>
+              </w:rPr>
+              <w:t xml:space="preserve">An object, class or name that was used is gone: it was expunged, or never existed.</w:t>
             </w:r>
           </w:p>
         </w:tc>
@@ -42727,6 +43248,98 @@
           <w:sz w:val="21"/>
           <w:szCs w:val="21"/>
         </w:rPr>
+        <w:t xml:space="preserve">Objects</w:t>
+      </w:r>
+      <w:r>
+        <w:rPr>
+          <w:rFonts w:ascii="Times New Roman" w:cs="Times New Roman" w:eastAsia="Times New Roman" w:hAnsi="Times New Roman"/>
+          <w:sz w:val="21"/>
+          <w:szCs w:val="21"/>
+        </w:rPr>
+        <w:t xml:space="preserve"> have no </w:t>
+      </w:r>
+      <w:r>
+        <w:rPr>
+          <w:rFonts w:ascii="Courier New" w:cs="Courier New" w:eastAsia="Courier New" w:hAnsi="Courier New"/>
+          <w:sz w:val="19"/>
+          <w:szCs w:val="19"/>
+        </w:rPr>
+        <w:t xml:space="preserve">:Trap</w:t>
+      </w:r>
+      <w:r>
+        <w:rPr>
+          <w:rFonts w:ascii="Times New Roman" w:cs="Times New Roman" w:eastAsia="Times New Roman" w:hAnsi="Times New Roman"/>
+          <w:sz w:val="21"/>
+          <w:szCs w:val="21"/>
+        </w:rPr>
+        <w:t xml:space="preserve">, </w:t>
+      </w:r>
+      <w:r>
+        <w:rPr>
+          <w:rFonts w:ascii="Courier New" w:cs="Courier New" w:eastAsia="Courier New" w:hAnsi="Courier New"/>
+          <w:sz w:val="19"/>
+          <w:szCs w:val="19"/>
+        </w:rPr>
+        <w:t xml:space="preserve">:Using</w:t>
+      </w:r>
+      <w:r>
+        <w:rPr>
+          <w:rFonts w:ascii="Times New Roman" w:cs="Times New Roman" w:eastAsia="Times New Roman" w:hAnsi="Times New Roman"/>
+          <w:sz w:val="21"/>
+          <w:szCs w:val="21"/>
+        </w:rPr>
+        <w:t xml:space="preserve">, </w:t>
+      </w:r>
+      <w:r>
+        <w:rPr>
+          <w:rFonts w:ascii="Courier New" w:cs="Courier New" w:eastAsia="Courier New" w:hAnsi="Courier New"/>
+          <w:sz w:val="19"/>
+          <w:szCs w:val="19"/>
+        </w:rPr>
+        <w:t xml:space="preserve">:Implements Constructor</w:t>
+      </w:r>
+      <w:r>
+        <w:rPr>
+          <w:rFonts w:ascii="Times New Roman" w:cs="Times New Roman" w:eastAsia="Times New Roman" w:hAnsi="Times New Roman"/>
+          <w:sz w:val="21"/>
+          <w:szCs w:val="21"/>
+        </w:rPr>
+        <w:t xml:space="preserve">, class-level </w:t>
+      </w:r>
+      <w:r>
+        <w:rPr>
+          <w:rFonts w:ascii="Courier New" w:cs="Courier New" w:eastAsia="Courier New" w:hAnsi="Courier New"/>
+          <w:sz w:val="19"/>
+          <w:szCs w:val="19"/>
+        </w:rPr>
+        <w:t xml:space="preserve">:Field</w:t>
+      </w:r>
+      <w:r>
+        <w:rPr>
+          <w:rFonts w:ascii="Times New Roman" w:cs="Times New Roman" w:eastAsia="Times New Roman" w:hAnsi="Times New Roman"/>
+          <w:sz w:val="21"/>
+          <w:szCs w:val="21"/>
+        </w:rPr>
+        <w:t xml:space="preserve"> attributes beyond those of Chapter 11, multiple base classes, or operators in classes. A class that has live instances cannot be redefined. Events are delivered at once and not queued.</w:t>
+      </w:r>
+    </w:p>
+    <w:p>
+      <w:pPr>
+        <w:pStyle w:val="ListParagraph"/>
+        <w:numPr>
+          <w:ilvl w:val="0"/>
+          <w:numId w:val="2"/>
+        </w:numPr>
+        <w:spacing w:after="60"/>
+      </w:pPr>
+      <w:r>
+        <w:rPr>
+          <w:rFonts w:ascii="Times New Roman" w:cs="Times New Roman" w:eastAsia="Times New Roman" w:hAnsi="Times New Roman"/>
+          <w:b/>
+          <w:bCs/>
+          <w:sz w:val="21"/>
+          <w:szCs w:val="21"/>
+        </w:rPr>
         <w:t xml:space="preserve">Selective assignment</w:t>
       </w:r>
       <w:r>
@@ -44048,7 +44661,2024 @@
           <w:sz w:val="32"/>
           <w:szCs w:val="32"/>
         </w:rPr>
-        <w:t xml:space="preserve">Appendix A. Commands</w:t>
+        <w:t xml:space="preserve">Chapter 11. Namespaces, Classes and Objects</w:t>
+      </w:r>
+    </w:p>
+    <w:p>
+      <w:pPr>
+        <w:keepNext w:val="false"/>
+        <w:keepLines w:val="false"/>
+        <w:spacing w:after="160" w:before="0"/>
+      </w:pPr>
+      <w:r>
+        <w:rPr>
+          <w:rFonts w:ascii="Times New Roman" w:cs="Times New Roman" w:eastAsia="Times New Roman" w:hAnsi="Times New Roman"/>
+          <w:sz w:val="21"/>
+          <w:szCs w:val="21"/>
+        </w:rPr>
+        <w:t xml:space="preserve">Besides the classic workspace of variables and functions, the interpreter has the object features of Dyalog APL: </w:t>
+      </w:r>
+      <w:r>
+        <w:rPr>
+          <w:rFonts w:ascii="Times New Roman" w:cs="Times New Roman" w:eastAsia="Times New Roman" w:hAnsi="Times New Roman"/>
+          <w:b/>
+          <w:bCs/>
+          <w:sz w:val="21"/>
+          <w:szCs w:val="21"/>
+        </w:rPr>
+        <w:t xml:space="preserve">namespaces</w:t>
+      </w:r>
+      <w:r>
+        <w:rPr>
+          <w:rFonts w:ascii="Times New Roman" w:cs="Times New Roman" w:eastAsia="Times New Roman" w:hAnsi="Times New Roman"/>
+          <w:sz w:val="21"/>
+          <w:szCs w:val="21"/>
+        </w:rPr>
+        <w:t xml:space="preserve">, </w:t>
+      </w:r>
+      <w:r>
+        <w:rPr>
+          <w:rFonts w:ascii="Times New Roman" w:cs="Times New Roman" w:eastAsia="Times New Roman" w:hAnsi="Times New Roman"/>
+          <w:b/>
+          <w:bCs/>
+          <w:sz w:val="21"/>
+          <w:szCs w:val="21"/>
+        </w:rPr>
+        <w:t xml:space="preserve">classes</w:t>
+      </w:r>
+      <w:r>
+        <w:rPr>
+          <w:rFonts w:ascii="Times New Roman" w:cs="Times New Roman" w:eastAsia="Times New Roman" w:hAnsi="Times New Roman"/>
+          <w:sz w:val="21"/>
+          <w:szCs w:val="21"/>
+        </w:rPr>
+        <w:t xml:space="preserve">, </w:t>
+      </w:r>
+      <w:r>
+        <w:rPr>
+          <w:rFonts w:ascii="Times New Roman" w:cs="Times New Roman" w:eastAsia="Times New Roman" w:hAnsi="Times New Roman"/>
+          <w:b/>
+          <w:bCs/>
+          <w:sz w:val="21"/>
+          <w:szCs w:val="21"/>
+        </w:rPr>
+        <w:t xml:space="preserve">instances</w:t>
+      </w:r>
+      <w:r>
+        <w:rPr>
+          <w:rFonts w:ascii="Times New Roman" w:cs="Times New Roman" w:eastAsia="Times New Roman" w:hAnsi="Times New Roman"/>
+          <w:sz w:val="21"/>
+          <w:szCs w:val="21"/>
+        </w:rPr>
+        <w:t xml:space="preserve">, inheritance, </w:t>
+      </w:r>
+      <w:r>
+        <w:rPr>
+          <w:rFonts w:ascii="Times New Roman" w:cs="Times New Roman" w:eastAsia="Times New Roman" w:hAnsi="Times New Roman"/>
+          <w:b/>
+          <w:bCs/>
+          <w:sz w:val="21"/>
+          <w:szCs w:val="21"/>
+        </w:rPr>
+        <w:t xml:space="preserve">interfaces</w:t>
+      </w:r>
+      <w:r>
+        <w:rPr>
+          <w:rFonts w:ascii="Times New Roman" w:cs="Times New Roman" w:eastAsia="Times New Roman" w:hAnsi="Times New Roman"/>
+          <w:sz w:val="21"/>
+          <w:szCs w:val="21"/>
+        </w:rPr>
+        <w:t xml:space="preserve">, properties and events. They are optional. A program that does not use them runs exactly as before, and </w:t>
+      </w:r>
+      <w:r>
+        <w:rPr>
+          <w:rFonts w:ascii="Courier New" w:cs="Courier New" w:eastAsia="Courier New" w:hAnsi="Courier New"/>
+          <w:sz w:val="19"/>
+          <w:szCs w:val="19"/>
+        </w:rPr>
+        <w:t xml:space="preserve">)SAVE</w:t>
+      </w:r>
+      <w:r>
+        <w:rPr>
+          <w:rFonts w:ascii="Times New Roman" w:cs="Times New Roman" w:eastAsia="Times New Roman" w:hAnsi="Times New Roman"/>
+          <w:sz w:val="21"/>
+          <w:szCs w:val="21"/>
+        </w:rPr>
+        <w:t xml:space="preserve"> and </w:t>
+      </w:r>
+      <w:r>
+        <w:rPr>
+          <w:rFonts w:ascii="Courier New" w:cs="Courier New" w:eastAsia="Courier New" w:hAnsi="Courier New"/>
+          <w:sz w:val="19"/>
+          <w:szCs w:val="19"/>
+        </w:rPr>
+        <w:t xml:space="preserve">)LOAD</w:t>
+      </w:r>
+      <w:r>
+        <w:rPr>
+          <w:rFonts w:ascii="Times New Roman" w:cs="Times New Roman" w:eastAsia="Times New Roman" w:hAnsi="Times New Roman"/>
+          <w:sz w:val="21"/>
+          <w:szCs w:val="21"/>
+        </w:rPr>
+        <w:t xml:space="preserve"> keep everything, objects included.</w:t>
+      </w:r>
+    </w:p>
+    <w:p>
+      <w:pPr>
+        <w:pStyle w:val="Heading2"/>
+        <w:keepNext/>
+        <w:spacing w:after="120" w:before="240"/>
+        <w:outlineLvl w:val="1"/>
+      </w:pPr>
+      <w:r>
+        <w:rPr>
+          <w:rFonts w:ascii="Arial" w:cs="Arial" w:eastAsia="Arial" w:hAnsi="Arial"/>
+          <w:b/>
+          <w:bCs/>
+          <w:sz w:val="24"/>
+          <w:szCs w:val="24"/>
+        </w:rPr>
+        <w:t xml:space="preserve">Namespaces</w:t>
+      </w:r>
+    </w:p>
+    <w:p>
+      <w:pPr>
+        <w:keepNext w:val="false"/>
+        <w:keepLines w:val="false"/>
+        <w:spacing w:after="160" w:before="0"/>
+      </w:pPr>
+      <w:r>
+        <w:rPr>
+          <w:rFonts w:ascii="Times New Roman" w:cs="Times New Roman" w:eastAsia="Times New Roman" w:hAnsi="Times New Roman"/>
+          <w:sz w:val="21"/>
+          <w:szCs w:val="21"/>
+        </w:rPr>
+        <w:t xml:space="preserve">A namespace is a named container of variables, functions and other namespaces. It is written as a block that begins with </w:t>
+      </w:r>
+      <w:r>
+        <w:rPr>
+          <w:rFonts w:ascii="Courier New" w:cs="Courier New" w:eastAsia="Courier New" w:hAnsi="Courier New"/>
+          <w:sz w:val="19"/>
+          <w:szCs w:val="19"/>
+        </w:rPr>
+        <w:t xml:space="preserve">:Namespace Name</w:t>
+      </w:r>
+      <w:r>
+        <w:rPr>
+          <w:rFonts w:ascii="Times New Roman" w:cs="Times New Roman" w:eastAsia="Times New Roman" w:hAnsi="Times New Roman"/>
+          <w:sz w:val="21"/>
+          <w:szCs w:val="21"/>
+        </w:rPr>
+        <w:t xml:space="preserve"> and ends with </w:t>
+      </w:r>
+      <w:r>
+        <w:rPr>
+          <w:rFonts w:ascii="Courier New" w:cs="Courier New" w:eastAsia="Courier New" w:hAnsi="Courier New"/>
+          <w:sz w:val="19"/>
+          <w:szCs w:val="19"/>
+        </w:rPr>
+        <w:t xml:space="preserve">:EndNamespace</w:t>
+      </w:r>
+      <w:r>
+        <w:rPr>
+          <w:rFonts w:ascii="Times New Roman" w:cs="Times New Roman" w:eastAsia="Times New Roman" w:hAnsi="Times New Roman"/>
+          <w:sz w:val="21"/>
+          <w:szCs w:val="21"/>
+        </w:rPr>
+        <w:t xml:space="preserve">; the lines between are ordinary assignments and function definitions. A name inside is reached with a dot: </w:t>
+      </w:r>
+      <w:r>
+        <w:rPr>
+          <w:rFonts w:ascii="Courier New" w:cs="Courier New" w:eastAsia="Courier New" w:hAnsi="Courier New"/>
+          <w:sz w:val="19"/>
+          <w:szCs w:val="19"/>
+        </w:rPr>
+        <w:t xml:space="preserve">Util.Twice 4</w:t>
+      </w:r>
+      <w:r>
+        <w:rPr>
+          <w:rFonts w:ascii="Times New Roman" w:cs="Times New Roman" w:eastAsia="Times New Roman" w:hAnsi="Times New Roman"/>
+          <w:sz w:val="21"/>
+          <w:szCs w:val="21"/>
+        </w:rPr>
+        <w:t xml:space="preserve">, </w:t>
+      </w:r>
+      <w:r>
+        <w:rPr>
+          <w:rFonts w:ascii="Courier New" w:cs="Courier New" w:eastAsia="Courier New" w:hAnsi="Courier New"/>
+          <w:sz w:val="19"/>
+          <w:szCs w:val="19"/>
+        </w:rPr>
+        <w:t xml:space="preserve">Util.k</w:t>
+      </w:r>
+      <w:r>
+        <w:rPr>
+          <w:rFonts w:ascii="Times New Roman" w:cs="Times New Roman" w:eastAsia="Times New Roman" w:hAnsi="Times New Roman"/>
+          <w:sz w:val="21"/>
+          <w:szCs w:val="21"/>
+        </w:rPr>
+        <w:t xml:space="preserve">. Namespaces nest, and a dotted name may be used on the left of an assignment, </w:t>
+      </w:r>
+      <w:r>
+        <w:rPr>
+          <w:rFonts w:ascii="Courier New" w:cs="Courier New" w:eastAsia="Courier New" w:hAnsi="Courier New"/>
+          <w:sz w:val="19"/>
+          <w:szCs w:val="19"/>
+        </w:rPr>
+        <w:t xml:space="preserve">Util.k &lt;- 5</w:t>
+      </w:r>
+      <w:r>
+        <w:rPr>
+          <w:rFonts w:ascii="Times New Roman" w:cs="Times New Roman" w:eastAsia="Times New Roman" w:hAnsi="Times New Roman"/>
+          <w:sz w:val="21"/>
+          <w:szCs w:val="21"/>
+        </w:rPr>
+        <w:t xml:space="preserve">.</w:t>
+      </w:r>
+    </w:p>
+    <w:p>
+      <w:pPr>
+        <w:keepNext w:val="false"/>
+        <w:keepLines w:val="false"/>
+        <w:spacing w:after="160" w:before="0"/>
+      </w:pPr>
+      <w:r>
+        <w:rPr>
+          <w:rFonts w:ascii="Courier New" w:cs="Courier New" w:eastAsia="Courier New" w:hAnsi="Courier New"/>
+          <w:sz w:val="19"/>
+          <w:szCs w:val="19"/>
+        </w:rPr>
+        <w:t xml:space="preserve">:With ref</w:t>
+      </w:r>
+      <w:r>
+        <w:rPr>
+          <w:rFonts w:ascii="Times New Roman" w:cs="Times New Roman" w:eastAsia="Times New Roman" w:hAnsi="Times New Roman"/>
+          <w:sz w:val="21"/>
+          <w:szCs w:val="21"/>
+        </w:rPr>
+        <w:t xml:space="preserve"> ... </w:t>
+      </w:r>
+      <w:r>
+        <w:rPr>
+          <w:rFonts w:ascii="Courier New" w:cs="Courier New" w:eastAsia="Courier New" w:hAnsi="Courier New"/>
+          <w:sz w:val="19"/>
+          <w:szCs w:val="19"/>
+        </w:rPr>
+        <w:t xml:space="preserve">:EndWith</w:t>
+      </w:r>
+      <w:r>
+        <w:rPr>
+          <w:rFonts w:ascii="Times New Roman" w:cs="Times New Roman" w:eastAsia="Times New Roman" w:hAnsi="Times New Roman"/>
+          <w:sz w:val="21"/>
+          <w:szCs w:val="21"/>
+        </w:rPr>
+        <w:t xml:space="preserve"> makes the namespace or object </w:t>
+      </w:r>
+      <w:r>
+        <w:rPr>
+          <w:rFonts w:ascii="Courier New" w:cs="Courier New" w:eastAsia="Courier New" w:hAnsi="Courier New"/>
+          <w:sz w:val="19"/>
+          <w:szCs w:val="19"/>
+        </w:rPr>
+        <w:t xml:space="preserve">ref</w:t>
+      </w:r>
+      <w:r>
+        <w:rPr>
+          <w:rFonts w:ascii="Times New Roman" w:cs="Times New Roman" w:eastAsia="Times New Roman" w:hAnsi="Times New Roman"/>
+          <w:sz w:val="21"/>
+          <w:szCs w:val="21"/>
+        </w:rPr>
+        <w:t xml:space="preserve"> the current scope for the lines in between. </w:t>
+      </w:r>
+      <w:r>
+        <w:rPr>
+          <w:rFonts w:ascii="Courier New" w:cs="Courier New" w:eastAsia="Courier New" w:hAnsi="Courier New"/>
+          <w:sz w:val="19"/>
+          <w:szCs w:val="19"/>
+        </w:rPr>
+        <w:t xml:space="preserve">:Include ns</w:t>
+      </w:r>
+      <w:r>
+        <w:rPr>
+          <w:rFonts w:ascii="Times New Roman" w:cs="Times New Roman" w:eastAsia="Times New Roman" w:hAnsi="Times New Roman"/>
+          <w:sz w:val="21"/>
+          <w:szCs w:val="21"/>
+        </w:rPr>
+        <w:t xml:space="preserve"> inside a class copies the members of a namespace into it. </w:t>
+      </w:r>
+      <w:r>
+        <w:rPr>
+          <w:rFonts w:ascii="Courier New" w:cs="Courier New" w:eastAsia="Courier New" w:hAnsi="Courier New"/>
+          <w:sz w:val="19"/>
+          <w:szCs w:val="19"/>
+        </w:rPr>
+        <w:t xml:space="preserve">[]NS ''</w:t>
+      </w:r>
+      <w:r>
+        <w:rPr>
+          <w:rFonts w:ascii="Times New Roman" w:cs="Times New Roman" w:eastAsia="Times New Roman" w:hAnsi="Times New Roman"/>
+          <w:sz w:val="21"/>
+          <w:szCs w:val="21"/>
+        </w:rPr>
+        <w:t xml:space="preserve"> makes an anonymous namespace and returns a reference to it, and </w:t>
+      </w:r>
+      <w:r>
+        <w:rPr>
+          <w:rFonts w:ascii="Courier New" w:cs="Courier New" w:eastAsia="Courier New" w:hAnsi="Courier New"/>
+          <w:sz w:val="19"/>
+          <w:szCs w:val="19"/>
+        </w:rPr>
+        <w:t xml:space="preserve">)CS Name</w:t>
+      </w:r>
+      <w:r>
+        <w:rPr>
+          <w:rFonts w:ascii="Times New Roman" w:cs="Times New Roman" w:eastAsia="Times New Roman" w:hAnsi="Times New Roman"/>
+          <w:sz w:val="21"/>
+          <w:szCs w:val="21"/>
+        </w:rPr>
+        <w:t xml:space="preserve"> changes the current space for the session; </w:t>
+      </w:r>
+      <w:r>
+        <w:rPr>
+          <w:rFonts w:ascii="Courier New" w:cs="Courier New" w:eastAsia="Courier New" w:hAnsi="Courier New"/>
+          <w:sz w:val="19"/>
+          <w:szCs w:val="19"/>
+        </w:rPr>
+        <w:t xml:space="preserve">)CS</w:t>
+      </w:r>
+      <w:r>
+        <w:rPr>
+          <w:rFonts w:ascii="Times New Roman" w:cs="Times New Roman" w:eastAsia="Times New Roman" w:hAnsi="Times New Roman"/>
+          <w:sz w:val="21"/>
+          <w:szCs w:val="21"/>
+        </w:rPr>
+        <w:t xml:space="preserve"> alone returns to the root.</w:t>
+      </w:r>
+    </w:p>
+    <w:p>
+      <w:pPr>
+        <w:pStyle w:val="Heading2"/>
+        <w:keepNext/>
+        <w:spacing w:after="120" w:before="240"/>
+        <w:outlineLvl w:val="1"/>
+      </w:pPr>
+      <w:r>
+        <w:rPr>
+          <w:rFonts w:ascii="Arial" w:cs="Arial" w:eastAsia="Arial" w:hAnsi="Arial"/>
+          <w:b/>
+          <w:bCs/>
+          <w:sz w:val="24"/>
+          <w:szCs w:val="24"/>
+        </w:rPr>
+        <w:t xml:space="preserve">Classes</w:t>
+      </w:r>
+    </w:p>
+    <w:p>
+      <w:pPr>
+        <w:keepNext w:val="false"/>
+        <w:keepLines w:val="false"/>
+        <w:spacing w:after="160" w:before="0"/>
+      </w:pPr>
+      <w:r>
+        <w:rPr>
+          <w:rFonts w:ascii="Times New Roman" w:cs="Times New Roman" w:eastAsia="Times New Roman" w:hAnsi="Times New Roman"/>
+          <w:sz w:val="21"/>
+          <w:szCs w:val="21"/>
+        </w:rPr>
+        <w:t xml:space="preserve">A class is a block </w:t>
+      </w:r>
+      <w:r>
+        <w:rPr>
+          <w:rFonts w:ascii="Courier New" w:cs="Courier New" w:eastAsia="Courier New" w:hAnsi="Courier New"/>
+          <w:sz w:val="19"/>
+          <w:szCs w:val="19"/>
+        </w:rPr>
+        <w:t xml:space="preserve">:Class Name</w:t>
+      </w:r>
+      <w:r>
+        <w:rPr>
+          <w:rFonts w:ascii="Times New Roman" w:cs="Times New Roman" w:eastAsia="Times New Roman" w:hAnsi="Times New Roman"/>
+          <w:sz w:val="21"/>
+          <w:szCs w:val="21"/>
+        </w:rPr>
+        <w:t xml:space="preserve"> ... </w:t>
+      </w:r>
+      <w:r>
+        <w:rPr>
+          <w:rFonts w:ascii="Courier New" w:cs="Courier New" w:eastAsia="Courier New" w:hAnsi="Courier New"/>
+          <w:sz w:val="19"/>
+          <w:szCs w:val="19"/>
+        </w:rPr>
+        <w:t xml:space="preserve">:EndClass</w:t>
+      </w:r>
+      <w:r>
+        <w:rPr>
+          <w:rFonts w:ascii="Times New Roman" w:cs="Times New Roman" w:eastAsia="Times New Roman" w:hAnsi="Times New Roman"/>
+          <w:sz w:val="21"/>
+          <w:szCs w:val="21"/>
+        </w:rPr>
+        <w:t xml:space="preserve">. Inside it, </w:t>
+      </w:r>
+      <w:r>
+        <w:rPr>
+          <w:rFonts w:ascii="Courier New" w:cs="Courier New" w:eastAsia="Courier New" w:hAnsi="Courier New"/>
+          <w:sz w:val="19"/>
+          <w:szCs w:val="19"/>
+        </w:rPr>
+        <w:t xml:space="preserve">:Field</w:t>
+      </w:r>
+      <w:r>
+        <w:rPr>
+          <w:rFonts w:ascii="Times New Roman" w:cs="Times New Roman" w:eastAsia="Times New Roman" w:hAnsi="Times New Roman"/>
+          <w:sz w:val="21"/>
+          <w:szCs w:val="21"/>
+        </w:rPr>
+        <w:t xml:space="preserve"> declares data, </w:t>
+      </w:r>
+      <w:r>
+        <w:rPr>
+          <w:rFonts w:ascii="Courier New" w:cs="Courier New" w:eastAsia="Courier New" w:hAnsi="Courier New"/>
+          <w:sz w:val="19"/>
+          <w:szCs w:val="19"/>
+        </w:rPr>
+        <w:t xml:space="preserve">:Property</w:t>
+      </w:r>
+      <w:r>
+        <w:rPr>
+          <w:rFonts w:ascii="Times New Roman" w:cs="Times New Roman" w:eastAsia="Times New Roman" w:hAnsi="Times New Roman"/>
+          <w:sz w:val="21"/>
+          <w:szCs w:val="21"/>
+        </w:rPr>
+        <w:t xml:space="preserve"> declares a property, </w:t>
+      </w:r>
+      <w:r>
+        <w:rPr>
+          <w:rFonts w:ascii="Courier New" w:cs="Courier New" w:eastAsia="Courier New" w:hAnsi="Courier New"/>
+          <w:sz w:val="19"/>
+          <w:szCs w:val="19"/>
+        </w:rPr>
+        <w:t xml:space="preserve">:Event</w:t>
+      </w:r>
+      <w:r>
+        <w:rPr>
+          <w:rFonts w:ascii="Times New Roman" w:cs="Times New Roman" w:eastAsia="Times New Roman" w:hAnsi="Times New Roman"/>
+          <w:sz w:val="21"/>
+          <w:szCs w:val="21"/>
+        </w:rPr>
+        <w:t xml:space="preserve"> declares an event, and ordinary </w:t>
+      </w:r>
+      <w:r>
+        <w:rPr>
+          <w:rFonts w:ascii="Courier New" w:cs="Courier New" w:eastAsia="Courier New" w:hAnsi="Courier New"/>
+          <w:sz w:val="19"/>
+          <w:szCs w:val="19"/>
+        </w:rPr>
+        <w:t xml:space="preserve">nabla</w:t>
+      </w:r>
+      <w:r>
+        <w:rPr>
+          <w:rFonts w:ascii="Times New Roman" w:cs="Times New Roman" w:eastAsia="Times New Roman" w:hAnsi="Times New Roman"/>
+          <w:sz w:val="21"/>
+          <w:szCs w:val="21"/>
+        </w:rPr>
+        <w:t xml:space="preserve"> functions are the methods. A line such as </w:t>
+      </w:r>
+      <w:r>
+        <w:rPr>
+          <w:rFonts w:ascii="Courier New" w:cs="Courier New" w:eastAsia="Courier New" w:hAnsi="Courier New"/>
+          <w:sz w:val="19"/>
+          <w:szCs w:val="19"/>
+        </w:rPr>
+        <w:t xml:space="preserve">:Access Public</w:t>
+      </w:r>
+      <w:r>
+        <w:rPr>
+          <w:rFonts w:ascii="Times New Roman" w:cs="Times New Roman" w:eastAsia="Times New Roman" w:hAnsi="Times New Roman"/>
+          <w:sz w:val="21"/>
+          <w:szCs w:val="21"/>
+        </w:rPr>
+        <w:t xml:space="preserve"> or </w:t>
+      </w:r>
+      <w:r>
+        <w:rPr>
+          <w:rFonts w:ascii="Courier New" w:cs="Courier New" w:eastAsia="Courier New" w:hAnsi="Courier New"/>
+          <w:sz w:val="19"/>
+          <w:szCs w:val="19"/>
+        </w:rPr>
+        <w:t xml:space="preserve">:Override</w:t>
+      </w:r>
+      <w:r>
+        <w:rPr>
+          <w:rFonts w:ascii="Times New Roman" w:cs="Times New Roman" w:eastAsia="Times New Roman" w:hAnsi="Times New Roman"/>
+          <w:sz w:val="21"/>
+          <w:szCs w:val="21"/>
+        </w:rPr>
+        <w:t xml:space="preserve"> in front of a function changes how that one function is declared. </w:t>
+      </w:r>
+      <w:r>
+        <w:rPr>
+          <w:rFonts w:ascii="Courier New" w:cs="Courier New" w:eastAsia="Courier New" w:hAnsi="Courier New"/>
+          <w:sz w:val="19"/>
+          <w:szCs w:val="19"/>
+        </w:rPr>
+        <w:t xml:space="preserve">:Constructor</w:t>
+      </w:r>
+      <w:r>
+        <w:rPr>
+          <w:rFonts w:ascii="Times New Roman" w:cs="Times New Roman" w:eastAsia="Times New Roman" w:hAnsi="Times New Roman"/>
+          <w:sz w:val="21"/>
+          <w:szCs w:val="21"/>
+        </w:rPr>
+        <w:t xml:space="preserve"> and </w:t>
+      </w:r>
+      <w:r>
+        <w:rPr>
+          <w:rFonts w:ascii="Courier New" w:cs="Courier New" w:eastAsia="Courier New" w:hAnsi="Courier New"/>
+          <w:sz w:val="19"/>
+          <w:szCs w:val="19"/>
+        </w:rPr>
+        <w:t xml:space="preserve">:Destructor</w:t>
+      </w:r>
+      <w:r>
+        <w:rPr>
+          <w:rFonts w:ascii="Times New Roman" w:cs="Times New Roman" w:eastAsia="Times New Roman" w:hAnsi="Times New Roman"/>
+          <w:sz w:val="21"/>
+          <w:szCs w:val="21"/>
+        </w:rPr>
+        <w:t xml:space="preserve"> in front of a function mark it as the one that runs when an instance is made or discarded.</w:t>
+      </w:r>
+    </w:p>
+    <w:tbl>
+      <w:tblPr>
+        <w:tblW w:type="dxa" w:w="9638"/>
+        <w:tblBorders>
+          <w:top w:val="single" w:color="auto" w:sz="4"/>
+          <w:left w:val="single" w:color="auto" w:sz="4"/>
+          <w:bottom w:val="single" w:color="auto" w:sz="4"/>
+          <w:right w:val="single" w:color="auto" w:sz="4"/>
+          <w:insideH w:val="single" w:color="auto" w:sz="4"/>
+          <w:insideV w:val="single" w:color="auto" w:sz="4"/>
+        </w:tblBorders>
+      </w:tblPr>
+      <w:tblGrid>
+        <w:gridCol w:w="4200"/>
+        <w:gridCol w:w="5438"/>
+      </w:tblGrid>
+      <w:tr>
+        <w:trPr>
+          <w:cantSplit/>
+          <w:tblHeader/>
+        </w:trPr>
+        <w:tc>
+          <w:tcPr>
+            <w:tcW w:type="dxa" w:w="4200"/>
+            <w:tcBorders>
+              <w:top w:val="single" w:color="808080" w:sz="4"/>
+              <w:left w:val="single" w:color="808080" w:sz="4"/>
+              <w:bottom w:val="single" w:color="808080" w:sz="4"/>
+              <w:right w:val="single" w:color="808080" w:sz="4"/>
+            </w:tcBorders>
+            <w:shd w:fill="D9D9D9" w:color="auto" w:val="clear"/>
+            <w:tcMar>
+              <w:top w:type="dxa" w:w="50"/>
+              <w:left w:type="dxa" w:w="100"/>
+              <w:bottom w:type="dxa" w:w="50"/>
+              <w:right w:type="dxa" w:w="100"/>
+            </w:tcMar>
+          </w:tcPr>
+          <w:p>
+            <w:pPr>
+              <w:keepNext/>
+              <w:spacing w:after="0"/>
+            </w:pPr>
+            <w:r>
+              <w:rPr>
+                <w:rFonts w:ascii="Arial" w:cs="Arial" w:eastAsia="Arial" w:hAnsi="Arial"/>
+                <w:b/>
+                <w:bCs/>
+                <w:sz w:val="17"/>
+                <w:szCs w:val="17"/>
+              </w:rPr>
+              <w:t xml:space="preserve">Line</w:t>
+            </w:r>
+          </w:p>
+        </w:tc>
+        <w:tc>
+          <w:tcPr>
+            <w:tcW w:type="dxa" w:w="5438"/>
+            <w:tcBorders>
+              <w:top w:val="single" w:color="808080" w:sz="4"/>
+              <w:left w:val="single" w:color="808080" w:sz="4"/>
+              <w:bottom w:val="single" w:color="808080" w:sz="4"/>
+              <w:right w:val="single" w:color="808080" w:sz="4"/>
+            </w:tcBorders>
+            <w:shd w:fill="D9D9D9" w:color="auto" w:val="clear"/>
+            <w:tcMar>
+              <w:top w:type="dxa" w:w="50"/>
+              <w:left w:type="dxa" w:w="100"/>
+              <w:bottom w:type="dxa" w:w="50"/>
+              <w:right w:type="dxa" w:w="100"/>
+            </w:tcMar>
+          </w:tcPr>
+          <w:p>
+            <w:pPr>
+              <w:keepNext/>
+              <w:spacing w:after="0"/>
+            </w:pPr>
+            <w:r>
+              <w:rPr>
+                <w:rFonts w:ascii="Arial" w:cs="Arial" w:eastAsia="Arial" w:hAnsi="Arial"/>
+                <w:b/>
+                <w:bCs/>
+                <w:sz w:val="17"/>
+                <w:szCs w:val="17"/>
+              </w:rPr>
+              <w:t xml:space="preserve">Meaning</w:t>
+            </w:r>
+          </w:p>
+        </w:tc>
+      </w:tr>
+      <w:tr>
+        <w:trPr>
+          <w:cantSplit/>
+        </w:trPr>
+        <w:tc>
+          <w:tcPr>
+            <w:tcW w:type="dxa" w:w="4200"/>
+            <w:tcBorders>
+              <w:top w:val="single" w:color="808080" w:sz="4"/>
+              <w:left w:val="single" w:color="808080" w:sz="4"/>
+              <w:bottom w:val="single" w:color="808080" w:sz="4"/>
+              <w:right w:val="single" w:color="808080" w:sz="4"/>
+            </w:tcBorders>
+            <w:tcMar>
+              <w:top w:type="dxa" w:w="50"/>
+              <w:left w:type="dxa" w:w="100"/>
+              <w:bottom w:type="dxa" w:w="50"/>
+              <w:right w:type="dxa" w:w="100"/>
+            </w:tcMar>
+          </w:tcPr>
+          <w:p>
+            <w:pPr>
+              <w:keepNext/>
+              <w:spacing w:after="0"/>
+            </w:pPr>
+            <w:r>
+              <w:rPr>
+                <w:rFonts w:ascii="Courier New" w:cs="Courier New" w:eastAsia="Courier New" w:hAnsi="Courier New"/>
+                <w:sz w:val="17"/>
+                <w:szCs w:val="17"/>
+              </w:rPr>
+              <w:t xml:space="preserve">:Class Name :Extends Base :Implements I1 I2</w:t>
+            </w:r>
+          </w:p>
+        </w:tc>
+        <w:tc>
+          <w:tcPr>
+            <w:tcW w:type="dxa" w:w="5438"/>
+            <w:tcBorders>
+              <w:top w:val="single" w:color="808080" w:sz="4"/>
+              <w:left w:val="single" w:color="808080" w:sz="4"/>
+              <w:bottom w:val="single" w:color="808080" w:sz="4"/>
+              <w:right w:val="single" w:color="808080" w:sz="4"/>
+            </w:tcBorders>
+            <w:tcMar>
+              <w:top w:type="dxa" w:w="50"/>
+              <w:left w:type="dxa" w:w="100"/>
+              <w:bottom w:type="dxa" w:w="50"/>
+              <w:right w:type="dxa" w:w="100"/>
+            </w:tcMar>
+          </w:tcPr>
+          <w:p>
+            <w:pPr>
+              <w:keepNext/>
+              <w:spacing w:after="0"/>
+            </w:pPr>
+            <w:r>
+              <w:rPr>
+                <w:rFonts w:ascii="Times New Roman" w:cs="Times New Roman" w:eastAsia="Times New Roman" w:hAnsi="Times New Roman"/>
+                <w:sz w:val="19"/>
+                <w:szCs w:val="19"/>
+              </w:rPr>
+              <w:t xml:space="preserve">Start a class, optionally derived from Base and promising the interfaces I1, I2.</w:t>
+            </w:r>
+          </w:p>
+        </w:tc>
+      </w:tr>
+      <w:tr>
+        <w:trPr>
+          <w:cantSplit/>
+        </w:trPr>
+        <w:tc>
+          <w:tcPr>
+            <w:tcW w:type="dxa" w:w="4200"/>
+            <w:tcBorders>
+              <w:top w:val="single" w:color="808080" w:sz="4"/>
+              <w:left w:val="single" w:color="808080" w:sz="4"/>
+              <w:bottom w:val="single" w:color="808080" w:sz="4"/>
+              <w:right w:val="single" w:color="808080" w:sz="4"/>
+            </w:tcBorders>
+            <w:tcMar>
+              <w:top w:type="dxa" w:w="50"/>
+              <w:left w:type="dxa" w:w="100"/>
+              <w:bottom w:type="dxa" w:w="50"/>
+              <w:right w:type="dxa" w:w="100"/>
+            </w:tcMar>
+          </w:tcPr>
+          <w:p>
+            <w:pPr>
+              <w:keepNext/>
+              <w:spacing w:after="0"/>
+            </w:pPr>
+            <w:r>
+              <w:rPr>
+                <w:rFonts w:ascii="Courier New" w:cs="Courier New" w:eastAsia="Courier New" w:hAnsi="Courier New"/>
+                <w:sz w:val="17"/>
+                <w:szCs w:val="17"/>
+              </w:rPr>
+              <w:t xml:space="preserve">:Field [Public|Private] [Shared] [ReadOnly] name [&lt;- value]</w:t>
+            </w:r>
+          </w:p>
+        </w:tc>
+        <w:tc>
+          <w:tcPr>
+            <w:tcW w:type="dxa" w:w="5438"/>
+            <w:tcBorders>
+              <w:top w:val="single" w:color="808080" w:sz="4"/>
+              <w:left w:val="single" w:color="808080" w:sz="4"/>
+              <w:bottom w:val="single" w:color="808080" w:sz="4"/>
+              <w:right w:val="single" w:color="808080" w:sz="4"/>
+            </w:tcBorders>
+            <w:tcMar>
+              <w:top w:type="dxa" w:w="50"/>
+              <w:left w:type="dxa" w:w="100"/>
+              <w:bottom w:type="dxa" w:w="50"/>
+              <w:right w:type="dxa" w:w="100"/>
+            </w:tcMar>
+          </w:tcPr>
+          <w:p>
+            <w:pPr>
+              <w:keepNext/>
+              <w:spacing w:after="0"/>
+            </w:pPr>
+            <w:r>
+              <w:rPr>
+                <w:rFonts w:ascii="Times New Roman" w:cs="Times New Roman" w:eastAsia="Times New Roman" w:hAnsi="Times New Roman"/>
+                <w:sz w:val="19"/>
+                <w:szCs w:val="19"/>
+              </w:rPr>
+              <w:t xml:space="preserve">A data member. Private is the default. A Shared field is one value held by the class and seen by every instance. The value is evaluated when the instance is made.</w:t>
+            </w:r>
+          </w:p>
+        </w:tc>
+      </w:tr>
+      <w:tr>
+        <w:trPr>
+          <w:cantSplit/>
+        </w:trPr>
+        <w:tc>
+          <w:tcPr>
+            <w:tcW w:type="dxa" w:w="4200"/>
+            <w:tcBorders>
+              <w:top w:val="single" w:color="808080" w:sz="4"/>
+              <w:left w:val="single" w:color="808080" w:sz="4"/>
+              <w:bottom w:val="single" w:color="808080" w:sz="4"/>
+              <w:right w:val="single" w:color="808080" w:sz="4"/>
+            </w:tcBorders>
+            <w:tcMar>
+              <w:top w:type="dxa" w:w="50"/>
+              <w:left w:type="dxa" w:w="100"/>
+              <w:bottom w:type="dxa" w:w="50"/>
+              <w:right w:type="dxa" w:w="100"/>
+            </w:tcMar>
+          </w:tcPr>
+          <w:p>
+            <w:pPr>
+              <w:keepNext/>
+              <w:spacing w:after="0"/>
+            </w:pPr>
+            <w:r>
+              <w:rPr>
+                <w:rFonts w:ascii="Courier New" w:cs="Courier New" w:eastAsia="Courier New" w:hAnsi="Courier New"/>
+                <w:sz w:val="17"/>
+                <w:szCs w:val="17"/>
+              </w:rPr>
+              <w:t xml:space="preserve">:Access Public|Private [Shared]</w:t>
+            </w:r>
+          </w:p>
+        </w:tc>
+        <w:tc>
+          <w:tcPr>
+            <w:tcW w:type="dxa" w:w="5438"/>
+            <w:tcBorders>
+              <w:top w:val="single" w:color="808080" w:sz="4"/>
+              <w:left w:val="single" w:color="808080" w:sz="4"/>
+              <w:bottom w:val="single" w:color="808080" w:sz="4"/>
+              <w:right w:val="single" w:color="808080" w:sz="4"/>
+            </w:tcBorders>
+            <w:tcMar>
+              <w:top w:type="dxa" w:w="50"/>
+              <w:left w:type="dxa" w:w="100"/>
+              <w:bottom w:type="dxa" w:w="50"/>
+              <w:right w:type="dxa" w:w="100"/>
+            </w:tcMar>
+          </w:tcPr>
+          <w:p>
+            <w:pPr>
+              <w:keepNext/>
+              <w:spacing w:after="0"/>
+            </w:pPr>
+            <w:r>
+              <w:rPr>
+                <w:rFonts w:ascii="Times New Roman" w:cs="Times New Roman" w:eastAsia="Times New Roman" w:hAnsi="Times New Roman"/>
+                <w:sz w:val="19"/>
+                <w:szCs w:val="19"/>
+              </w:rPr>
+              <w:t xml:space="preserve">Applies to the next function: whether it can be called from outside, and whether it works on the class instead of an instance.</w:t>
+            </w:r>
+          </w:p>
+        </w:tc>
+      </w:tr>
+      <w:tr>
+        <w:trPr>
+          <w:cantSplit/>
+        </w:trPr>
+        <w:tc>
+          <w:tcPr>
+            <w:tcW w:type="dxa" w:w="4200"/>
+            <w:tcBorders>
+              <w:top w:val="single" w:color="808080" w:sz="4"/>
+              <w:left w:val="single" w:color="808080" w:sz="4"/>
+              <w:bottom w:val="single" w:color="808080" w:sz="4"/>
+              <w:right w:val="single" w:color="808080" w:sz="4"/>
+            </w:tcBorders>
+            <w:tcMar>
+              <w:top w:type="dxa" w:w="50"/>
+              <w:left w:type="dxa" w:w="100"/>
+              <w:bottom w:type="dxa" w:w="50"/>
+              <w:right w:type="dxa" w:w="100"/>
+            </w:tcMar>
+          </w:tcPr>
+          <w:p>
+            <w:pPr>
+              <w:keepNext/>
+              <w:spacing w:after="0"/>
+            </w:pPr>
+            <w:r>
+              <w:rPr>
+                <w:rFonts w:ascii="Courier New" w:cs="Courier New" w:eastAsia="Courier New" w:hAnsi="Courier New"/>
+                <w:sz w:val="17"/>
+                <w:szCs w:val="17"/>
+              </w:rPr>
+              <w:t xml:space="preserve">:Override</w:t>
+            </w:r>
+          </w:p>
+        </w:tc>
+        <w:tc>
+          <w:tcPr>
+            <w:tcW w:type="dxa" w:w="5438"/>
+            <w:tcBorders>
+              <w:top w:val="single" w:color="808080" w:sz="4"/>
+              <w:left w:val="single" w:color="808080" w:sz="4"/>
+              <w:bottom w:val="single" w:color="808080" w:sz="4"/>
+              <w:right w:val="single" w:color="808080" w:sz="4"/>
+            </w:tcBorders>
+            <w:tcMar>
+              <w:top w:type="dxa" w:w="50"/>
+              <w:left w:type="dxa" w:w="100"/>
+              <w:bottom w:type="dxa" w:w="50"/>
+              <w:right w:type="dxa" w:w="100"/>
+            </w:tcMar>
+          </w:tcPr>
+          <w:p>
+            <w:pPr>
+              <w:keepNext/>
+              <w:spacing w:after="0"/>
+            </w:pPr>
+            <w:r>
+              <w:rPr>
+                <w:rFonts w:ascii="Times New Roman" w:cs="Times New Roman" w:eastAsia="Times New Roman" w:hAnsi="Times New Roman"/>
+                <w:sz w:val="19"/>
+                <w:szCs w:val="19"/>
+              </w:rPr>
+              <w:t xml:space="preserve">Applies to the next function: it replaces a method of the base class. The name must exist in the base class, and a method that replaces one without :Override is a METHOD ERROR.</w:t>
+            </w:r>
+          </w:p>
+        </w:tc>
+      </w:tr>
+      <w:tr>
+        <w:trPr>
+          <w:cantSplit/>
+        </w:trPr>
+        <w:tc>
+          <w:tcPr>
+            <w:tcW w:type="dxa" w:w="4200"/>
+            <w:tcBorders>
+              <w:top w:val="single" w:color="808080" w:sz="4"/>
+              <w:left w:val="single" w:color="808080" w:sz="4"/>
+              <w:bottom w:val="single" w:color="808080" w:sz="4"/>
+              <w:right w:val="single" w:color="808080" w:sz="4"/>
+            </w:tcBorders>
+            <w:tcMar>
+              <w:top w:type="dxa" w:w="50"/>
+              <w:left w:type="dxa" w:w="100"/>
+              <w:bottom w:type="dxa" w:w="50"/>
+              <w:right w:type="dxa" w:w="100"/>
+            </w:tcMar>
+          </w:tcPr>
+          <w:p>
+            <w:pPr>
+              <w:keepNext/>
+              <w:spacing w:after="0"/>
+            </w:pPr>
+            <w:r>
+              <w:rPr>
+                <w:rFonts w:ascii="Courier New" w:cs="Courier New" w:eastAsia="Courier New" w:hAnsi="Courier New"/>
+                <w:sz w:val="17"/>
+                <w:szCs w:val="17"/>
+              </w:rPr>
+              <w:t xml:space="preserve">:Constructor</w:t>
+            </w:r>
+          </w:p>
+        </w:tc>
+        <w:tc>
+          <w:tcPr>
+            <w:tcW w:type="dxa" w:w="5438"/>
+            <w:tcBorders>
+              <w:top w:val="single" w:color="808080" w:sz="4"/>
+              <w:left w:val="single" w:color="808080" w:sz="4"/>
+              <w:bottom w:val="single" w:color="808080" w:sz="4"/>
+              <w:right w:val="single" w:color="808080" w:sz="4"/>
+            </w:tcBorders>
+            <w:tcMar>
+              <w:top w:type="dxa" w:w="50"/>
+              <w:left w:type="dxa" w:w="100"/>
+              <w:bottom w:type="dxa" w:w="50"/>
+              <w:right w:type="dxa" w:w="100"/>
+            </w:tcMar>
+          </w:tcPr>
+          <w:p>
+            <w:pPr>
+              <w:keepNext/>
+              <w:spacing w:after="0"/>
+            </w:pPr>
+            <w:r>
+              <w:rPr>
+                <w:rFonts w:ascii="Times New Roman" w:cs="Times New Roman" w:eastAsia="Times New Roman" w:hAnsi="Times New Roman"/>
+                <w:sz w:val="19"/>
+                <w:szCs w:val="19"/>
+              </w:rPr>
+              <w:t xml:space="preserve">The next function runs when </w:t>
+            </w:r>
+            <w:r>
+              <w:rPr>
+                <w:rFonts w:ascii="Courier New" w:cs="Courier New" w:eastAsia="Courier New" w:hAnsi="Courier New"/>
+                <w:sz w:val="17"/>
+                <w:szCs w:val="17"/>
+              </w:rPr>
+              <w:t xml:space="preserve">[]NEW</w:t>
+            </w:r>
+            <w:r>
+              <w:rPr>
+                <w:rFonts w:ascii="Times New Roman" w:cs="Times New Roman" w:eastAsia="Times New Roman" w:hAnsi="Times New Roman"/>
+                <w:sz w:val="19"/>
+                <w:szCs w:val="19"/>
+              </w:rPr>
+              <w:t xml:space="preserve"> makes an instance. Its arguments are the arguments of </w:t>
+            </w:r>
+            <w:r>
+              <w:rPr>
+                <w:rFonts w:ascii="Courier New" w:cs="Courier New" w:eastAsia="Courier New" w:hAnsi="Courier New"/>
+                <w:sz w:val="17"/>
+                <w:szCs w:val="17"/>
+              </w:rPr>
+              <w:t xml:space="preserve">[]NEW</w:t>
+            </w:r>
+            <w:r>
+              <w:rPr>
+                <w:rFonts w:ascii="Times New Roman" w:cs="Times New Roman" w:eastAsia="Times New Roman" w:hAnsi="Times New Roman"/>
+                <w:sz w:val="19"/>
+                <w:szCs w:val="19"/>
+              </w:rPr>
+              <w:t xml:space="preserve">.</w:t>
+            </w:r>
+          </w:p>
+        </w:tc>
+      </w:tr>
+      <w:tr>
+        <w:trPr>
+          <w:cantSplit/>
+        </w:trPr>
+        <w:tc>
+          <w:tcPr>
+            <w:tcW w:type="dxa" w:w="4200"/>
+            <w:tcBorders>
+              <w:top w:val="single" w:color="808080" w:sz="4"/>
+              <w:left w:val="single" w:color="808080" w:sz="4"/>
+              <w:bottom w:val="single" w:color="808080" w:sz="4"/>
+              <w:right w:val="single" w:color="808080" w:sz="4"/>
+            </w:tcBorders>
+            <w:tcMar>
+              <w:top w:type="dxa" w:w="50"/>
+              <w:left w:type="dxa" w:w="100"/>
+              <w:bottom w:type="dxa" w:w="50"/>
+              <w:right w:type="dxa" w:w="100"/>
+            </w:tcMar>
+          </w:tcPr>
+          <w:p>
+            <w:pPr>
+              <w:keepNext/>
+              <w:spacing w:after="0"/>
+            </w:pPr>
+            <w:r>
+              <w:rPr>
+                <w:rFonts w:ascii="Courier New" w:cs="Courier New" w:eastAsia="Courier New" w:hAnsi="Courier New"/>
+                <w:sz w:val="17"/>
+                <w:szCs w:val="17"/>
+              </w:rPr>
+              <w:t xml:space="preserve">:Destructor</w:t>
+            </w:r>
+          </w:p>
+        </w:tc>
+        <w:tc>
+          <w:tcPr>
+            <w:tcW w:type="dxa" w:w="5438"/>
+            <w:tcBorders>
+              <w:top w:val="single" w:color="808080" w:sz="4"/>
+              <w:left w:val="single" w:color="808080" w:sz="4"/>
+              <w:bottom w:val="single" w:color="808080" w:sz="4"/>
+              <w:right w:val="single" w:color="808080" w:sz="4"/>
+            </w:tcBorders>
+            <w:tcMar>
+              <w:top w:type="dxa" w:w="50"/>
+              <w:left w:type="dxa" w:w="100"/>
+              <w:bottom w:type="dxa" w:w="50"/>
+              <w:right w:type="dxa" w:w="100"/>
+            </w:tcMar>
+          </w:tcPr>
+          <w:p>
+            <w:pPr>
+              <w:keepNext/>
+              <w:spacing w:after="0"/>
+            </w:pPr>
+            <w:r>
+              <w:rPr>
+                <w:rFonts w:ascii="Times New Roman" w:cs="Times New Roman" w:eastAsia="Times New Roman" w:hAnsi="Times New Roman"/>
+                <w:sz w:val="19"/>
+                <w:szCs w:val="19"/>
+              </w:rPr>
+              <w:t xml:space="preserve">The next function runs when the last reference to the instance is gone.</w:t>
+            </w:r>
+          </w:p>
+        </w:tc>
+      </w:tr>
+      <w:tr>
+        <w:trPr>
+          <w:cantSplit/>
+        </w:trPr>
+        <w:tc>
+          <w:tcPr>
+            <w:tcW w:type="dxa" w:w="4200"/>
+            <w:tcBorders>
+              <w:top w:val="single" w:color="808080" w:sz="4"/>
+              <w:left w:val="single" w:color="808080" w:sz="4"/>
+              <w:bottom w:val="single" w:color="808080" w:sz="4"/>
+              <w:right w:val="single" w:color="808080" w:sz="4"/>
+            </w:tcBorders>
+            <w:tcMar>
+              <w:top w:type="dxa" w:w="50"/>
+              <w:left w:type="dxa" w:w="100"/>
+              <w:bottom w:type="dxa" w:w="50"/>
+              <w:right w:type="dxa" w:w="100"/>
+            </w:tcMar>
+          </w:tcPr>
+          <w:p>
+            <w:pPr>
+              <w:keepNext/>
+              <w:spacing w:after="0"/>
+            </w:pPr>
+            <w:r>
+              <w:rPr>
+                <w:rFonts w:ascii="Courier New" w:cs="Courier New" w:eastAsia="Courier New" w:hAnsi="Courier New"/>
+                <w:sz w:val="17"/>
+                <w:szCs w:val="17"/>
+              </w:rPr>
+              <w:t xml:space="preserve">:Property [Public] Name</w:t>
+            </w:r>
+          </w:p>
+        </w:tc>
+        <w:tc>
+          <w:tcPr>
+            <w:tcW w:type="dxa" w:w="5438"/>
+            <w:tcBorders>
+              <w:top w:val="single" w:color="808080" w:sz="4"/>
+              <w:left w:val="single" w:color="808080" w:sz="4"/>
+              <w:bottom w:val="single" w:color="808080" w:sz="4"/>
+              <w:right w:val="single" w:color="808080" w:sz="4"/>
+            </w:tcBorders>
+            <w:tcMar>
+              <w:top w:type="dxa" w:w="50"/>
+              <w:left w:type="dxa" w:w="100"/>
+              <w:bottom w:type="dxa" w:w="50"/>
+              <w:right w:type="dxa" w:w="100"/>
+            </w:tcMar>
+          </w:tcPr>
+          <w:p>
+            <w:pPr>
+              <w:keepNext/>
+              <w:spacing w:after="0"/>
+            </w:pPr>
+            <w:r>
+              <w:rPr>
+                <w:rFonts w:ascii="Times New Roman" w:cs="Times New Roman" w:eastAsia="Times New Roman" w:hAnsi="Times New Roman"/>
+                <w:sz w:val="19"/>
+                <w:szCs w:val="19"/>
+              </w:rPr>
+              <w:t xml:space="preserve">A property whose functions follow: </w:t>
+            </w:r>
+            <w:r>
+              <w:rPr>
+                <w:rFonts w:ascii="Courier New" w:cs="Courier New" w:eastAsia="Courier New" w:hAnsi="Courier New"/>
+                <w:sz w:val="17"/>
+                <w:szCs w:val="17"/>
+              </w:rPr>
+              <w:t xml:space="preserve">R&lt;-get</w:t>
+            </w:r>
+            <w:r>
+              <w:rPr>
+                <w:rFonts w:ascii="Times New Roman" w:cs="Times New Roman" w:eastAsia="Times New Roman" w:hAnsi="Times New Roman"/>
+                <w:sz w:val="19"/>
+                <w:szCs w:val="19"/>
+              </w:rPr>
+              <w:t xml:space="preserve"> and </w:t>
+            </w:r>
+            <w:r>
+              <w:rPr>
+                <w:rFonts w:ascii="Courier New" w:cs="Courier New" w:eastAsia="Courier New" w:hAnsi="Courier New"/>
+                <w:sz w:val="17"/>
+                <w:szCs w:val="17"/>
+              </w:rPr>
+              <w:t xml:space="preserve">set V</w:t>
+            </w:r>
+            <w:r>
+              <w:rPr>
+                <w:rFonts w:ascii="Times New Roman" w:cs="Times New Roman" w:eastAsia="Times New Roman" w:hAnsi="Times New Roman"/>
+                <w:sz w:val="19"/>
+                <w:szCs w:val="19"/>
+              </w:rPr>
+              <w:t xml:space="preserve">. Without a set function the property is read only.</w:t>
+            </w:r>
+          </w:p>
+        </w:tc>
+      </w:tr>
+      <w:tr>
+        <w:trPr>
+          <w:cantSplit/>
+        </w:trPr>
+        <w:tc>
+          <w:tcPr>
+            <w:tcW w:type="dxa" w:w="4200"/>
+            <w:tcBorders>
+              <w:top w:val="single" w:color="808080" w:sz="4"/>
+              <w:left w:val="single" w:color="808080" w:sz="4"/>
+              <w:bottom w:val="single" w:color="808080" w:sz="4"/>
+              <w:right w:val="single" w:color="808080" w:sz="4"/>
+            </w:tcBorders>
+            <w:tcMar>
+              <w:top w:type="dxa" w:w="50"/>
+              <w:left w:type="dxa" w:w="100"/>
+              <w:bottom w:type="dxa" w:w="50"/>
+              <w:right w:type="dxa" w:w="100"/>
+            </w:tcMar>
+          </w:tcPr>
+          <w:p>
+            <w:pPr>
+              <w:keepNext/>
+              <w:spacing w:after="0"/>
+            </w:pPr>
+            <w:r>
+              <w:rPr>
+                <w:rFonts w:ascii="Courier New" w:cs="Courier New" w:eastAsia="Courier New" w:hAnsi="Courier New"/>
+                <w:sz w:val="17"/>
+                <w:szCs w:val="17"/>
+              </w:rPr>
+              <w:t xml:space="preserve">:Event Name</w:t>
+            </w:r>
+          </w:p>
+        </w:tc>
+        <w:tc>
+          <w:tcPr>
+            <w:tcW w:type="dxa" w:w="5438"/>
+            <w:tcBorders>
+              <w:top w:val="single" w:color="808080" w:sz="4"/>
+              <w:left w:val="single" w:color="808080" w:sz="4"/>
+              <w:bottom w:val="single" w:color="808080" w:sz="4"/>
+              <w:right w:val="single" w:color="808080" w:sz="4"/>
+            </w:tcBorders>
+            <w:tcMar>
+              <w:top w:type="dxa" w:w="50"/>
+              <w:left w:type="dxa" w:w="100"/>
+              <w:bottom w:type="dxa" w:w="50"/>
+              <w:right w:type="dxa" w:w="100"/>
+            </w:tcMar>
+          </w:tcPr>
+          <w:p>
+            <w:pPr>
+              <w:keepNext/>
+              <w:spacing w:after="0"/>
+            </w:pPr>
+            <w:r>
+              <w:rPr>
+                <w:rFonts w:ascii="Times New Roman" w:cs="Times New Roman" w:eastAsia="Times New Roman" w:hAnsi="Times New Roman"/>
+                <w:sz w:val="19"/>
+                <w:szCs w:val="19"/>
+              </w:rPr>
+              <w:t xml:space="preserve">Declares an event that instances can raise with </w:t>
+            </w:r>
+            <w:r>
+              <w:rPr>
+                <w:rFonts w:ascii="Courier New" w:cs="Courier New" w:eastAsia="Courier New" w:hAnsi="Courier New"/>
+                <w:sz w:val="17"/>
+                <w:szCs w:val="17"/>
+              </w:rPr>
+              <w:t xml:space="preserve">[]NQ</w:t>
+            </w:r>
+            <w:r>
+              <w:rPr>
+                <w:rFonts w:ascii="Times New Roman" w:cs="Times New Roman" w:eastAsia="Times New Roman" w:hAnsi="Times New Roman"/>
+                <w:sz w:val="19"/>
+                <w:szCs w:val="19"/>
+              </w:rPr>
+              <w:t xml:space="preserve">.</w:t>
+            </w:r>
+          </w:p>
+        </w:tc>
+      </w:tr>
+      <w:tr>
+        <w:trPr>
+          <w:cantSplit/>
+        </w:trPr>
+        <w:tc>
+          <w:tcPr>
+            <w:tcW w:type="dxa" w:w="4200"/>
+            <w:tcBorders>
+              <w:top w:val="single" w:color="808080" w:sz="4"/>
+              <w:left w:val="single" w:color="808080" w:sz="4"/>
+              <w:bottom w:val="single" w:color="808080" w:sz="4"/>
+              <w:right w:val="single" w:color="808080" w:sz="4"/>
+            </w:tcBorders>
+            <w:tcMar>
+              <w:top w:type="dxa" w:w="50"/>
+              <w:left w:type="dxa" w:w="100"/>
+              <w:bottom w:type="dxa" w:w="50"/>
+              <w:right w:type="dxa" w:w="100"/>
+            </w:tcMar>
+          </w:tcPr>
+          <w:p>
+            <w:pPr>
+              <w:keepNext/>
+              <w:spacing w:after="0"/>
+            </w:pPr>
+            <w:r>
+              <w:rPr>
+                <w:rFonts w:ascii="Courier New" w:cs="Courier New" w:eastAsia="Courier New" w:hAnsi="Courier New"/>
+                <w:sz w:val="17"/>
+                <w:szCs w:val="17"/>
+              </w:rPr>
+              <w:t xml:space="preserve">:Include ns</w:t>
+            </w:r>
+          </w:p>
+        </w:tc>
+        <w:tc>
+          <w:tcPr>
+            <w:tcW w:type="dxa" w:w="5438"/>
+            <w:tcBorders>
+              <w:top w:val="single" w:color="808080" w:sz="4"/>
+              <w:left w:val="single" w:color="808080" w:sz="4"/>
+              <w:bottom w:val="single" w:color="808080" w:sz="4"/>
+              <w:right w:val="single" w:color="808080" w:sz="4"/>
+            </w:tcBorders>
+            <w:tcMar>
+              <w:top w:type="dxa" w:w="50"/>
+              <w:left w:type="dxa" w:w="100"/>
+              <w:bottom w:type="dxa" w:w="50"/>
+              <w:right w:type="dxa" w:w="100"/>
+            </w:tcMar>
+          </w:tcPr>
+          <w:p>
+            <w:pPr>
+              <w:keepNext/>
+              <w:spacing w:after="0"/>
+            </w:pPr>
+            <w:r>
+              <w:rPr>
+                <w:rFonts w:ascii="Times New Roman" w:cs="Times New Roman" w:eastAsia="Times New Roman" w:hAnsi="Times New Roman"/>
+                <w:sz w:val="19"/>
+                <w:szCs w:val="19"/>
+              </w:rPr>
+              <w:t xml:space="preserve">Copies the members of the namespace ns into the class.</w:t>
+            </w:r>
+          </w:p>
+        </w:tc>
+      </w:tr>
+    </w:tbl>
+    <w:p>
+      <w:pPr>
+        <w:spacing w:after="200" w:before="60"/>
+      </w:pPr>
+      <w:r>
+        <w:rPr>
+          <w:rFonts w:ascii="Arial" w:cs="Arial" w:eastAsia="Arial" w:hAnsi="Arial"/>
+          <w:b/>
+          <w:bCs/>
+          <w:sz w:val="17"/>
+          <w:szCs w:val="17"/>
+        </w:rPr>
+        <w:t xml:space="preserve">Figure 45.</w:t>
+      </w:r>
+      <w:r>
+        <w:rPr>
+          <w:rFonts w:ascii="Arial" w:cs="Arial" w:eastAsia="Arial" w:hAnsi="Arial"/>
+          <w:sz w:val="17"/>
+          <w:szCs w:val="17"/>
+        </w:rPr>
+        <w:t xml:space="preserve"> Class declarations</w:t>
+      </w:r>
+    </w:p>
+    <w:p>
+      <w:pPr>
+        <w:keepNext w:val="false"/>
+        <w:keepLines w:val="false"/>
+        <w:spacing w:after="160" w:before="0"/>
+      </w:pPr>
+      <w:r>
+        <w:rPr>
+          <w:rFonts w:ascii="Times New Roman" w:cs="Times New Roman" w:eastAsia="Times New Roman" w:hAnsi="Times New Roman"/>
+          <w:sz w:val="21"/>
+          <w:szCs w:val="21"/>
+        </w:rPr>
+        <w:t xml:space="preserve">A Private member is visible only to the methods of the class that declares it. Public members are visible everywhere. A constructor and a destructor are always visible to derived classes so that they can call </w:t>
+      </w:r>
+      <w:r>
+        <w:rPr>
+          <w:rFonts w:ascii="Courier New" w:cs="Courier New" w:eastAsia="Courier New" w:hAnsi="Courier New"/>
+          <w:sz w:val="19"/>
+          <w:szCs w:val="19"/>
+        </w:rPr>
+        <w:t xml:space="preserve">[]BASE</w:t>
+      </w:r>
+      <w:r>
+        <w:rPr>
+          <w:rFonts w:ascii="Times New Roman" w:cs="Times New Roman" w:eastAsia="Times New Roman" w:hAnsi="Times New Roman"/>
+          <w:sz w:val="21"/>
+          <w:szCs w:val="21"/>
+        </w:rPr>
+        <w:t xml:space="preserve">.</w:t>
+      </w:r>
+    </w:p>
+    <w:p>
+      <w:pPr>
+        <w:pStyle w:val="Heading2"/>
+        <w:keepNext/>
+        <w:spacing w:after="120" w:before="240"/>
+        <w:outlineLvl w:val="1"/>
+      </w:pPr>
+      <w:r>
+        <w:rPr>
+          <w:rFonts w:ascii="Arial" w:cs="Arial" w:eastAsia="Arial" w:hAnsi="Arial"/>
+          <w:b/>
+          <w:bCs/>
+          <w:sz w:val="24"/>
+          <w:szCs w:val="24"/>
+        </w:rPr>
+        <w:t xml:space="preserve">Instances</w:t>
+      </w:r>
+    </w:p>
+    <w:p>
+      <w:pPr>
+        <w:keepNext w:val="false"/>
+        <w:keepLines w:val="false"/>
+        <w:spacing w:after="160" w:before="0"/>
+      </w:pPr>
+      <w:r>
+        <w:rPr>
+          <w:rFonts w:ascii="Courier New" w:cs="Courier New" w:eastAsia="Courier New" w:hAnsi="Courier New"/>
+          <w:sz w:val="19"/>
+          <w:szCs w:val="19"/>
+        </w:rPr>
+        <w:t xml:space="preserve">[]NEW Account 100</w:t>
+      </w:r>
+      <w:r>
+        <w:rPr>
+          <w:rFonts w:ascii="Times New Roman" w:cs="Times New Roman" w:eastAsia="Times New Roman" w:hAnsi="Times New Roman"/>
+          <w:sz w:val="21"/>
+          <w:szCs w:val="21"/>
+        </w:rPr>
+        <w:t xml:space="preserve"> makes an instance of Account and passes 100 to its constructor. The result is a </w:t>
+      </w:r>
+      <w:r>
+        <w:rPr>
+          <w:rFonts w:ascii="Times New Roman" w:cs="Times New Roman" w:eastAsia="Times New Roman" w:hAnsi="Times New Roman"/>
+          <w:b/>
+          <w:bCs/>
+          <w:sz w:val="21"/>
+          <w:szCs w:val="21"/>
+        </w:rPr>
+        <w:t xml:space="preserve">reference</w:t>
+      </w:r>
+      <w:r>
+        <w:rPr>
+          <w:rFonts w:ascii="Times New Roman" w:cs="Times New Roman" w:eastAsia="Times New Roman" w:hAnsi="Times New Roman"/>
+          <w:sz w:val="21"/>
+          <w:szCs w:val="21"/>
+        </w:rPr>
+        <w:t xml:space="preserve">: a scalar value that can be assigned, put in an array, passed to a function and compared with </w:t>
+      </w:r>
+      <w:r>
+        <w:rPr>
+          <w:rFonts w:ascii="Courier New" w:cs="Courier New" w:eastAsia="Courier New" w:hAnsi="Courier New"/>
+          <w:sz w:val="19"/>
+          <w:szCs w:val="19"/>
+        </w:rPr>
+        <w:t xml:space="preserve">match</w:t>
+      </w:r>
+      <w:r>
+        <w:rPr>
+          <w:rFonts w:ascii="Times New Roman" w:cs="Times New Roman" w:eastAsia="Times New Roman" w:hAnsi="Times New Roman"/>
+          <w:sz w:val="21"/>
+          <w:szCs w:val="21"/>
+        </w:rPr>
+        <w:t xml:space="preserve">. Two references are equal if they point at the same instance. A reference prints as </w:t>
+      </w:r>
+      <w:r>
+        <w:rPr>
+          <w:rFonts w:ascii="Courier New" w:cs="Courier New" w:eastAsia="Courier New" w:hAnsi="Courier New"/>
+          <w:sz w:val="19"/>
+          <w:szCs w:val="19"/>
+        </w:rPr>
+        <w:t xml:space="preserve">#.[Account]</w:t>
+      </w:r>
+      <w:r>
+        <w:rPr>
+          <w:rFonts w:ascii="Times New Roman" w:cs="Times New Roman" w:eastAsia="Times New Roman" w:hAnsi="Times New Roman"/>
+          <w:sz w:val="21"/>
+          <w:szCs w:val="21"/>
+        </w:rPr>
+        <w:t xml:space="preserve">; a class prints as </w:t>
+      </w:r>
+      <w:r>
+        <w:rPr>
+          <w:rFonts w:ascii="Courier New" w:cs="Courier New" w:eastAsia="Courier New" w:hAnsi="Courier New"/>
+          <w:sz w:val="19"/>
+          <w:szCs w:val="19"/>
+        </w:rPr>
+        <w:t xml:space="preserve">#.[Class Account]</w:t>
+      </w:r>
+      <w:r>
+        <w:rPr>
+          <w:rFonts w:ascii="Times New Roman" w:cs="Times New Roman" w:eastAsia="Times New Roman" w:hAnsi="Times New Roman"/>
+          <w:sz w:val="21"/>
+          <w:szCs w:val="21"/>
+        </w:rPr>
+        <w:t xml:space="preserve"> and an anonymous namespace as </w:t>
+      </w:r>
+      <w:r>
+        <w:rPr>
+          <w:rFonts w:ascii="Courier New" w:cs="Courier New" w:eastAsia="Courier New" w:hAnsi="Courier New"/>
+          <w:sz w:val="19"/>
+          <w:szCs w:val="19"/>
+        </w:rPr>
+        <w:t xml:space="preserve">#.[Namespace]</w:t>
+      </w:r>
+      <w:r>
+        <w:rPr>
+          <w:rFonts w:ascii="Times New Roman" w:cs="Times New Roman" w:eastAsia="Times New Roman" w:hAnsi="Times New Roman"/>
+          <w:sz w:val="21"/>
+          <w:szCs w:val="21"/>
+        </w:rPr>
+        <w:t xml:space="preserve">. A member is selected with a dot: </w:t>
+      </w:r>
+      <w:r>
+        <w:rPr>
+          <w:rFonts w:ascii="Courier New" w:cs="Courier New" w:eastAsia="Courier New" w:hAnsi="Courier New"/>
+          <w:sz w:val="19"/>
+          <w:szCs w:val="19"/>
+        </w:rPr>
+        <w:t xml:space="preserve">a.Balance</w:t>
+      </w:r>
+      <w:r>
+        <w:rPr>
+          <w:rFonts w:ascii="Times New Roman" w:cs="Times New Roman" w:eastAsia="Times New Roman" w:hAnsi="Times New Roman"/>
+          <w:sz w:val="21"/>
+          <w:szCs w:val="21"/>
+        </w:rPr>
+        <w:t xml:space="preserve">, </w:t>
+      </w:r>
+      <w:r>
+        <w:rPr>
+          <w:rFonts w:ascii="Courier New" w:cs="Courier New" w:eastAsia="Courier New" w:hAnsi="Courier New"/>
+          <w:sz w:val="19"/>
+          <w:szCs w:val="19"/>
+        </w:rPr>
+        <w:t xml:space="preserve">a.Deposit 50</w:t>
+      </w:r>
+      <w:r>
+        <w:rPr>
+          <w:rFonts w:ascii="Times New Roman" w:cs="Times New Roman" w:eastAsia="Times New Roman" w:hAnsi="Times New Roman"/>
+          <w:sz w:val="21"/>
+          <w:szCs w:val="21"/>
+        </w:rPr>
+        <w:t xml:space="preserve">, </w:t>
+      </w:r>
+      <w:r>
+        <w:rPr>
+          <w:rFonts w:ascii="Courier New" w:cs="Courier New" w:eastAsia="Courier New" w:hAnsi="Courier New"/>
+          <w:sz w:val="19"/>
+          <w:szCs w:val="19"/>
+        </w:rPr>
+        <w:t xml:space="preserve">a.balance &lt;- 7</w:t>
+      </w:r>
+      <w:r>
+        <w:rPr>
+          <w:rFonts w:ascii="Times New Roman" w:cs="Times New Roman" w:eastAsia="Times New Roman" w:hAnsi="Times New Roman"/>
+          <w:sz w:val="21"/>
+          <w:szCs w:val="21"/>
+        </w:rPr>
+        <w:t xml:space="preserve">. The form </w:t>
+      </w:r>
+      <w:r>
+        <w:rPr>
+          <w:rFonts w:ascii="Courier New" w:cs="Courier New" w:eastAsia="Courier New" w:hAnsi="Courier New"/>
+          <w:sz w:val="19"/>
+          <w:szCs w:val="19"/>
+        </w:rPr>
+        <w:t xml:space="preserve">(expr).member</w:t>
+      </w:r>
+      <w:r>
+        <w:rPr>
+          <w:rFonts w:ascii="Times New Roman" w:cs="Times New Roman" w:eastAsia="Times New Roman" w:hAnsi="Times New Roman"/>
+          <w:sz w:val="21"/>
+          <w:szCs w:val="21"/>
+        </w:rPr>
+        <w:t xml:space="preserve"> selects a member of a computed reference.</w:t>
+      </w:r>
+    </w:p>
+    <w:p>
+      <w:pPr>
+        <w:keepNext w:val="false"/>
+        <w:keepLines w:val="false"/>
+        <w:spacing w:after="160" w:before="0"/>
+      </w:pPr>
+      <w:r>
+        <w:rPr>
+          <w:rFonts w:ascii="Times New Roman" w:cs="Times New Roman" w:eastAsia="Times New Roman" w:hAnsi="Times New Roman"/>
+          <w:sz w:val="21"/>
+          <w:szCs w:val="21"/>
+        </w:rPr>
+        <w:t xml:space="preserve">Inside a method </w:t>
+      </w:r>
+      <w:r>
+        <w:rPr>
+          <w:rFonts w:ascii="Courier New" w:cs="Courier New" w:eastAsia="Courier New" w:hAnsi="Courier New"/>
+          <w:sz w:val="19"/>
+          <w:szCs w:val="19"/>
+        </w:rPr>
+        <w:t xml:space="preserve">[]THIS</w:t>
+      </w:r>
+      <w:r>
+        <w:rPr>
+          <w:rFonts w:ascii="Times New Roman" w:cs="Times New Roman" w:eastAsia="Times New Roman" w:hAnsi="Times New Roman"/>
+          <w:sz w:val="21"/>
+          <w:szCs w:val="21"/>
+        </w:rPr>
+        <w:t xml:space="preserve"> is the instance, </w:t>
+      </w:r>
+      <w:r>
+        <w:rPr>
+          <w:rFonts w:ascii="Courier New" w:cs="Courier New" w:eastAsia="Courier New" w:hAnsi="Courier New"/>
+          <w:sz w:val="19"/>
+          <w:szCs w:val="19"/>
+        </w:rPr>
+        <w:t xml:space="preserve">[]BASE</w:t>
+      </w:r>
+      <w:r>
+        <w:rPr>
+          <w:rFonts w:ascii="Times New Roman" w:cs="Times New Roman" w:eastAsia="Times New Roman" w:hAnsi="Times New Roman"/>
+          <w:sz w:val="21"/>
+          <w:szCs w:val="21"/>
+        </w:rPr>
+        <w:t xml:space="preserve"> is the base-class view of it, </w:t>
+      </w:r>
+      <w:r>
+        <w:rPr>
+          <w:rFonts w:ascii="Courier New" w:cs="Courier New" w:eastAsia="Courier New" w:hAnsi="Courier New"/>
+          <w:sz w:val="19"/>
+          <w:szCs w:val="19"/>
+        </w:rPr>
+        <w:t xml:space="preserve">[]ROOT</w:t>
+      </w:r>
+      <w:r>
+        <w:rPr>
+          <w:rFonts w:ascii="Times New Roman" w:cs="Times New Roman" w:eastAsia="Times New Roman" w:hAnsi="Times New Roman"/>
+          <w:sz w:val="21"/>
+          <w:szCs w:val="21"/>
+        </w:rPr>
+        <w:t xml:space="preserve"> is the root and </w:t>
+      </w:r>
+      <w:r>
+        <w:rPr>
+          <w:rFonts w:ascii="Courier New" w:cs="Courier New" w:eastAsia="Courier New" w:hAnsi="Courier New"/>
+          <w:sz w:val="19"/>
+          <w:szCs w:val="19"/>
+        </w:rPr>
+        <w:t xml:space="preserve">[]PARENT</w:t>
+      </w:r>
+      <w:r>
+        <w:rPr>
+          <w:rFonts w:ascii="Times New Roman" w:cs="Times New Roman" w:eastAsia="Times New Roman" w:hAnsi="Times New Roman"/>
+          <w:sz w:val="21"/>
+          <w:szCs w:val="21"/>
+        </w:rPr>
+        <w:t xml:space="preserve"> is the space that holds the class. A method called through a reference always runs the version of the instance's own class, so an overridden method is found even when the call is made from the base class.</w:t>
+      </w:r>
+    </w:p>
+    <w:p>
+      <w:pPr>
+        <w:keepNext w:val="false"/>
+        <w:keepLines w:val="false"/>
+        <w:spacing w:after="160" w:before="0"/>
+      </w:pPr>
+      <w:r>
+        <w:rPr>
+          <w:rFonts w:ascii="Times New Roman" w:cs="Times New Roman" w:eastAsia="Times New Roman" w:hAnsi="Times New Roman"/>
+          <w:sz w:val="21"/>
+          <w:szCs w:val="21"/>
+        </w:rPr>
+        <w:t xml:space="preserve">When the last reference to an instance is dropped, by assignment, </w:t>
+      </w:r>
+      <w:r>
+        <w:rPr>
+          <w:rFonts w:ascii="Courier New" w:cs="Courier New" w:eastAsia="Courier New" w:hAnsi="Courier New"/>
+          <w:sz w:val="19"/>
+          <w:szCs w:val="19"/>
+        </w:rPr>
+        <w:t xml:space="preserve">[]EX</w:t>
+      </w:r>
+      <w:r>
+        <w:rPr>
+          <w:rFonts w:ascii="Times New Roman" w:cs="Times New Roman" w:eastAsia="Times New Roman" w:hAnsi="Times New Roman"/>
+          <w:sz w:val="21"/>
+          <w:szCs w:val="21"/>
+        </w:rPr>
+        <w:t xml:space="preserve">, the end of a function or </w:t>
+      </w:r>
+      <w:r>
+        <w:rPr>
+          <w:rFonts w:ascii="Courier New" w:cs="Courier New" w:eastAsia="Courier New" w:hAnsi="Courier New"/>
+          <w:sz w:val="19"/>
+          <w:szCs w:val="19"/>
+        </w:rPr>
+        <w:t xml:space="preserve">)CLEAR</w:t>
+      </w:r>
+      <w:r>
+        <w:rPr>
+          <w:rFonts w:ascii="Times New Roman" w:cs="Times New Roman" w:eastAsia="Times New Roman" w:hAnsi="Times New Roman"/>
+          <w:sz w:val="21"/>
+          <w:szCs w:val="21"/>
+        </w:rPr>
+        <w:t xml:space="preserve">, the destructor runs at the end of the statement that dropped it. An error in a destructor is reported but does not stop the session.</w:t>
+      </w:r>
+    </w:p>
+    <w:p>
+      <w:pPr>
+        <w:pStyle w:val="Heading2"/>
+        <w:keepNext/>
+        <w:spacing w:after="120" w:before="240"/>
+        <w:outlineLvl w:val="1"/>
+      </w:pPr>
+      <w:r>
+        <w:rPr>
+          <w:rFonts w:ascii="Arial" w:cs="Arial" w:eastAsia="Arial" w:hAnsi="Arial"/>
+          <w:b/>
+          <w:bCs/>
+          <w:sz w:val="24"/>
+          <w:szCs w:val="24"/>
+        </w:rPr>
+        <w:t xml:space="preserve">Inheritance and interfaces</w:t>
+      </w:r>
+    </w:p>
+    <w:p>
+      <w:pPr>
+        <w:keepNext w:val="false"/>
+        <w:keepLines w:val="false"/>
+        <w:spacing w:after="160" w:before="0"/>
+      </w:pPr>
+      <w:r>
+        <w:rPr>
+          <w:rFonts w:ascii="Courier New" w:cs="Courier New" w:eastAsia="Courier New" w:hAnsi="Courier New"/>
+          <w:sz w:val="19"/>
+          <w:szCs w:val="19"/>
+        </w:rPr>
+        <w:t xml:space="preserve">:Extends Base</w:t>
+      </w:r>
+      <w:r>
+        <w:rPr>
+          <w:rFonts w:ascii="Times New Roman" w:cs="Times New Roman" w:eastAsia="Times New Roman" w:hAnsi="Times New Roman"/>
+          <w:sz w:val="21"/>
+          <w:szCs w:val="21"/>
+        </w:rPr>
+        <w:t xml:space="preserve"> makes a derived class: it has all the fields and methods of Base and may add its own. A derived constructor calls the base constructor with </w:t>
+      </w:r>
+      <w:r>
+        <w:rPr>
+          <w:rFonts w:ascii="Courier New" w:cs="Courier New" w:eastAsia="Courier New" w:hAnsi="Courier New"/>
+          <w:sz w:val="19"/>
+          <w:szCs w:val="19"/>
+        </w:rPr>
+        <w:t xml:space="preserve">[]BASE.Name args</w:t>
+      </w:r>
+      <w:r>
+        <w:rPr>
+          <w:rFonts w:ascii="Times New Roman" w:cs="Times New Roman" w:eastAsia="Times New Roman" w:hAnsi="Times New Roman"/>
+          <w:sz w:val="21"/>
+          <w:szCs w:val="21"/>
+        </w:rPr>
+        <w:t xml:space="preserve">. A class has one base class. An interface is a block </w:t>
+      </w:r>
+      <w:r>
+        <w:rPr>
+          <w:rFonts w:ascii="Courier New" w:cs="Courier New" w:eastAsia="Courier New" w:hAnsi="Courier New"/>
+          <w:sz w:val="19"/>
+          <w:szCs w:val="19"/>
+        </w:rPr>
+        <w:t xml:space="preserve">:Interface IName</w:t>
+      </w:r>
+      <w:r>
+        <w:rPr>
+          <w:rFonts w:ascii="Times New Roman" w:cs="Times New Roman" w:eastAsia="Times New Roman" w:hAnsi="Times New Roman"/>
+          <w:sz w:val="21"/>
+          <w:szCs w:val="21"/>
+        </w:rPr>
+        <w:t xml:space="preserve"> ... </w:t>
+      </w:r>
+      <w:r>
+        <w:rPr>
+          <w:rFonts w:ascii="Courier New" w:cs="Courier New" w:eastAsia="Courier New" w:hAnsi="Courier New"/>
+          <w:sz w:val="19"/>
+          <w:szCs w:val="19"/>
+        </w:rPr>
+        <w:t xml:space="preserve">:EndInterface</w:t>
+      </w:r>
+      <w:r>
+        <w:rPr>
+          <w:rFonts w:ascii="Times New Roman" w:cs="Times New Roman" w:eastAsia="Times New Roman" w:hAnsi="Times New Roman"/>
+          <w:sz w:val="21"/>
+          <w:szCs w:val="21"/>
+        </w:rPr>
+        <w:t xml:space="preserve"> that lists </w:t>
+      </w:r>
+      <w:r>
+        <w:rPr>
+          <w:rFonts w:ascii="Courier New" w:cs="Courier New" w:eastAsia="Courier New" w:hAnsi="Courier New"/>
+          <w:sz w:val="19"/>
+          <w:szCs w:val="19"/>
+        </w:rPr>
+        <w:t xml:space="preserve">:Method</w:t>
+      </w:r>
+      <w:r>
+        <w:rPr>
+          <w:rFonts w:ascii="Times New Roman" w:cs="Times New Roman" w:eastAsia="Times New Roman" w:hAnsi="Times New Roman"/>
+          <w:sz w:val="21"/>
+          <w:szCs w:val="21"/>
+        </w:rPr>
+        <w:t xml:space="preserve">, </w:t>
+      </w:r>
+      <w:r>
+        <w:rPr>
+          <w:rFonts w:ascii="Courier New" w:cs="Courier New" w:eastAsia="Courier New" w:hAnsi="Courier New"/>
+          <w:sz w:val="19"/>
+          <w:szCs w:val="19"/>
+        </w:rPr>
+        <w:t xml:space="preserve">:Property</w:t>
+      </w:r>
+      <w:r>
+        <w:rPr>
+          <w:rFonts w:ascii="Times New Roman" w:cs="Times New Roman" w:eastAsia="Times New Roman" w:hAnsi="Times New Roman"/>
+          <w:sz w:val="21"/>
+          <w:szCs w:val="21"/>
+        </w:rPr>
+        <w:t xml:space="preserve"> and </w:t>
+      </w:r>
+      <w:r>
+        <w:rPr>
+          <w:rFonts w:ascii="Courier New" w:cs="Courier New" w:eastAsia="Courier New" w:hAnsi="Courier New"/>
+          <w:sz w:val="19"/>
+          <w:szCs w:val="19"/>
+        </w:rPr>
+        <w:t xml:space="preserve">:Event</w:t>
+      </w:r>
+      <w:r>
+        <w:rPr>
+          <w:rFonts w:ascii="Times New Roman" w:cs="Times New Roman" w:eastAsia="Times New Roman" w:hAnsi="Times New Roman"/>
+          <w:sz w:val="21"/>
+          <w:szCs w:val="21"/>
+        </w:rPr>
+        <w:t xml:space="preserve"> names; a class that says </w:t>
+      </w:r>
+      <w:r>
+        <w:rPr>
+          <w:rFonts w:ascii="Courier New" w:cs="Courier New" w:eastAsia="Courier New" w:hAnsi="Courier New"/>
+          <w:sz w:val="19"/>
+          <w:szCs w:val="19"/>
+        </w:rPr>
+        <w:t xml:space="preserve">:Implements IName</w:t>
+      </w:r>
+      <w:r>
+        <w:rPr>
+          <w:rFonts w:ascii="Times New Roman" w:cs="Times New Roman" w:eastAsia="Times New Roman" w:hAnsi="Times New Roman"/>
+          <w:sz w:val="21"/>
+          <w:szCs w:val="21"/>
+        </w:rPr>
+        <w:t xml:space="preserve"> must have each of them, or the class is rejected with an INTERFACE ERROR. </w:t>
+      </w:r>
+      <w:r>
+        <w:rPr>
+          <w:rFonts w:ascii="Courier New" w:cs="Courier New" w:eastAsia="Courier New" w:hAnsi="Courier New"/>
+          <w:sz w:val="19"/>
+          <w:szCs w:val="19"/>
+        </w:rPr>
+        <w:t xml:space="preserve">obj []ISA Name</w:t>
+      </w:r>
+      <w:r>
+        <w:rPr>
+          <w:rFonts w:ascii="Times New Roman" w:cs="Times New Roman" w:eastAsia="Times New Roman" w:hAnsi="Times New Roman"/>
+          <w:sz w:val="21"/>
+          <w:szCs w:val="21"/>
+        </w:rPr>
+        <w:t xml:space="preserve"> is 1 if obj is an instance of the class Name, of a class derived from it, or of a class that implements the interface Name.</w:t>
+      </w:r>
+    </w:p>
+    <w:p>
+      <w:pPr>
+        <w:pStyle w:val="Heading2"/>
+        <w:keepNext/>
+        <w:spacing w:after="120" w:before="240"/>
+        <w:outlineLvl w:val="1"/>
+      </w:pPr>
+      <w:r>
+        <w:rPr>
+          <w:rFonts w:ascii="Arial" w:cs="Arial" w:eastAsia="Arial" w:hAnsi="Arial"/>
+          <w:b/>
+          <w:bCs/>
+          <w:sz w:val="24"/>
+          <w:szCs w:val="24"/>
+        </w:rPr>
+        <w:t xml:space="preserve">Properties and events</w:t>
+      </w:r>
+    </w:p>
+    <w:p>
+      <w:pPr>
+        <w:keepNext w:val="false"/>
+        <w:keepLines w:val="false"/>
+        <w:spacing w:after="160" w:before="0"/>
+      </w:pPr>
+      <w:r>
+        <w:rPr>
+          <w:rFonts w:ascii="Times New Roman" w:cs="Times New Roman" w:eastAsia="Times New Roman" w:hAnsi="Times New Roman"/>
+          <w:sz w:val="21"/>
+          <w:szCs w:val="21"/>
+        </w:rPr>
+        <w:t xml:space="preserve">A property looks like a field: </w:t>
+      </w:r>
+      <w:r>
+        <w:rPr>
+          <w:rFonts w:ascii="Courier New" w:cs="Courier New" w:eastAsia="Courier New" w:hAnsi="Courier New"/>
+          <w:sz w:val="19"/>
+          <w:szCs w:val="19"/>
+        </w:rPr>
+        <w:t xml:space="preserve">t.F</w:t>
+      </w:r>
+      <w:r>
+        <w:rPr>
+          <w:rFonts w:ascii="Times New Roman" w:cs="Times New Roman" w:eastAsia="Times New Roman" w:hAnsi="Times New Roman"/>
+          <w:sz w:val="21"/>
+          <w:szCs w:val="21"/>
+        </w:rPr>
+        <w:t xml:space="preserve"> calls the get function and </w:t>
+      </w:r>
+      <w:r>
+        <w:rPr>
+          <w:rFonts w:ascii="Courier New" w:cs="Courier New" w:eastAsia="Courier New" w:hAnsi="Courier New"/>
+          <w:sz w:val="19"/>
+          <w:szCs w:val="19"/>
+        </w:rPr>
+        <w:t xml:space="preserve">t.F &lt;- 32</w:t>
+      </w:r>
+      <w:r>
+        <w:rPr>
+          <w:rFonts w:ascii="Times New Roman" w:cs="Times New Roman" w:eastAsia="Times New Roman" w:hAnsi="Times New Roman"/>
+          <w:sz w:val="21"/>
+          <w:szCs w:val="21"/>
+        </w:rPr>
+        <w:t xml:space="preserve"> calls the set function with the new value. A property with no set function gives READONLY ERROR when assigned. An event is raised with </w:t>
+      </w:r>
+      <w:r>
+        <w:rPr>
+          <w:rFonts w:ascii="Courier New" w:cs="Courier New" w:eastAsia="Courier New" w:hAnsi="Courier New"/>
+          <w:sz w:val="19"/>
+          <w:szCs w:val="19"/>
+        </w:rPr>
+        <w:t xml:space="preserve">obj []NQ 'Event' data</w:t>
+      </w:r>
+      <w:r>
+        <w:rPr>
+          <w:rFonts w:ascii="Times New Roman" w:cs="Times New Roman" w:eastAsia="Times New Roman" w:hAnsi="Times New Roman"/>
+          <w:sz w:val="21"/>
+          <w:szCs w:val="21"/>
+        </w:rPr>
+        <w:t xml:space="preserve">, or </w:t>
+      </w:r>
+      <w:r>
+        <w:rPr>
+          <w:rFonts w:ascii="Courier New" w:cs="Courier New" w:eastAsia="Courier New" w:hAnsi="Courier New"/>
+          <w:sz w:val="19"/>
+          <w:szCs w:val="19"/>
+        </w:rPr>
+        <w:t xml:space="preserve">[]NQ obj 'Event' data</w:t>
+      </w:r>
+      <w:r>
+        <w:rPr>
+          <w:rFonts w:ascii="Times New Roman" w:cs="Times New Roman" w:eastAsia="Times New Roman" w:hAnsi="Times New Roman"/>
+          <w:sz w:val="21"/>
+          <w:szCs w:val="21"/>
+        </w:rPr>
+        <w:t xml:space="preserve">, which calls every handler that was attached with </w:t>
+      </w:r>
+      <w:r>
+        <w:rPr>
+          <w:rFonts w:ascii="Courier New" w:cs="Courier New" w:eastAsia="Courier New" w:hAnsi="Courier New"/>
+          <w:sz w:val="19"/>
+          <w:szCs w:val="19"/>
+        </w:rPr>
+        <w:t xml:space="preserve">obj []ON 'Event' 'handler'</w:t>
+      </w:r>
+      <w:r>
+        <w:rPr>
+          <w:rFonts w:ascii="Times New Roman" w:cs="Times New Roman" w:eastAsia="Times New Roman" w:hAnsi="Times New Roman"/>
+          <w:sz w:val="21"/>
+          <w:szCs w:val="21"/>
+        </w:rPr>
+        <w:t xml:space="preserve">. A handler is the name of a function, such as </w:t>
+      </w:r>
+      <w:r>
+        <w:rPr>
+          <w:rFonts w:ascii="Courier New" w:cs="Courier New" w:eastAsia="Courier New" w:hAnsi="Courier New"/>
+          <w:sz w:val="19"/>
+          <w:szCs w:val="19"/>
+        </w:rPr>
+        <w:t xml:space="preserve">'w.Ring'</w:t>
+      </w:r>
+      <w:r>
+        <w:rPr>
+          <w:rFonts w:ascii="Times New Roman" w:cs="Times New Roman" w:eastAsia="Times New Roman" w:hAnsi="Times New Roman"/>
+          <w:sz w:val="21"/>
+          <w:szCs w:val="21"/>
+        </w:rPr>
+        <w:t xml:space="preserve">, and is called with the data.  </w:t>
+      </w:r>
+      <w:r>
+        <w:rPr>
+          <w:rFonts w:ascii="Courier New" w:cs="Courier New" w:eastAsia="Courier New" w:hAnsi="Courier New"/>
+          <w:sz w:val="19"/>
+          <w:szCs w:val="19"/>
+        </w:rPr>
+        <w:t xml:space="preserve">[]ON</w:t>
+      </w:r>
+      <w:r>
+        <w:rPr>
+          <w:rFonts w:ascii="Times New Roman" w:cs="Times New Roman" w:eastAsia="Times New Roman" w:hAnsi="Times New Roman"/>
+          <w:sz w:val="21"/>
+          <w:szCs w:val="21"/>
+        </w:rPr>
+        <w:t xml:space="preserve"> returns the instance, so it is usually assigned to a dummy variable.</w:t>
+      </w:r>
+    </w:p>
+    <w:p>
+      <w:pPr>
+        <w:pStyle w:val="Heading2"/>
+        <w:keepNext/>
+        <w:spacing w:after="120" w:before="240"/>
+        <w:outlineLvl w:val="1"/>
+      </w:pPr>
+      <w:r>
+        <w:rPr>
+          <w:rFonts w:ascii="Arial" w:cs="Arial" w:eastAsia="Arial" w:hAnsi="Arial"/>
+          <w:b/>
+          <w:bCs/>
+          <w:sz w:val="24"/>
+          <w:szCs w:val="24"/>
+        </w:rPr>
+        <w:t xml:space="preserve">System functions for objects</w:t>
       </w:r>
     </w:p>
     <w:tbl>
@@ -44102,7 +46732,7 @@
                 <w:sz w:val="17"/>
                 <w:szCs w:val="17"/>
               </w:rPr>
-              <w:t xml:space="preserve">Command</w:t>
+              <w:t xml:space="preserve">Function</w:t>
             </w:r>
           </w:p>
         </w:tc>
@@ -44136,7 +46766,7 @@
                 <w:sz w:val="17"/>
                 <w:szCs w:val="17"/>
               </w:rPr>
-              <w:t xml:space="preserve">Action</w:t>
+              <w:t xml:space="preserve">Result</w:t>
             </w:r>
           </w:p>
         </w:tc>
@@ -44172,7 +46802,7 @@
                 <w:sz w:val="17"/>
                 <w:szCs w:val="17"/>
               </w:rPr>
-              <w:t xml:space="preserve">)VARS</w:t>
+              <w:t xml:space="preserve">[]NEW cls args</w:t>
             </w:r>
           </w:p>
         </w:tc>
@@ -44203,7 +46833,23 @@
                 <w:sz w:val="19"/>
                 <w:szCs w:val="19"/>
               </w:rPr>
-              <w:t xml:space="preserve">List the variables.</w:t>
+              <w:t xml:space="preserve">A new instance of the class. </w:t>
+            </w:r>
+            <w:r>
+              <w:rPr>
+                <w:rFonts w:ascii="Courier New" w:cs="Courier New" w:eastAsia="Courier New" w:hAnsi="Courier New"/>
+                <w:sz w:val="17"/>
+                <w:szCs w:val="17"/>
+              </w:rPr>
+              <w:t xml:space="preserve">[]NEW cls</w:t>
+            </w:r>
+            <w:r>
+              <w:rPr>
+                <w:rFonts w:ascii="Times New Roman" w:cs="Times New Roman" w:eastAsia="Times New Roman" w:hAnsi="Times New Roman"/>
+                <w:sz w:val="19"/>
+                <w:szCs w:val="19"/>
+              </w:rPr>
+              <w:t xml:space="preserve"> has no arguments for the constructor.</w:t>
             </w:r>
           </w:p>
         </w:tc>
@@ -44239,7 +46885,7 @@
                 <w:sz w:val="17"/>
                 <w:szCs w:val="17"/>
               </w:rPr>
-              <w:t xml:space="preserve">)FNS</w:t>
+              <w:t xml:space="preserve">[]NS names</w:t>
             </w:r>
           </w:p>
         </w:tc>
@@ -44270,7 +46916,7 @@
                 <w:sz w:val="19"/>
                 <w:szCs w:val="19"/>
               </w:rPr>
-              <w:t xml:space="preserve">List the functions, including named lambdas and operators.</w:t>
+              <w:t xml:space="preserve">A new anonymous namespace; with a text, a namespace of that name.</w:t>
             </w:r>
           </w:p>
         </w:tc>
@@ -44306,7 +46952,7 @@
                 <w:sz w:val="17"/>
                 <w:szCs w:val="17"/>
               </w:rPr>
-              <w:t xml:space="preserve">)PRIMS</w:t>
+              <w:t xml:space="preserve">[]CS ns</w:t>
             </w:r>
           </w:p>
         </w:tc>
@@ -44337,7 +46983,7 @@
                 <w:sz w:val="19"/>
                 <w:szCs w:val="19"/>
               </w:rPr>
-              <w:t xml:space="preserve">List the words, operators, system names and control words.</w:t>
+              <w:t xml:space="preserve">Changes the current space to ns, or to the root for an empty argument.</w:t>
             </w:r>
           </w:p>
         </w:tc>
@@ -44373,7 +47019,7 @@
                 <w:sz w:val="17"/>
                 <w:szCs w:val="17"/>
               </w:rPr>
-              <w:t xml:space="preserve">)PROCS</w:t>
+              <w:t xml:space="preserve">[]NL k</w:t>
             </w:r>
           </w:p>
         </w:tc>
@@ -44404,7 +47050,23 @@
                 <w:sz w:val="19"/>
                 <w:szCs w:val="19"/>
               </w:rPr>
-              <w:t xml:space="preserve">List the auxiliary processors and the variables shared with them.</w:t>
+              <w:t xml:space="preserve">The names of class k in the current space. </w:t>
+            </w:r>
+            <w:r>
+              <w:rPr>
+                <w:rFonts w:ascii="Courier New" w:cs="Courier New" w:eastAsia="Courier New" w:hAnsi="Courier New"/>
+                <w:sz w:val="17"/>
+                <w:szCs w:val="17"/>
+              </w:rPr>
+              <w:t xml:space="preserve">ns []NL k</w:t>
+            </w:r>
+            <w:r>
+              <w:rPr>
+                <w:rFonts w:ascii="Times New Roman" w:cs="Times New Roman" w:eastAsia="Times New Roman" w:hAnsi="Times New Roman"/>
+                <w:sz w:val="19"/>
+                <w:szCs w:val="19"/>
+              </w:rPr>
+              <w:t xml:space="preserve"> lists those of ns or of an object. Class numbers: 2 variable, 3 function, 9.1 namespace, 9.2 instance, 9.4 class, 9.5 interface.</w:t>
             </w:r>
           </w:p>
         </w:tc>
@@ -44440,7 +47102,7 @@
                 <w:sz w:val="17"/>
                 <w:szCs w:val="17"/>
               </w:rPr>
-              <w:t xml:space="preserve">)LIB</w:t>
+              <w:t xml:space="preserve">[]NC names</w:t>
             </w:r>
           </w:p>
         </w:tc>
@@ -44471,7 +47133,7 @@
                 <w:sz w:val="19"/>
                 <w:szCs w:val="19"/>
               </w:rPr>
-              <w:t xml:space="preserve">List the saved workspaces in the current directory.</w:t>
+              <w:t xml:space="preserve">The class number of each name: 0 undefined, 2, 3, 9.1, 9.2, 9.4, 9.5.</w:t>
             </w:r>
           </w:p>
         </w:tc>
@@ -44507,7 +47169,7 @@
                 <w:sz w:val="17"/>
                 <w:szCs w:val="17"/>
               </w:rPr>
-              <w:t xml:space="preserve">)WSID [name]</w:t>
+              <w:t xml:space="preserve">[]NR name</w:t>
             </w:r>
           </w:p>
         </w:tc>
@@ -44538,7 +47200,23 @@
                 <w:sz w:val="19"/>
                 <w:szCs w:val="19"/>
               </w:rPr>
-              <w:t xml:space="preserve">Show or set the workspace name.</w:t>
+              <w:t xml:space="preserve">The source of a method as a matrix, as </w:t>
+            </w:r>
+            <w:r>
+              <w:rPr>
+                <w:rFonts w:ascii="Courier New" w:cs="Courier New" w:eastAsia="Courier New" w:hAnsi="Courier New"/>
+                <w:sz w:val="17"/>
+                <w:szCs w:val="17"/>
+              </w:rPr>
+              <w:t xml:space="preserve">[]CR</w:t>
+            </w:r>
+            <w:r>
+              <w:rPr>
+                <w:rFonts w:ascii="Times New Roman" w:cs="Times New Roman" w:eastAsia="Times New Roman" w:hAnsi="Times New Roman"/>
+                <w:sz w:val="19"/>
+                <w:szCs w:val="19"/>
+              </w:rPr>
+              <w:t xml:space="preserve"> gives it for a function.</w:t>
             </w:r>
           </w:p>
         </w:tc>
@@ -44574,7 +47252,7 @@
                 <w:sz w:val="17"/>
                 <w:szCs w:val="17"/>
               </w:rPr>
-              <w:t xml:space="preserve">)CLEAR</w:t>
+              <w:t xml:space="preserve">[]FIX lines</w:t>
             </w:r>
           </w:p>
         </w:tc>
@@ -44605,7 +47283,7 @@
                 <w:sz w:val="19"/>
                 <w:szCs w:val="19"/>
               </w:rPr>
-              <w:t xml:space="preserve">Remove all variables and functions; retract shared variables; set the origin to 1 and the precision to 6.</w:t>
+              <w:t xml:space="preserve">Defines a namespace, class or interface from its source lines, given as a matrix or a vector of texts. Returns the names defined.</w:t>
             </w:r>
           </w:p>
         </w:tc>
@@ -44641,7 +47319,7 @@
                 <w:sz w:val="17"/>
                 <w:szCs w:val="17"/>
               </w:rPr>
-              <w:t xml:space="preserve">)SAVE [name]</w:t>
+              <w:t xml:space="preserve">[]EX names</w:t>
             </w:r>
           </w:p>
         </w:tc>
@@ -44672,7 +47350,7 @@
                 <w:sz w:val="19"/>
                 <w:szCs w:val="19"/>
               </w:rPr>
-              <w:t xml:space="preserve">Save the workspace as the source file name.apl.</w:t>
+              <w:t xml:space="preserve">Removes variables, functions, namespaces or classes. A class that still has instances or derived classes cannot be removed (DOMAIN ERROR).</w:t>
             </w:r>
           </w:p>
         </w:tc>
@@ -44708,7 +47386,7 @@
                 <w:sz w:val="17"/>
                 <w:szCs w:val="17"/>
               </w:rPr>
-              <w:t xml:space="preserve">)LOAD name</w:t>
+              <w:t xml:space="preserve">obj []ISA name</w:t>
             </w:r>
           </w:p>
         </w:tc>
@@ -44739,7 +47417,7 @@
                 <w:sz w:val="19"/>
                 <w:szCs w:val="19"/>
               </w:rPr>
-              <w:t xml:space="preserve">Clear the workspace and load a saved one.</w:t>
+              <w:t xml:space="preserve">1 if obj is an instance of the class or interface name.</w:t>
             </w:r>
           </w:p>
         </w:tc>
@@ -44775,7 +47453,7 @@
                 <w:sz w:val="17"/>
                 <w:szCs w:val="17"/>
               </w:rPr>
-              <w:t xml:space="preserve">)COPY name [objects]</w:t>
+              <w:t xml:space="preserve">[]CLASS obj</w:t>
             </w:r>
           </w:p>
         </w:tc>
@@ -44806,7 +47484,7 @@
                 <w:sz w:val="19"/>
                 <w:szCs w:val="19"/>
               </w:rPr>
-              <w:t xml:space="preserve">Bring everything, or the named objects, from a saved workspace.</w:t>
+              <w:t xml:space="preserve">The class of an instance, as a reference to the class.</w:t>
             </w:r>
           </w:p>
         </w:tc>
@@ -44842,7 +47520,7 @@
                 <w:sz w:val="17"/>
                 <w:szCs w:val="17"/>
               </w:rPr>
-              <w:t xml:space="preserve">)ERASE names</w:t>
+              <w:t xml:space="preserve">[]INSTANCES cls</w:t>
             </w:r>
           </w:p>
         </w:tc>
@@ -44873,7 +47551,7 @@
                 <w:sz w:val="19"/>
                 <w:szCs w:val="19"/>
               </w:rPr>
-              <w:t xml:space="preserve">Erase variables or functions.</w:t>
+              <w:t xml:space="preserve">A vector of the live instances of the class.</w:t>
             </w:r>
           </w:p>
         </w:tc>
@@ -44909,7 +47587,7 @@
                 <w:sz w:val="17"/>
                 <w:szCs w:val="17"/>
               </w:rPr>
-              <w:t xml:space="preserve">)HELP  or  )?</w:t>
+              <w:t xml:space="preserve">obj []DF text</w:t>
             </w:r>
           </w:p>
         </w:tc>
@@ -44940,7 +47618,7 @@
                 <w:sz w:val="19"/>
                 <w:szCs w:val="19"/>
               </w:rPr>
-              <w:t xml:space="preserve">Print a summary.</w:t>
+              <w:t xml:space="preserve">Sets the text that is shown when obj is displayed.</w:t>
             </w:r>
           </w:p>
         </w:tc>
@@ -44976,7 +47654,7 @@
                 <w:sz w:val="17"/>
                 <w:szCs w:val="17"/>
               </w:rPr>
-              <w:t xml:space="preserve">)QUIT  )EXIT  )OFF</w:t>
+              <w:t xml:space="preserve">obj []ON ev handler</w:t>
             </w:r>
           </w:p>
         </w:tc>
@@ -45007,7 +47685,74 @@
                 <w:sz w:val="19"/>
                 <w:szCs w:val="19"/>
               </w:rPr>
-              <w:t xml:space="preserve">End the session.</w:t>
+              <w:t xml:space="preserve">Attaches a handler to an event of obj.</w:t>
+            </w:r>
+          </w:p>
+        </w:tc>
+      </w:tr>
+      <w:tr>
+        <w:trPr>
+          <w:cantSplit/>
+        </w:trPr>
+        <w:tc>
+          <w:tcPr>
+            <w:tcW w:type="dxa" w:w="3000"/>
+            <w:tcBorders>
+              <w:top w:val="single" w:color="808080" w:sz="4"/>
+              <w:left w:val="single" w:color="808080" w:sz="4"/>
+              <w:bottom w:val="single" w:color="808080" w:sz="4"/>
+              <w:right w:val="single" w:color="808080" w:sz="4"/>
+            </w:tcBorders>
+            <w:tcMar>
+              <w:top w:type="dxa" w:w="50"/>
+              <w:left w:type="dxa" w:w="100"/>
+              <w:bottom w:type="dxa" w:w="50"/>
+              <w:right w:type="dxa" w:w="100"/>
+            </w:tcMar>
+          </w:tcPr>
+          <w:p>
+            <w:pPr>
+              <w:keepNext/>
+              <w:spacing w:after="0"/>
+            </w:pPr>
+            <w:r>
+              <w:rPr>
+                <w:rFonts w:ascii="Courier New" w:cs="Courier New" w:eastAsia="Courier New" w:hAnsi="Courier New"/>
+                <w:sz w:val="17"/>
+                <w:szCs w:val="17"/>
+              </w:rPr>
+              <w:t xml:space="preserve">[]NQ obj ev data</w:t>
+            </w:r>
+          </w:p>
+        </w:tc>
+        <w:tc>
+          <w:tcPr>
+            <w:tcW w:type="dxa" w:w="6638"/>
+            <w:tcBorders>
+              <w:top w:val="single" w:color="808080" w:sz="4"/>
+              <w:left w:val="single" w:color="808080" w:sz="4"/>
+              <w:bottom w:val="single" w:color="808080" w:sz="4"/>
+              <w:right w:val="single" w:color="808080" w:sz="4"/>
+            </w:tcBorders>
+            <w:tcMar>
+              <w:top w:type="dxa" w:w="50"/>
+              <w:left w:type="dxa" w:w="100"/>
+              <w:bottom w:type="dxa" w:w="50"/>
+              <w:right w:type="dxa" w:w="100"/>
+            </w:tcMar>
+          </w:tcPr>
+          <w:p>
+            <w:pPr>
+              <w:keepNext/>
+              <w:spacing w:after="0"/>
+            </w:pPr>
+            <w:r>
+              <w:rPr>
+                <w:rFonts w:ascii="Times New Roman" w:cs="Times New Roman" w:eastAsia="Times New Roman" w:hAnsi="Times New Roman"/>
+                <w:sz w:val="19"/>
+                <w:szCs w:val="19"/>
+              </w:rPr>
+              <w:t xml:space="preserve">Raises the event ev of obj with data.</w:t>
             </w:r>
           </w:p>
         </w:tc>
@@ -45025,7 +47770,2630 @@
           <w:sz w:val="17"/>
           <w:szCs w:val="17"/>
         </w:rPr>
-        <w:t xml:space="preserve">Figure 45.</w:t>
+        <w:t xml:space="preserve">Figure 46.</w:t>
+      </w:r>
+      <w:r>
+        <w:rPr>
+          <w:rFonts w:ascii="Arial" w:cs="Arial" w:eastAsia="Arial" w:hAnsi="Arial"/>
+          <w:sz w:val="17"/>
+          <w:szCs w:val="17"/>
+        </w:rPr>
+        <w:t xml:space="preserve"> Object system functions</w:t>
+      </w:r>
+    </w:p>
+    <w:p>
+      <w:pPr>
+        <w:keepNext w:val="false"/>
+        <w:keepLines w:val="false"/>
+        <w:spacing w:after="160" w:before="0"/>
+      </w:pPr>
+      <w:r>
+        <w:rPr>
+          <w:rFonts w:ascii="Times New Roman" w:cs="Times New Roman" w:eastAsia="Times New Roman" w:hAnsi="Times New Roman"/>
+          <w:sz w:val="21"/>
+          <w:szCs w:val="21"/>
+        </w:rPr>
+        <w:t xml:space="preserve">The commands </w:t>
+      </w:r>
+      <w:r>
+        <w:rPr>
+          <w:rFonts w:ascii="Courier New" w:cs="Courier New" w:eastAsia="Courier New" w:hAnsi="Courier New"/>
+          <w:sz w:val="19"/>
+          <w:szCs w:val="19"/>
+        </w:rPr>
+        <w:t xml:space="preserve">)CLASSES</w:t>
+      </w:r>
+      <w:r>
+        <w:rPr>
+          <w:rFonts w:ascii="Times New Roman" w:cs="Times New Roman" w:eastAsia="Times New Roman" w:hAnsi="Times New Roman"/>
+          <w:sz w:val="21"/>
+          <w:szCs w:val="21"/>
+        </w:rPr>
+        <w:t xml:space="preserve">, </w:t>
+      </w:r>
+      <w:r>
+        <w:rPr>
+          <w:rFonts w:ascii="Courier New" w:cs="Courier New" w:eastAsia="Courier New" w:hAnsi="Courier New"/>
+          <w:sz w:val="19"/>
+          <w:szCs w:val="19"/>
+        </w:rPr>
+        <w:t xml:space="preserve">)NSS</w:t>
+      </w:r>
+      <w:r>
+        <w:rPr>
+          <w:rFonts w:ascii="Times New Roman" w:cs="Times New Roman" w:eastAsia="Times New Roman" w:hAnsi="Times New Roman"/>
+          <w:sz w:val="21"/>
+          <w:szCs w:val="21"/>
+        </w:rPr>
+        <w:t xml:space="preserve"> and </w:t>
+      </w:r>
+      <w:r>
+        <w:rPr>
+          <w:rFonts w:ascii="Courier New" w:cs="Courier New" w:eastAsia="Courier New" w:hAnsi="Courier New"/>
+          <w:sz w:val="19"/>
+          <w:szCs w:val="19"/>
+        </w:rPr>
+        <w:t xml:space="preserve">)INTERFACES</w:t>
+      </w:r>
+      <w:r>
+        <w:rPr>
+          <w:rFonts w:ascii="Times New Roman" w:cs="Times New Roman" w:eastAsia="Times New Roman" w:hAnsi="Times New Roman"/>
+          <w:sz w:val="21"/>
+          <w:szCs w:val="21"/>
+        </w:rPr>
+        <w:t xml:space="preserve"> list what is defined, and </w:t>
+      </w:r>
+      <w:r>
+        <w:rPr>
+          <w:rFonts w:ascii="Courier New" w:cs="Courier New" w:eastAsia="Courier New" w:hAnsi="Courier New"/>
+          <w:sz w:val="19"/>
+          <w:szCs w:val="19"/>
+        </w:rPr>
+        <w:t xml:space="preserve">)CS</w:t>
+      </w:r>
+      <w:r>
+        <w:rPr>
+          <w:rFonts w:ascii="Times New Roman" w:cs="Times New Roman" w:eastAsia="Times New Roman" w:hAnsi="Times New Roman"/>
+          <w:sz w:val="21"/>
+          <w:szCs w:val="21"/>
+        </w:rPr>
+        <w:t xml:space="preserve"> changes the current space. </w:t>
+      </w:r>
+      <w:r>
+        <w:rPr>
+          <w:rFonts w:ascii="Courier New" w:cs="Courier New" w:eastAsia="Courier New" w:hAnsi="Courier New"/>
+          <w:sz w:val="19"/>
+          <w:szCs w:val="19"/>
+        </w:rPr>
+        <w:t xml:space="preserve">)FNS</w:t>
+      </w:r>
+      <w:r>
+        <w:rPr>
+          <w:rFonts w:ascii="Times New Roman" w:cs="Times New Roman" w:eastAsia="Times New Roman" w:hAnsi="Times New Roman"/>
+          <w:sz w:val="21"/>
+          <w:szCs w:val="21"/>
+        </w:rPr>
+        <w:t xml:space="preserve"> and </w:t>
+      </w:r>
+      <w:r>
+        <w:rPr>
+          <w:rFonts w:ascii="Courier New" w:cs="Courier New" w:eastAsia="Courier New" w:hAnsi="Courier New"/>
+          <w:sz w:val="19"/>
+          <w:szCs w:val="19"/>
+        </w:rPr>
+        <w:t xml:space="preserve">)VARS</w:t>
+      </w:r>
+      <w:r>
+        <w:rPr>
+          <w:rFonts w:ascii="Times New Roman" w:cs="Times New Roman" w:eastAsia="Times New Roman" w:hAnsi="Times New Roman"/>
+          <w:sz w:val="21"/>
+          <w:szCs w:val="21"/>
+        </w:rPr>
+        <w:t xml:space="preserve"> list the members of the current space. </w:t>
+      </w:r>
+      <w:r>
+        <w:rPr>
+          <w:rFonts w:ascii="Courier New" w:cs="Courier New" w:eastAsia="Courier New" w:hAnsi="Courier New"/>
+          <w:sz w:val="19"/>
+          <w:szCs w:val="19"/>
+        </w:rPr>
+        <w:t xml:space="preserve">)SAVE</w:t>
+      </w:r>
+      <w:r>
+        <w:rPr>
+          <w:rFonts w:ascii="Times New Roman" w:cs="Times New Roman" w:eastAsia="Times New Roman" w:hAnsi="Times New Roman"/>
+          <w:sz w:val="21"/>
+          <w:szCs w:val="21"/>
+        </w:rPr>
+        <w:t xml:space="preserve"> writes the namespaces, classes and interfaces as source and writes every instance with the values of its fields, and </w:t>
+      </w:r>
+      <w:r>
+        <w:rPr>
+          <w:rFonts w:ascii="Courier New" w:cs="Courier New" w:eastAsia="Courier New" w:hAnsi="Courier New"/>
+          <w:sz w:val="19"/>
+          <w:szCs w:val="19"/>
+        </w:rPr>
+        <w:t xml:space="preserve">)LOAD</w:t>
+      </w:r>
+      <w:r>
+        <w:rPr>
+          <w:rFonts w:ascii="Times New Roman" w:cs="Times New Roman" w:eastAsia="Times New Roman" w:hAnsi="Times New Roman"/>
+          <w:sz w:val="21"/>
+          <w:szCs w:val="21"/>
+        </w:rPr>
+        <w:t xml:space="preserve"> and </w:t>
+      </w:r>
+      <w:r>
+        <w:rPr>
+          <w:rFonts w:ascii="Courier New" w:cs="Courier New" w:eastAsia="Courier New" w:hAnsi="Courier New"/>
+          <w:sz w:val="19"/>
+          <w:szCs w:val="19"/>
+        </w:rPr>
+        <w:t xml:space="preserve">)COPY</w:t>
+      </w:r>
+      <w:r>
+        <w:rPr>
+          <w:rFonts w:ascii="Times New Roman" w:cs="Times New Roman" w:eastAsia="Times New Roman" w:hAnsi="Times New Roman"/>
+          <w:sz w:val="21"/>
+          <w:szCs w:val="21"/>
+        </w:rPr>
+        <w:t xml:space="preserve"> read them back.</w:t>
+      </w:r>
+    </w:p>
+    <w:p>
+      <w:pPr>
+        <w:pStyle w:val="Heading2"/>
+        <w:keepNext/>
+        <w:spacing w:after="120" w:before="240"/>
+        <w:outlineLvl w:val="1"/>
+      </w:pPr>
+      <w:r>
+        <w:rPr>
+          <w:rFonts w:ascii="Arial" w:cs="Arial" w:eastAsia="Arial" w:hAnsi="Arial"/>
+          <w:b/>
+          <w:bCs/>
+          <w:sz w:val="24"/>
+          <w:szCs w:val="24"/>
+        </w:rPr>
+        <w:t xml:space="preserve">Objects as processors</w:t>
+      </w:r>
+    </w:p>
+    <w:p>
+      <w:pPr>
+        <w:keepNext w:val="false"/>
+        <w:keepLines w:val="false"/>
+        <w:spacing w:after="160" w:before="0"/>
+      </w:pPr>
+      <w:r>
+        <w:rPr>
+          <w:rFonts w:ascii="Times New Roman" w:cs="Times New Roman" w:eastAsia="Times New Roman" w:hAnsi="Times New Roman"/>
+          <w:sz w:val="21"/>
+          <w:szCs w:val="21"/>
+        </w:rPr>
+        <w:t xml:space="preserve">An instance may serve as an auxiliary processor, so that a shared variable calls its methods. </w:t>
+      </w:r>
+      <w:r>
+        <w:rPr>
+          <w:rFonts w:ascii="Courier New" w:cs="Courier New" w:eastAsia="Courier New" w:hAnsi="Courier New"/>
+          <w:sz w:val="19"/>
+          <w:szCs w:val="19"/>
+        </w:rPr>
+        <w:t xml:space="preserve">n []PROC inst</w:t>
+      </w:r>
+      <w:r>
+        <w:rPr>
+          <w:rFonts w:ascii="Times New Roman" w:cs="Times New Roman" w:eastAsia="Times New Roman" w:hAnsi="Times New Roman"/>
+          <w:sz w:val="21"/>
+          <w:szCs w:val="21"/>
+        </w:rPr>
+        <w:t xml:space="preserve"> registers the instance as processor number n (any positive number that no processor uses yet), and the class must have the public methods </w:t>
+      </w:r>
+      <w:r>
+        <w:rPr>
+          <w:rFonts w:ascii="Courier New" w:cs="Courier New" w:eastAsia="Courier New" w:hAnsi="Courier New"/>
+          <w:sz w:val="19"/>
+          <w:szCs w:val="19"/>
+        </w:rPr>
+        <w:t xml:space="preserve">Offer</w:t>
+      </w:r>
+      <w:r>
+        <w:rPr>
+          <w:rFonts w:ascii="Times New Roman" w:cs="Times New Roman" w:eastAsia="Times New Roman" w:hAnsi="Times New Roman"/>
+          <w:sz w:val="21"/>
+          <w:szCs w:val="21"/>
+        </w:rPr>
+        <w:t xml:space="preserve">, </w:t>
+      </w:r>
+      <w:r>
+        <w:rPr>
+          <w:rFonts w:ascii="Courier New" w:cs="Courier New" w:eastAsia="Courier New" w:hAnsi="Courier New"/>
+          <w:sz w:val="19"/>
+          <w:szCs w:val="19"/>
+        </w:rPr>
+        <w:t xml:space="preserve">Get</w:t>
+      </w:r>
+      <w:r>
+        <w:rPr>
+          <w:rFonts w:ascii="Times New Roman" w:cs="Times New Roman" w:eastAsia="Times New Roman" w:hAnsi="Times New Roman"/>
+          <w:sz w:val="21"/>
+          <w:szCs w:val="21"/>
+        </w:rPr>
+        <w:t xml:space="preserve">, </w:t>
+      </w:r>
+      <w:r>
+        <w:rPr>
+          <w:rFonts w:ascii="Courier New" w:cs="Courier New" w:eastAsia="Courier New" w:hAnsi="Courier New"/>
+          <w:sz w:val="19"/>
+          <w:szCs w:val="19"/>
+        </w:rPr>
+        <w:t xml:space="preserve">Set</w:t>
+      </w:r>
+      <w:r>
+        <w:rPr>
+          <w:rFonts w:ascii="Times New Roman" w:cs="Times New Roman" w:eastAsia="Times New Roman" w:hAnsi="Times New Roman"/>
+          <w:sz w:val="21"/>
+          <w:szCs w:val="21"/>
+        </w:rPr>
+        <w:t xml:space="preserve"> and </w:t>
+      </w:r>
+      <w:r>
+        <w:rPr>
+          <w:rFonts w:ascii="Courier New" w:cs="Courier New" w:eastAsia="Courier New" w:hAnsi="Courier New"/>
+          <w:sz w:val="19"/>
+          <w:szCs w:val="19"/>
+        </w:rPr>
+        <w:t xml:space="preserve">Retract</w:t>
+      </w:r>
+      <w:r>
+        <w:rPr>
+          <w:rFonts w:ascii="Times New Roman" w:cs="Times New Roman" w:eastAsia="Times New Roman" w:hAnsi="Times New Roman"/>
+          <w:sz w:val="21"/>
+          <w:szCs w:val="21"/>
+        </w:rPr>
+        <w:t xml:space="preserve">. Afterwards </w:t>
+      </w:r>
+      <w:r>
+        <w:rPr>
+          <w:rFonts w:ascii="Courier New" w:cs="Courier New" w:eastAsia="Courier New" w:hAnsi="Courier New"/>
+          <w:sz w:val="19"/>
+          <w:szCs w:val="19"/>
+        </w:rPr>
+        <w:t xml:space="preserve">n []SVO 'Name'</w:t>
+      </w:r>
+      <w:r>
+        <w:rPr>
+          <w:rFonts w:ascii="Times New Roman" w:cs="Times New Roman" w:eastAsia="Times New Roman" w:hAnsi="Times New Roman"/>
+          <w:sz w:val="21"/>
+          <w:szCs w:val="21"/>
+        </w:rPr>
+        <w:t xml:space="preserve"> calls </w:t>
+      </w:r>
+      <w:r>
+        <w:rPr>
+          <w:rFonts w:ascii="Courier New" w:cs="Courier New" w:eastAsia="Courier New" w:hAnsi="Courier New"/>
+          <w:sz w:val="19"/>
+          <w:szCs w:val="19"/>
+        </w:rPr>
+        <w:t xml:space="preserve">inst.Offer 'Name'</w:t>
+      </w:r>
+      <w:r>
+        <w:rPr>
+          <w:rFonts w:ascii="Times New Roman" w:cs="Times New Roman" w:eastAsia="Times New Roman" w:hAnsi="Times New Roman"/>
+          <w:sz w:val="21"/>
+          <w:szCs w:val="21"/>
+        </w:rPr>
+        <w:t xml:space="preserve">; each reference to Name calls </w:t>
+      </w:r>
+      <w:r>
+        <w:rPr>
+          <w:rFonts w:ascii="Courier New" w:cs="Courier New" w:eastAsia="Courier New" w:hAnsi="Courier New"/>
+          <w:sz w:val="19"/>
+          <w:szCs w:val="19"/>
+        </w:rPr>
+        <w:t xml:space="preserve">R&lt;-Get 'Name'</w:t>
+      </w:r>
+      <w:r>
+        <w:rPr>
+          <w:rFonts w:ascii="Times New Roman" w:cs="Times New Roman" w:eastAsia="Times New Roman" w:hAnsi="Times New Roman"/>
+          <w:sz w:val="21"/>
+          <w:szCs w:val="21"/>
+        </w:rPr>
+        <w:t xml:space="preserve">; an assignment calls </w:t>
+      </w:r>
+      <w:r>
+        <w:rPr>
+          <w:rFonts w:ascii="Courier New" w:cs="Courier New" w:eastAsia="Courier New" w:hAnsi="Courier New"/>
+          <w:sz w:val="19"/>
+          <w:szCs w:val="19"/>
+        </w:rPr>
+        <w:t xml:space="preserve">'Name' Set value</w:t>
+      </w:r>
+      <w:r>
+        <w:rPr>
+          <w:rFonts w:ascii="Times New Roman" w:cs="Times New Roman" w:eastAsia="Times New Roman" w:hAnsi="Times New Roman"/>
+          <w:sz w:val="21"/>
+          <w:szCs w:val="21"/>
+        </w:rPr>
+        <w:t xml:space="preserve">; and </w:t>
+      </w:r>
+      <w:r>
+        <w:rPr>
+          <w:rFonts w:ascii="Courier New" w:cs="Courier New" w:eastAsia="Courier New" w:hAnsi="Courier New"/>
+          <w:sz w:val="19"/>
+          <w:szCs w:val="19"/>
+        </w:rPr>
+        <w:t xml:space="preserve">[]SVR</w:t>
+      </w:r>
+      <w:r>
+        <w:rPr>
+          <w:rFonts w:ascii="Times New Roman" w:cs="Times New Roman" w:eastAsia="Times New Roman" w:hAnsi="Times New Roman"/>
+          <w:sz w:val="21"/>
+          <w:szCs w:val="21"/>
+        </w:rPr>
+        <w:t xml:space="preserve"> calls </w:t>
+      </w:r>
+      <w:r>
+        <w:rPr>
+          <w:rFonts w:ascii="Courier New" w:cs="Courier New" w:eastAsia="Courier New" w:hAnsi="Courier New"/>
+          <w:sz w:val="19"/>
+          <w:szCs w:val="19"/>
+        </w:rPr>
+        <w:t xml:space="preserve">Retract</w:t>
+      </w:r>
+      <w:r>
+        <w:rPr>
+          <w:rFonts w:ascii="Times New Roman" w:cs="Times New Roman" w:eastAsia="Times New Roman" w:hAnsi="Times New Roman"/>
+          <w:sz w:val="21"/>
+          <w:szCs w:val="21"/>
+        </w:rPr>
+        <w:t xml:space="preserve">. Both forms work: the number </w:t>
+      </w:r>
+      <w:r>
+        <w:rPr>
+          <w:rFonts w:ascii="Courier New" w:cs="Courier New" w:eastAsia="Courier New" w:hAnsi="Courier New"/>
+          <w:sz w:val="19"/>
+          <w:szCs w:val="19"/>
+        </w:rPr>
+        <w:t xml:space="preserve">n</w:t>
+      </w:r>
+      <w:r>
+        <w:rPr>
+          <w:rFonts w:ascii="Times New Roman" w:cs="Times New Roman" w:eastAsia="Times New Roman" w:hAnsi="Times New Roman"/>
+          <w:sz w:val="21"/>
+          <w:szCs w:val="21"/>
+        </w:rPr>
+        <w:t xml:space="preserve"> and the reference </w:t>
+      </w:r>
+      <w:r>
+        <w:rPr>
+          <w:rFonts w:ascii="Courier New" w:cs="Courier New" w:eastAsia="Courier New" w:hAnsi="Courier New"/>
+          <w:sz w:val="19"/>
+          <w:szCs w:val="19"/>
+        </w:rPr>
+        <w:t xml:space="preserve">inst</w:t>
+      </w:r>
+      <w:r>
+        <w:rPr>
+          <w:rFonts w:ascii="Times New Roman" w:cs="Times New Roman" w:eastAsia="Times New Roman" w:hAnsi="Times New Roman"/>
+          <w:sz w:val="21"/>
+          <w:szCs w:val="21"/>
+        </w:rPr>
+        <w:t xml:space="preserve"> can be used where a processor is named. </w:t>
+      </w:r>
+      <w:r>
+        <w:rPr>
+          <w:rFonts w:ascii="Courier New" w:cs="Courier New" w:eastAsia="Courier New" w:hAnsi="Courier New"/>
+          <w:sz w:val="19"/>
+          <w:szCs w:val="19"/>
+        </w:rPr>
+        <w:t xml:space="preserve">)SAVE</w:t>
+      </w:r>
+      <w:r>
+        <w:rPr>
+          <w:rFonts w:ascii="Times New Roman" w:cs="Times New Roman" w:eastAsia="Times New Roman" w:hAnsi="Times New Roman"/>
+          <w:sz w:val="21"/>
+          <w:szCs w:val="21"/>
+        </w:rPr>
+        <w:t xml:space="preserve"> records the processor and its shared variables.</w:t>
+      </w:r>
+    </w:p>
+    <w:p>
+      <w:pPr>
+        <w:pStyle w:val="Heading2"/>
+        <w:keepNext/>
+        <w:spacing w:after="120" w:before="240"/>
+        <w:outlineLvl w:val="1"/>
+      </w:pPr>
+      <w:r>
+        <w:rPr>
+          <w:rFonts w:ascii="Arial" w:cs="Arial" w:eastAsia="Arial" w:hAnsi="Arial"/>
+          <w:b/>
+          <w:bCs/>
+          <w:sz w:val="24"/>
+          <w:szCs w:val="24"/>
+        </w:rPr>
+        <w:t xml:space="preserve">An example</w:t>
+      </w:r>
+    </w:p>
+    <w:p>
+      <w:pPr>
+        <w:keepNext w:val="false"/>
+        <w:keepLines w:val="false"/>
+        <w:spacing w:after="160" w:before="0"/>
+      </w:pPr>
+      <w:r>
+        <w:rPr>
+          <w:rFonts w:ascii="Times New Roman" w:cs="Times New Roman" w:eastAsia="Times New Roman" w:hAnsi="Times New Roman"/>
+          <w:sz w:val="21"/>
+          <w:szCs w:val="21"/>
+        </w:rPr>
+        <w:t xml:space="preserve">The program below defines a namespace Bank with a class Account that has a shared count, a read only property and an event, and a class Savings derived from it. It makes two accounts, attaches a handler to the Overdrawn event and shows the property protecting the balance.</w:t>
+      </w:r>
+    </w:p>
+    <w:tbl>
+      <w:tblPr>
+        <w:tblW w:type="dxa" w:w="9638"/>
+        <w:tblBorders>
+          <w:top w:val="single" w:color="auto" w:sz="4"/>
+          <w:left w:val="single" w:color="auto" w:sz="4"/>
+          <w:bottom w:val="single" w:color="auto" w:sz="4"/>
+          <w:right w:val="single" w:color="auto" w:sz="4"/>
+          <w:insideH w:val="single" w:color="auto" w:sz="4"/>
+          <w:insideV w:val="single" w:color="auto" w:sz="4"/>
+        </w:tblBorders>
+      </w:tblPr>
+      <w:tblGrid>
+        <w:gridCol w:w="9638"/>
+      </w:tblGrid>
+      <w:tr>
+        <w:trPr>
+          <w:cantSplit/>
+        </w:trPr>
+        <w:tc>
+          <w:tcPr>
+            <w:tcW w:type="dxa" w:w="9638"/>
+            <w:tcBorders>
+              <w:top w:val="single" w:color="808080" w:sz="4"/>
+              <w:left w:val="single" w:color="808080" w:sz="4"/>
+              <w:bottom w:val="single" w:color="808080" w:sz="4"/>
+              <w:right w:val="single" w:color="808080" w:sz="4"/>
+            </w:tcBorders>
+            <w:shd w:fill="F2F2F2" w:color="auto" w:val="clear"/>
+            <w:tcMar>
+              <w:top w:type="dxa" w:w="100"/>
+              <w:left w:type="dxa" w:w="140"/>
+              <w:bottom w:type="dxa" w:w="100"/>
+              <w:right w:type="dxa" w:w="140"/>
+            </w:tcMar>
+          </w:tcPr>
+          <w:p>
+            <w:pPr>
+              <w:spacing w:after="0"/>
+            </w:pPr>
+            <w:r>
+              <w:rPr>
+                <w:rFonts w:ascii="Courier New" w:cs="Courier New" w:eastAsia="Courier New" w:hAnsi="Courier New"/>
+                <w:sz w:val="17"/>
+                <w:szCs w:val="17"/>
+              </w:rPr>
+              <w:t xml:space="preserve"># Objects: a base class, a derived class, a property, an event and a namespace</w:t>
+            </w:r>
+          </w:p>
+          <w:p>
+            <w:pPr>
+              <w:spacing w:after="0"/>
+            </w:pPr>
+            <w:r>
+              <w:rPr>
+                <w:rFonts w:ascii="Courier New" w:cs="Courier New" w:eastAsia="Courier New" w:hAnsi="Courier New"/>
+                <w:sz w:val="17"/>
+                <w:szCs w:val="17"/>
+              </w:rPr>
+              <w:t xml:space="preserve">:Namespace Bank</w:t>
+            </w:r>
+          </w:p>
+          <w:p>
+            <w:pPr>
+              <w:spacing w:after="0"/>
+            </w:pPr>
+            <w:r>
+              <w:rPr>
+                <w:rFonts w:ascii="Courier New" w:cs="Courier New" w:eastAsia="Courier New" w:hAnsi="Courier New"/>
+                <w:sz w:val="17"/>
+                <w:szCs w:val="17"/>
+              </w:rPr>
+              <w:t xml:space="preserve">  :Class Account</w:t>
+            </w:r>
+          </w:p>
+          <w:p>
+            <w:pPr>
+              <w:spacing w:after="0"/>
+            </w:pPr>
+            <w:r>
+              <w:rPr>
+                <w:rFonts w:ascii="Courier New" w:cs="Courier New" w:eastAsia="Courier New" w:hAnsi="Courier New"/>
+                <w:sz w:val="17"/>
+                <w:szCs w:val="17"/>
+              </w:rPr>
+              <w:t xml:space="preserve">    :Field Public Shared count &lt;- 0</w:t>
+            </w:r>
+          </w:p>
+          <w:p>
+            <w:pPr>
+              <w:spacing w:after="0"/>
+            </w:pPr>
+            <w:r>
+              <w:rPr>
+                <w:rFonts w:ascii="Courier New" w:cs="Courier New" w:eastAsia="Courier New" w:hAnsi="Courier New"/>
+                <w:sz w:val="17"/>
+                <w:szCs w:val="17"/>
+              </w:rPr>
+              <w:t xml:space="preserve">    :Field Private bal &lt;- 0</w:t>
+            </w:r>
+          </w:p>
+          <w:p>
+            <w:pPr>
+              <w:spacing w:after="0"/>
+            </w:pPr>
+            <w:r>
+              <w:rPr>
+                <w:rFonts w:ascii="Courier New" w:cs="Courier New" w:eastAsia="Courier New" w:hAnsi="Courier New"/>
+                <w:sz w:val="17"/>
+                <w:szCs w:val="17"/>
+              </w:rPr>
+              <w:t xml:space="preserve">    :Event Overdrawn</w:t>
+            </w:r>
+          </w:p>
+          <w:p>
+            <w:pPr>
+              <w:spacing w:after="0"/>
+            </w:pPr>
+            <w:r>
+              <w:rPr>
+                <w:rFonts w:ascii="Courier New" w:cs="Courier New" w:eastAsia="Courier New" w:hAnsi="Courier New"/>
+                <w:sz w:val="17"/>
+                <w:szCs w:val="17"/>
+              </w:rPr>
+              <w:t xml:space="preserve">    :Property Public Balance</w:t>
+            </w:r>
+          </w:p>
+          <w:p>
+            <w:pPr>
+              <w:spacing w:after="0"/>
+            </w:pPr>
+            <w:r>
+              <w:rPr>
+                <w:rFonts w:ascii="Courier New" w:cs="Courier New" w:eastAsia="Courier New" w:hAnsi="Courier New"/>
+                <w:sz w:val="17"/>
+                <w:szCs w:val="17"/>
+              </w:rPr>
+              <w:t xml:space="preserve">      nabla R&lt;-get</w:t>
+            </w:r>
+          </w:p>
+          <w:p>
+            <w:pPr>
+              <w:spacing w:after="0"/>
+            </w:pPr>
+            <w:r>
+              <w:rPr>
+                <w:rFonts w:ascii="Courier New" w:cs="Courier New" w:eastAsia="Courier New" w:hAnsi="Courier New"/>
+                <w:sz w:val="17"/>
+                <w:szCs w:val="17"/>
+              </w:rPr>
+              <w:t xml:space="preserve">      R&lt;-bal</w:t>
+            </w:r>
+          </w:p>
+          <w:p>
+            <w:pPr>
+              <w:spacing w:after="0"/>
+            </w:pPr>
+            <w:r>
+              <w:rPr>
+                <w:rFonts w:ascii="Courier New" w:cs="Courier New" w:eastAsia="Courier New" w:hAnsi="Courier New"/>
+                <w:sz w:val="17"/>
+                <w:szCs w:val="17"/>
+              </w:rPr>
+              <w:t xml:space="preserve">      nabla</w:t>
+            </w:r>
+          </w:p>
+          <w:p>
+            <w:pPr>
+              <w:spacing w:after="0"/>
+            </w:pPr>
+            <w:r>
+              <w:rPr>
+                <w:rFonts w:ascii="Courier New" w:cs="Courier New" w:eastAsia="Courier New" w:hAnsi="Courier New"/>
+                <w:sz w:val="17"/>
+                <w:szCs w:val="17"/>
+              </w:rPr>
+              <w:t xml:space="preserve">    :EndProperty</w:t>
+            </w:r>
+          </w:p>
+          <w:p>
+            <w:pPr>
+              <w:spacing w:after="0"/>
+            </w:pPr>
+            <w:r>
+              <w:rPr>
+                <w:rFonts w:ascii="Courier New" w:cs="Courier New" w:eastAsia="Courier New" w:hAnsi="Courier New"/>
+                <w:sz w:val="17"/>
+                <w:szCs w:val="17"/>
+              </w:rPr>
+              <w:t xml:space="preserve">    :Constructor</w:t>
+            </w:r>
+          </w:p>
+          <w:p>
+            <w:pPr>
+              <w:spacing w:after="0"/>
+            </w:pPr>
+            <w:r>
+              <w:rPr>
+                <w:rFonts w:ascii="Courier New" w:cs="Courier New" w:eastAsia="Courier New" w:hAnsi="Courier New"/>
+                <w:sz w:val="17"/>
+                <w:szCs w:val="17"/>
+              </w:rPr>
+              <w:t xml:space="preserve">    nabla Make X</w:t>
+            </w:r>
+          </w:p>
+          <w:p>
+            <w:pPr>
+              <w:spacing w:after="0"/>
+            </w:pPr>
+            <w:r>
+              <w:rPr>
+                <w:rFonts w:ascii="Courier New" w:cs="Courier New" w:eastAsia="Courier New" w:hAnsi="Courier New"/>
+                <w:sz w:val="17"/>
+                <w:szCs w:val="17"/>
+              </w:rPr>
+              <w:t xml:space="preserve">    bal &lt;- X</w:t>
+            </w:r>
+          </w:p>
+          <w:p>
+            <w:pPr>
+              <w:spacing w:after="0"/>
+            </w:pPr>
+            <w:r>
+              <w:rPr>
+                <w:rFonts w:ascii="Courier New" w:cs="Courier New" w:eastAsia="Courier New" w:hAnsi="Courier New"/>
+                <w:sz w:val="17"/>
+                <w:szCs w:val="17"/>
+              </w:rPr>
+              <w:t xml:space="preserve">    count &lt;- count plus 1</w:t>
+            </w:r>
+          </w:p>
+          <w:p>
+            <w:pPr>
+              <w:spacing w:after="0"/>
+            </w:pPr>
+            <w:r>
+              <w:rPr>
+                <w:rFonts w:ascii="Courier New" w:cs="Courier New" w:eastAsia="Courier New" w:hAnsi="Courier New"/>
+                <w:sz w:val="17"/>
+                <w:szCs w:val="17"/>
+              </w:rPr>
+              <w:t xml:space="preserve">    nabla</w:t>
+            </w:r>
+          </w:p>
+          <w:p>
+            <w:pPr>
+              <w:spacing w:after="0"/>
+            </w:pPr>
+            <w:r>
+              <w:rPr>
+                <w:rFonts w:ascii="Courier New" w:cs="Courier New" w:eastAsia="Courier New" w:hAnsi="Courier New"/>
+                <w:sz w:val="17"/>
+                <w:szCs w:val="17"/>
+              </w:rPr>
+              <w:t xml:space="preserve">    :Destructor</w:t>
+            </w:r>
+          </w:p>
+          <w:p>
+            <w:pPr>
+              <w:spacing w:after="0"/>
+            </w:pPr>
+            <w:r>
+              <w:rPr>
+                <w:rFonts w:ascii="Courier New" w:cs="Courier New" w:eastAsia="Courier New" w:hAnsi="Courier New"/>
+                <w:sz w:val="17"/>
+                <w:szCs w:val="17"/>
+              </w:rPr>
+              <w:t xml:space="preserve">    nabla Bye</w:t>
+            </w:r>
+          </w:p>
+          <w:p>
+            <w:pPr>
+              <w:spacing w:after="0"/>
+            </w:pPr>
+            <w:r>
+              <w:rPr>
+                <w:rFonts w:ascii="Courier New" w:cs="Courier New" w:eastAsia="Courier New" w:hAnsi="Courier New"/>
+                <w:sz w:val="17"/>
+                <w:szCs w:val="17"/>
+              </w:rPr>
+              <w:t xml:space="preserve">    count &lt;- count minus 1</w:t>
+            </w:r>
+          </w:p>
+          <w:p>
+            <w:pPr>
+              <w:spacing w:after="0"/>
+            </w:pPr>
+            <w:r>
+              <w:rPr>
+                <w:rFonts w:ascii="Courier New" w:cs="Courier New" w:eastAsia="Courier New" w:hAnsi="Courier New"/>
+                <w:sz w:val="17"/>
+                <w:szCs w:val="17"/>
+              </w:rPr>
+              <w:t xml:space="preserve">    nabla</w:t>
+            </w:r>
+          </w:p>
+          <w:p>
+            <w:pPr>
+              <w:spacing w:after="0"/>
+            </w:pPr>
+            <w:r>
+              <w:rPr>
+                <w:rFonts w:ascii="Courier New" w:cs="Courier New" w:eastAsia="Courier New" w:hAnsi="Courier New"/>
+                <w:sz w:val="17"/>
+                <w:szCs w:val="17"/>
+              </w:rPr>
+              <w:t xml:space="preserve">    :Access Public</w:t>
+            </w:r>
+          </w:p>
+          <w:p>
+            <w:pPr>
+              <w:spacing w:after="0"/>
+            </w:pPr>
+            <w:r>
+              <w:rPr>
+                <w:rFonts w:ascii="Courier New" w:cs="Courier New" w:eastAsia="Courier New" w:hAnsi="Courier New"/>
+                <w:sz w:val="17"/>
+                <w:szCs w:val="17"/>
+              </w:rPr>
+              <w:t xml:space="preserve">    nabla Deposit X</w:t>
+            </w:r>
+          </w:p>
+          <w:p>
+            <w:pPr>
+              <w:spacing w:after="0"/>
+            </w:pPr>
+            <w:r>
+              <w:rPr>
+                <w:rFonts w:ascii="Courier New" w:cs="Courier New" w:eastAsia="Courier New" w:hAnsi="Courier New"/>
+                <w:sz w:val="17"/>
+                <w:szCs w:val="17"/>
+              </w:rPr>
+              <w:t xml:space="preserve">    bal &lt;- bal plus X</w:t>
+            </w:r>
+          </w:p>
+          <w:p>
+            <w:pPr>
+              <w:spacing w:after="0"/>
+            </w:pPr>
+            <w:r>
+              <w:rPr>
+                <w:rFonts w:ascii="Courier New" w:cs="Courier New" w:eastAsia="Courier New" w:hAnsi="Courier New"/>
+                <w:sz w:val="17"/>
+                <w:szCs w:val="17"/>
+              </w:rPr>
+              <w:t xml:space="preserve">    nabla</w:t>
+            </w:r>
+          </w:p>
+          <w:p>
+            <w:pPr>
+              <w:spacing w:after="0"/>
+            </w:pPr>
+            <w:r>
+              <w:rPr>
+                <w:rFonts w:ascii="Courier New" w:cs="Courier New" w:eastAsia="Courier New" w:hAnsi="Courier New"/>
+                <w:sz w:val="17"/>
+                <w:szCs w:val="17"/>
+              </w:rPr>
+              <w:t xml:space="preserve">    :Access Public</w:t>
+            </w:r>
+          </w:p>
+          <w:p>
+            <w:pPr>
+              <w:spacing w:after="0"/>
+            </w:pPr>
+            <w:r>
+              <w:rPr>
+                <w:rFonts w:ascii="Courier New" w:cs="Courier New" w:eastAsia="Courier New" w:hAnsi="Courier New"/>
+                <w:sz w:val="17"/>
+                <w:szCs w:val="17"/>
+              </w:rPr>
+              <w:t xml:space="preserve">    nabla Withdraw X;ok</w:t>
+            </w:r>
+          </w:p>
+          <w:p>
+            <w:pPr>
+              <w:spacing w:after="0"/>
+            </w:pPr>
+            <w:r>
+              <w:rPr>
+                <w:rFonts w:ascii="Courier New" w:cs="Courier New" w:eastAsia="Courier New" w:hAnsi="Courier New"/>
+                <w:sz w:val="17"/>
+                <w:szCs w:val="17"/>
+              </w:rPr>
+              <w:t xml:space="preserve">    :If X &gt; bal</w:t>
+            </w:r>
+          </w:p>
+          <w:p>
+            <w:pPr>
+              <w:spacing w:after="0"/>
+            </w:pPr>
+            <w:r>
+              <w:rPr>
+                <w:rFonts w:ascii="Courier New" w:cs="Courier New" w:eastAsia="Courier New" w:hAnsi="Courier New"/>
+                <w:sz w:val="17"/>
+                <w:szCs w:val="17"/>
+              </w:rPr>
+              <w:t xml:space="preserve">      ok &lt;- []NQ []THIS 'Overdrawn' X</w:t>
+            </w:r>
+          </w:p>
+          <w:p>
+            <w:pPr>
+              <w:spacing w:after="0"/>
+            </w:pPr>
+            <w:r>
+              <w:rPr>
+                <w:rFonts w:ascii="Courier New" w:cs="Courier New" w:eastAsia="Courier New" w:hAnsi="Courier New"/>
+                <w:sz w:val="17"/>
+                <w:szCs w:val="17"/>
+              </w:rPr>
+              <w:t xml:space="preserve">    :Else</w:t>
+            </w:r>
+          </w:p>
+          <w:p>
+            <w:pPr>
+              <w:spacing w:after="0"/>
+            </w:pPr>
+            <w:r>
+              <w:rPr>
+                <w:rFonts w:ascii="Courier New" w:cs="Courier New" w:eastAsia="Courier New" w:hAnsi="Courier New"/>
+                <w:sz w:val="17"/>
+                <w:szCs w:val="17"/>
+              </w:rPr>
+              <w:t xml:space="preserve">      bal &lt;- bal minus X</w:t>
+            </w:r>
+          </w:p>
+          <w:p>
+            <w:pPr>
+              <w:spacing w:after="0"/>
+            </w:pPr>
+            <w:r>
+              <w:rPr>
+                <w:rFonts w:ascii="Courier New" w:cs="Courier New" w:eastAsia="Courier New" w:hAnsi="Courier New"/>
+                <w:sz w:val="17"/>
+                <w:szCs w:val="17"/>
+              </w:rPr>
+              <w:t xml:space="preserve">    :EndIf</w:t>
+            </w:r>
+          </w:p>
+          <w:p>
+            <w:pPr>
+              <w:spacing w:after="0"/>
+            </w:pPr>
+            <w:r>
+              <w:rPr>
+                <w:rFonts w:ascii="Courier New" w:cs="Courier New" w:eastAsia="Courier New" w:hAnsi="Courier New"/>
+                <w:sz w:val="17"/>
+                <w:szCs w:val="17"/>
+              </w:rPr>
+              <w:t xml:space="preserve">    nabla</w:t>
+            </w:r>
+          </w:p>
+          <w:p>
+            <w:pPr>
+              <w:spacing w:after="0"/>
+            </w:pPr>
+            <w:r>
+              <w:rPr>
+                <w:rFonts w:ascii="Courier New" w:cs="Courier New" w:eastAsia="Courier New" w:hAnsi="Courier New"/>
+                <w:sz w:val="17"/>
+                <w:szCs w:val="17"/>
+              </w:rPr>
+              <w:t xml:space="preserve">    :Access Public Shared</w:t>
+            </w:r>
+          </w:p>
+          <w:p>
+            <w:pPr>
+              <w:spacing w:after="0"/>
+            </w:pPr>
+            <w:r>
+              <w:rPr>
+                <w:rFonts w:ascii="Courier New" w:cs="Courier New" w:eastAsia="Courier New" w:hAnsi="Courier New"/>
+                <w:sz w:val="17"/>
+                <w:szCs w:val="17"/>
+              </w:rPr>
+              <w:t xml:space="preserve">    nabla R&lt;-Count</w:t>
+            </w:r>
+          </w:p>
+          <w:p>
+            <w:pPr>
+              <w:spacing w:after="0"/>
+            </w:pPr>
+            <w:r>
+              <w:rPr>
+                <w:rFonts w:ascii="Courier New" w:cs="Courier New" w:eastAsia="Courier New" w:hAnsi="Courier New"/>
+                <w:sz w:val="17"/>
+                <w:szCs w:val="17"/>
+              </w:rPr>
+              <w:t xml:space="preserve">    R&lt;-count</w:t>
+            </w:r>
+          </w:p>
+          <w:p>
+            <w:pPr>
+              <w:spacing w:after="0"/>
+            </w:pPr>
+            <w:r>
+              <w:rPr>
+                <w:rFonts w:ascii="Courier New" w:cs="Courier New" w:eastAsia="Courier New" w:hAnsi="Courier New"/>
+                <w:sz w:val="17"/>
+                <w:szCs w:val="17"/>
+              </w:rPr>
+              <w:t xml:space="preserve">    nabla</w:t>
+            </w:r>
+          </w:p>
+          <w:p>
+            <w:pPr>
+              <w:spacing w:after="0"/>
+            </w:pPr>
+            <w:r>
+              <w:rPr>
+                <w:rFonts w:ascii="Courier New" w:cs="Courier New" w:eastAsia="Courier New" w:hAnsi="Courier New"/>
+                <w:sz w:val="17"/>
+                <w:szCs w:val="17"/>
+              </w:rPr>
+              <w:t xml:space="preserve">  :EndClass</w:t>
+            </w:r>
+          </w:p>
+          <w:p>
+            <w:pPr>
+              <w:spacing w:after="0"/>
+            </w:pPr>
+            <w:r>
+              <w:rPr>
+                <w:rFonts w:ascii="Courier New" w:cs="Courier New" w:eastAsia="Courier New" w:hAnsi="Courier New"/>
+                <w:sz w:val="17"/>
+                <w:szCs w:val="17"/>
+              </w:rPr>
+              <w:t xml:space="preserve">  :Class Savings :Extends Account</w:t>
+            </w:r>
+          </w:p>
+          <w:p>
+            <w:pPr>
+              <w:spacing w:after="0"/>
+            </w:pPr>
+            <w:r>
+              <w:rPr>
+                <w:rFonts w:ascii="Courier New" w:cs="Courier New" w:eastAsia="Courier New" w:hAnsi="Courier New"/>
+                <w:sz w:val="17"/>
+                <w:szCs w:val="17"/>
+              </w:rPr>
+              <w:t xml:space="preserve">    :Field Public rate &lt;- 0.05</w:t>
+            </w:r>
+          </w:p>
+          <w:p>
+            <w:pPr>
+              <w:spacing w:after="0"/>
+            </w:pPr>
+            <w:r>
+              <w:rPr>
+                <w:rFonts w:ascii="Courier New" w:cs="Courier New" w:eastAsia="Courier New" w:hAnsi="Courier New"/>
+                <w:sz w:val="17"/>
+                <w:szCs w:val="17"/>
+              </w:rPr>
+              <w:t xml:space="preserve">    :Constructor</w:t>
+            </w:r>
+          </w:p>
+          <w:p>
+            <w:pPr>
+              <w:spacing w:after="0"/>
+            </w:pPr>
+            <w:r>
+              <w:rPr>
+                <w:rFonts w:ascii="Courier New" w:cs="Courier New" w:eastAsia="Courier New" w:hAnsi="Courier New"/>
+                <w:sz w:val="17"/>
+                <w:szCs w:val="17"/>
+              </w:rPr>
+              <w:t xml:space="preserve">    nabla Make2 X</w:t>
+            </w:r>
+          </w:p>
+          <w:p>
+            <w:pPr>
+              <w:spacing w:after="0"/>
+            </w:pPr>
+            <w:r>
+              <w:rPr>
+                <w:rFonts w:ascii="Courier New" w:cs="Courier New" w:eastAsia="Courier New" w:hAnsi="Courier New"/>
+                <w:sz w:val="17"/>
+                <w:szCs w:val="17"/>
+              </w:rPr>
+              <w:t xml:space="preserve">    []BASE.Make X</w:t>
+            </w:r>
+          </w:p>
+          <w:p>
+            <w:pPr>
+              <w:spacing w:after="0"/>
+            </w:pPr>
+            <w:r>
+              <w:rPr>
+                <w:rFonts w:ascii="Courier New" w:cs="Courier New" w:eastAsia="Courier New" w:hAnsi="Courier New"/>
+                <w:sz w:val="17"/>
+                <w:szCs w:val="17"/>
+              </w:rPr>
+              <w:t xml:space="preserve">    nabla</w:t>
+            </w:r>
+          </w:p>
+          <w:p>
+            <w:pPr>
+              <w:spacing w:after="0"/>
+            </w:pPr>
+            <w:r>
+              <w:rPr>
+                <w:rFonts w:ascii="Courier New" w:cs="Courier New" w:eastAsia="Courier New" w:hAnsi="Courier New"/>
+                <w:sz w:val="17"/>
+                <w:szCs w:val="17"/>
+              </w:rPr>
+              <w:t xml:space="preserve">    :Access Public</w:t>
+            </w:r>
+          </w:p>
+          <w:p>
+            <w:pPr>
+              <w:spacing w:after="0"/>
+            </w:pPr>
+            <w:r>
+              <w:rPr>
+                <w:rFonts w:ascii="Courier New" w:cs="Courier New" w:eastAsia="Courier New" w:hAnsi="Courier New"/>
+                <w:sz w:val="17"/>
+                <w:szCs w:val="17"/>
+              </w:rPr>
+              <w:t xml:space="preserve">    nabla AddInterest</w:t>
+            </w:r>
+          </w:p>
+          <w:p>
+            <w:pPr>
+              <w:spacing w:after="0"/>
+            </w:pPr>
+            <w:r>
+              <w:rPr>
+                <w:rFonts w:ascii="Courier New" w:cs="Courier New" w:eastAsia="Courier New" w:hAnsi="Courier New"/>
+                <w:sz w:val="17"/>
+                <w:szCs w:val="17"/>
+              </w:rPr>
+              <w:t xml:space="preserve">    []THIS.Deposit rate times []THIS.Balance</w:t>
+            </w:r>
+          </w:p>
+          <w:p>
+            <w:pPr>
+              <w:spacing w:after="0"/>
+            </w:pPr>
+            <w:r>
+              <w:rPr>
+                <w:rFonts w:ascii="Courier New" w:cs="Courier New" w:eastAsia="Courier New" w:hAnsi="Courier New"/>
+                <w:sz w:val="17"/>
+                <w:szCs w:val="17"/>
+              </w:rPr>
+              <w:t xml:space="preserve">    nabla</w:t>
+            </w:r>
+          </w:p>
+          <w:p>
+            <w:pPr>
+              <w:spacing w:after="0"/>
+            </w:pPr>
+            <w:r>
+              <w:rPr>
+                <w:rFonts w:ascii="Courier New" w:cs="Courier New" w:eastAsia="Courier New" w:hAnsi="Courier New"/>
+                <w:sz w:val="17"/>
+                <w:szCs w:val="17"/>
+              </w:rPr>
+              <w:t xml:space="preserve">  :EndClass</w:t>
+            </w:r>
+          </w:p>
+          <w:p>
+            <w:pPr>
+              <w:spacing w:after="0"/>
+            </w:pPr>
+            <w:r>
+              <w:rPr>
+                <w:rFonts w:ascii="Courier New" w:cs="Courier New" w:eastAsia="Courier New" w:hAnsi="Courier New"/>
+                <w:sz w:val="17"/>
+                <w:szCs w:val="17"/>
+              </w:rPr>
+              <w:t xml:space="preserve">:EndNamespace</w:t>
+            </w:r>
+          </w:p>
+          <w:p>
+            <w:pPr>
+              <w:spacing w:after="0"/>
+            </w:pPr>
+            <w:r>
+              <w:rPr>
+                <w:rFonts w:ascii="Courier New" w:cs="Courier New" w:eastAsia="Courier New" w:hAnsi="Courier New"/>
+                <w:sz w:val="17"/>
+                <w:szCs w:val="17"/>
+              </w:rPr>
+              <w:t xml:space="preserve">:Class Alarm</w:t>
+            </w:r>
+          </w:p>
+          <w:p>
+            <w:pPr>
+              <w:spacing w:after="0"/>
+            </w:pPr>
+            <w:r>
+              <w:rPr>
+                <w:rFonts w:ascii="Courier New" w:cs="Courier New" w:eastAsia="Courier New" w:hAnsi="Courier New"/>
+                <w:sz w:val="17"/>
+                <w:szCs w:val="17"/>
+              </w:rPr>
+              <w:t xml:space="preserve">  :Field Public hits &lt;- 0</w:t>
+            </w:r>
+          </w:p>
+          <w:p>
+            <w:pPr>
+              <w:spacing w:after="0"/>
+            </w:pPr>
+            <w:r>
+              <w:rPr>
+                <w:rFonts w:ascii="Courier New" w:cs="Courier New" w:eastAsia="Courier New" w:hAnsi="Courier New"/>
+                <w:sz w:val="17"/>
+                <w:szCs w:val="17"/>
+              </w:rPr>
+              <w:t xml:space="preserve">  :Access Public</w:t>
+            </w:r>
+          </w:p>
+          <w:p>
+            <w:pPr>
+              <w:spacing w:after="0"/>
+            </w:pPr>
+            <w:r>
+              <w:rPr>
+                <w:rFonts w:ascii="Courier New" w:cs="Courier New" w:eastAsia="Courier New" w:hAnsi="Courier New"/>
+                <w:sz w:val="17"/>
+                <w:szCs w:val="17"/>
+              </w:rPr>
+              <w:t xml:space="preserve">  nabla Ring X</w:t>
+            </w:r>
+          </w:p>
+          <w:p>
+            <w:pPr>
+              <w:spacing w:after="0"/>
+            </w:pPr>
+            <w:r>
+              <w:rPr>
+                <w:rFonts w:ascii="Courier New" w:cs="Courier New" w:eastAsia="Courier New" w:hAnsi="Courier New"/>
+                <w:sz w:val="17"/>
+                <w:szCs w:val="17"/>
+              </w:rPr>
+              <w:t xml:space="preserve">  hits &lt;- hits plus 1</w:t>
+            </w:r>
+          </w:p>
+          <w:p>
+            <w:pPr>
+              <w:spacing w:after="0"/>
+            </w:pPr>
+            <w:r>
+              <w:rPr>
+                <w:rFonts w:ascii="Courier New" w:cs="Courier New" w:eastAsia="Courier New" w:hAnsi="Courier New"/>
+                <w:sz w:val="17"/>
+                <w:szCs w:val="17"/>
+              </w:rPr>
+              <w:t xml:space="preserve">  nabla</w:t>
+            </w:r>
+          </w:p>
+          <w:p>
+            <w:pPr>
+              <w:spacing w:after="0"/>
+            </w:pPr>
+            <w:r>
+              <w:rPr>
+                <w:rFonts w:ascii="Courier New" w:cs="Courier New" w:eastAsia="Courier New" w:hAnsi="Courier New"/>
+                <w:sz w:val="17"/>
+                <w:szCs w:val="17"/>
+              </w:rPr>
+              <w:t xml:space="preserve">:EndClass</w:t>
+            </w:r>
+          </w:p>
+          <w:p>
+            <w:pPr>
+              <w:spacing w:after="0"/>
+            </w:pPr>
+            <w:r>
+              <w:rPr>
+                <w:rFonts w:ascii="Courier New" w:cs="Courier New" w:eastAsia="Courier New" w:hAnsi="Courier New"/>
+                <w:sz w:val="17"/>
+                <w:szCs w:val="17"/>
+              </w:rPr>
+              <w:t xml:space="preserve">a &lt;- []NEW Bank.Account 100</w:t>
+            </w:r>
+          </w:p>
+          <w:p>
+            <w:pPr>
+              <w:spacing w:after="0"/>
+            </w:pPr>
+            <w:r>
+              <w:rPr>
+                <w:rFonts w:ascii="Courier New" w:cs="Courier New" w:eastAsia="Courier New" w:hAnsi="Courier New"/>
+                <w:sz w:val="17"/>
+                <w:szCs w:val="17"/>
+              </w:rPr>
+              <w:t xml:space="preserve">s &lt;- []NEW Bank.Savings 200</w:t>
+            </w:r>
+          </w:p>
+          <w:p>
+            <w:pPr>
+              <w:spacing w:after="0"/>
+            </w:pPr>
+            <w:r>
+              <w:rPr>
+                <w:rFonts w:ascii="Courier New" w:cs="Courier New" w:eastAsia="Courier New" w:hAnsi="Courier New"/>
+                <w:sz w:val="17"/>
+                <w:szCs w:val="17"/>
+              </w:rPr>
+              <w:t xml:space="preserve">a.Deposit 50</w:t>
+            </w:r>
+          </w:p>
+          <w:p>
+            <w:pPr>
+              <w:spacing w:after="0"/>
+            </w:pPr>
+            <w:r>
+              <w:rPr>
+                <w:rFonts w:ascii="Courier New" w:cs="Courier New" w:eastAsia="Courier New" w:hAnsi="Courier New"/>
+                <w:sz w:val="17"/>
+                <w:szCs w:val="17"/>
+              </w:rPr>
+              <w:t xml:space="preserve">a.Balance</w:t>
+            </w:r>
+          </w:p>
+          <w:p>
+            <w:pPr>
+              <w:spacing w:after="0"/>
+            </w:pPr>
+            <w:r>
+              <w:rPr>
+                <w:rFonts w:ascii="Courier New" w:cs="Courier New" w:eastAsia="Courier New" w:hAnsi="Courier New"/>
+                <w:sz w:val="17"/>
+                <w:szCs w:val="17"/>
+              </w:rPr>
+              <w:t xml:space="preserve">s.AddInterest</w:t>
+            </w:r>
+          </w:p>
+          <w:p>
+            <w:pPr>
+              <w:spacing w:after="0"/>
+            </w:pPr>
+            <w:r>
+              <w:rPr>
+                <w:rFonts w:ascii="Courier New" w:cs="Courier New" w:eastAsia="Courier New" w:hAnsi="Courier New"/>
+                <w:sz w:val="17"/>
+                <w:szCs w:val="17"/>
+              </w:rPr>
+              <w:t xml:space="preserve">s.Balance</w:t>
+            </w:r>
+          </w:p>
+          <w:p>
+            <w:pPr>
+              <w:spacing w:after="0"/>
+            </w:pPr>
+            <w:r>
+              <w:rPr>
+                <w:rFonts w:ascii="Courier New" w:cs="Courier New" w:eastAsia="Courier New" w:hAnsi="Courier New"/>
+                <w:sz w:val="17"/>
+                <w:szCs w:val="17"/>
+              </w:rPr>
+              <w:t xml:space="preserve">Bank.Account.Count</w:t>
+            </w:r>
+          </w:p>
+          <w:p>
+            <w:pPr>
+              <w:spacing w:after="0"/>
+            </w:pPr>
+            <w:r>
+              <w:rPr>
+                <w:rFonts w:ascii="Courier New" w:cs="Courier New" w:eastAsia="Courier New" w:hAnsi="Courier New"/>
+                <w:sz w:val="17"/>
+                <w:szCs w:val="17"/>
+              </w:rPr>
+              <w:t xml:space="preserve">s []ISA Bank.Account</w:t>
+            </w:r>
+          </w:p>
+          <w:p>
+            <w:pPr>
+              <w:spacing w:after="0"/>
+            </w:pPr>
+            <w:r>
+              <w:rPr>
+                <w:rFonts w:ascii="Courier New" w:cs="Courier New" w:eastAsia="Courier New" w:hAnsi="Courier New"/>
+                <w:sz w:val="17"/>
+                <w:szCs w:val="17"/>
+              </w:rPr>
+              <w:t xml:space="preserve">w &lt;- []NEW Alarm</w:t>
+            </w:r>
+          </w:p>
+          <w:p>
+            <w:pPr>
+              <w:spacing w:after="0"/>
+            </w:pPr>
+            <w:r>
+              <w:rPr>
+                <w:rFonts w:ascii="Courier New" w:cs="Courier New" w:eastAsia="Courier New" w:hAnsi="Courier New"/>
+                <w:sz w:val="17"/>
+                <w:szCs w:val="17"/>
+              </w:rPr>
+              <w:t xml:space="preserve">x &lt;- a []ON 'Overdrawn' 'w.Ring'</w:t>
+            </w:r>
+          </w:p>
+          <w:p>
+            <w:pPr>
+              <w:spacing w:after="0"/>
+            </w:pPr>
+            <w:r>
+              <w:rPr>
+                <w:rFonts w:ascii="Courier New" w:cs="Courier New" w:eastAsia="Courier New" w:hAnsi="Courier New"/>
+                <w:sz w:val="17"/>
+                <w:szCs w:val="17"/>
+              </w:rPr>
+              <w:t xml:space="preserve">a.Withdraw 1000</w:t>
+            </w:r>
+          </w:p>
+          <w:p>
+            <w:pPr>
+              <w:spacing w:after="0"/>
+            </w:pPr>
+            <w:r>
+              <w:rPr>
+                <w:rFonts w:ascii="Courier New" w:cs="Courier New" w:eastAsia="Courier New" w:hAnsi="Courier New"/>
+                <w:sz w:val="17"/>
+                <w:szCs w:val="17"/>
+              </w:rPr>
+              <w:t xml:space="preserve">w.hits</w:t>
+            </w:r>
+          </w:p>
+          <w:p>
+            <w:pPr>
+              <w:spacing w:after="0"/>
+            </w:pPr>
+            <w:r>
+              <w:rPr>
+                <w:rFonts w:ascii="Courier New" w:cs="Courier New" w:eastAsia="Courier New" w:hAnsi="Courier New"/>
+                <w:sz w:val="17"/>
+                <w:szCs w:val="17"/>
+              </w:rPr>
+              <w:t xml:space="preserve">a.Balance</w:t>
+            </w:r>
+          </w:p>
+          <w:p>
+            <w:pPr>
+              <w:spacing w:after="0"/>
+            </w:pPr>
+            <w:r>
+              <w:rPr>
+                <w:rFonts w:ascii="Courier New" w:cs="Courier New" w:eastAsia="Courier New" w:hAnsi="Courier New"/>
+                <w:sz w:val="17"/>
+                <w:szCs w:val="17"/>
+              </w:rPr>
+              <w:t xml:space="preserve">('execute ''a.Balance &lt;- 1''' []EA '[]DM')</w:t>
+            </w:r>
+          </w:p>
+          <w:p>
+            <w:pPr>
+              <w:spacing w:after="0"/>
+            </w:pPr>
+            <w:r>
+              <w:rPr>
+                <w:rFonts w:ascii="Courier New" w:cs="Courier New" w:eastAsia="Courier New" w:hAnsi="Courier New"/>
+                <w:sz w:val="17"/>
+                <w:szCs w:val="17"/>
+              </w:rPr>
+              <w:t xml:space="preserve">Bank []NL 9.4</w:t>
+            </w:r>
+          </w:p>
+          <w:p>
+            <w:pPr>
+              <w:spacing w:after="0"/>
+            </w:pPr>
+            <w:r>
+              <w:rPr>
+                <w:rFonts w:ascii="Courier New" w:cs="Courier New" w:eastAsia="Courier New" w:hAnsi="Courier New"/>
+                <w:sz w:val="17"/>
+                <w:szCs w:val="17"/>
+              </w:rPr>
+              <w:t xml:space="preserve"> </w:t>
+            </w:r>
+          </w:p>
+          <w:p>
+            <w:pPr>
+              <w:spacing w:after="0"/>
+            </w:pPr>
+            <w:r>
+              <w:rPr>
+                <w:rFonts w:ascii="Courier New" w:cs="Courier New" w:eastAsia="Courier New" w:hAnsi="Courier New"/>
+                <w:sz w:val="17"/>
+                <w:szCs w:val="17"/>
+              </w:rPr>
+              <w:t xml:space="preserve"># prints</w:t>
+            </w:r>
+          </w:p>
+          <w:p>
+            <w:pPr>
+              <w:spacing w:after="0"/>
+            </w:pPr>
+            <w:r>
+              <w:rPr>
+                <w:rFonts w:ascii="Courier New" w:cs="Courier New" w:eastAsia="Courier New" w:hAnsi="Courier New"/>
+                <w:sz w:val="17"/>
+                <w:szCs w:val="17"/>
+              </w:rPr>
+              <w:t xml:space="preserve">     class Bank.Account defined.</w:t>
+            </w:r>
+          </w:p>
+          <w:p>
+            <w:pPr>
+              <w:spacing w:after="0"/>
+            </w:pPr>
+            <w:r>
+              <w:rPr>
+                <w:rFonts w:ascii="Courier New" w:cs="Courier New" w:eastAsia="Courier New" w:hAnsi="Courier New"/>
+                <w:sz w:val="17"/>
+                <w:szCs w:val="17"/>
+              </w:rPr>
+              <w:t xml:space="preserve">     class Bank.Savings defined.</w:t>
+            </w:r>
+          </w:p>
+          <w:p>
+            <w:pPr>
+              <w:spacing w:after="0"/>
+            </w:pPr>
+            <w:r>
+              <w:rPr>
+                <w:rFonts w:ascii="Courier New" w:cs="Courier New" w:eastAsia="Courier New" w:hAnsi="Courier New"/>
+                <w:sz w:val="17"/>
+                <w:szCs w:val="17"/>
+              </w:rPr>
+              <w:t xml:space="preserve">     class Alarm defined.</w:t>
+            </w:r>
+          </w:p>
+          <w:p>
+            <w:pPr>
+              <w:spacing w:after="0"/>
+            </w:pPr>
+            <w:r>
+              <w:rPr>
+                <w:rFonts w:ascii="Courier New" w:cs="Courier New" w:eastAsia="Courier New" w:hAnsi="Courier New"/>
+                <w:sz w:val="17"/>
+                <w:szCs w:val="17"/>
+              </w:rPr>
+              <w:t xml:space="preserve">150</w:t>
+            </w:r>
+          </w:p>
+          <w:p>
+            <w:pPr>
+              <w:spacing w:after="0"/>
+            </w:pPr>
+            <w:r>
+              <w:rPr>
+                <w:rFonts w:ascii="Courier New" w:cs="Courier New" w:eastAsia="Courier New" w:hAnsi="Courier New"/>
+                <w:sz w:val="17"/>
+                <w:szCs w:val="17"/>
+              </w:rPr>
+              <w:t xml:space="preserve">210</w:t>
+            </w:r>
+          </w:p>
+          <w:p>
+            <w:pPr>
+              <w:spacing w:after="0"/>
+            </w:pPr>
+            <w:r>
+              <w:rPr>
+                <w:rFonts w:ascii="Courier New" w:cs="Courier New" w:eastAsia="Courier New" w:hAnsi="Courier New"/>
+                <w:sz w:val="17"/>
+                <w:szCs w:val="17"/>
+              </w:rPr>
+              <w:t xml:space="preserve">2</w:t>
+            </w:r>
+          </w:p>
+          <w:p>
+            <w:pPr>
+              <w:spacing w:after="0"/>
+            </w:pPr>
+            <w:r>
+              <w:rPr>
+                <w:rFonts w:ascii="Courier New" w:cs="Courier New" w:eastAsia="Courier New" w:hAnsi="Courier New"/>
+                <w:sz w:val="17"/>
+                <w:szCs w:val="17"/>
+              </w:rPr>
+              <w:t xml:space="preserve">1</w:t>
+            </w:r>
+          </w:p>
+          <w:p>
+            <w:pPr>
+              <w:spacing w:after="0"/>
+            </w:pPr>
+            <w:r>
+              <w:rPr>
+                <w:rFonts w:ascii="Courier New" w:cs="Courier New" w:eastAsia="Courier New" w:hAnsi="Courier New"/>
+                <w:sz w:val="17"/>
+                <w:szCs w:val="17"/>
+              </w:rPr>
+              <w:t xml:space="preserve">1</w:t>
+            </w:r>
+          </w:p>
+          <w:p>
+            <w:pPr>
+              <w:spacing w:after="0"/>
+            </w:pPr>
+            <w:r>
+              <w:rPr>
+                <w:rFonts w:ascii="Courier New" w:cs="Courier New" w:eastAsia="Courier New" w:hAnsi="Courier New"/>
+                <w:sz w:val="17"/>
+                <w:szCs w:val="17"/>
+              </w:rPr>
+              <w:t xml:space="preserve">150</w:t>
+            </w:r>
+          </w:p>
+          <w:p>
+            <w:pPr>
+              <w:spacing w:after="0"/>
+            </w:pPr>
+            <w:r>
+              <w:rPr>
+                <w:rFonts w:ascii="Courier New" w:cs="Courier New" w:eastAsia="Courier New" w:hAnsi="Courier New"/>
+                <w:sz w:val="17"/>
+                <w:szCs w:val="17"/>
+              </w:rPr>
+              <w:t xml:space="preserve">READONLY ERROR: property Balance has no set function</w:t>
+            </w:r>
+          </w:p>
+          <w:p>
+            <w:pPr>
+              <w:spacing w:after="0"/>
+            </w:pPr>
+            <w:r>
+              <w:rPr>
+                <w:rFonts w:ascii="Courier New" w:cs="Courier New" w:eastAsia="Courier New" w:hAnsi="Courier New"/>
+                <w:sz w:val="17"/>
+                <w:szCs w:val="17"/>
+              </w:rPr>
+              <w:t xml:space="preserve">Account</w:t>
+            </w:r>
+          </w:p>
+          <w:p>
+            <w:pPr>
+              <w:spacing w:after="0"/>
+            </w:pPr>
+            <w:r>
+              <w:rPr>
+                <w:rFonts w:ascii="Courier New" w:cs="Courier New" w:eastAsia="Courier New" w:hAnsi="Courier New"/>
+                <w:sz w:val="17"/>
+                <w:szCs w:val="17"/>
+              </w:rPr>
+              <w:t xml:space="preserve">Savings</w:t>
+            </w:r>
+          </w:p>
+        </w:tc>
+      </w:tr>
+    </w:tbl>
+    <w:p>
+      <w:pPr>
+        <w:spacing w:after="200" w:before="60"/>
+      </w:pPr>
+      <w:r>
+        <w:rPr>
+          <w:rFonts w:ascii="Arial" w:cs="Arial" w:eastAsia="Arial" w:hAnsi="Arial"/>
+          <w:b/>
+          <w:bCs/>
+          <w:sz w:val="17"/>
+          <w:szCs w:val="17"/>
+        </w:rPr>
+        <w:t xml:space="preserve">Figure 47.</w:t>
+      </w:r>
+      <w:r>
+        <w:rPr>
+          <w:rFonts w:ascii="Arial" w:cs="Arial" w:eastAsia="Arial" w:hAnsi="Arial"/>
+          <w:sz w:val="17"/>
+          <w:szCs w:val="17"/>
+        </w:rPr>
+        <w:t xml:space="preserve"> Objects (examples/oo_account.apl)</w:t>
+      </w:r>
+    </w:p>
+    <w:p>
+      <w:pPr>
+        <w:pStyle w:val="Heading1"/>
+        <w:keepNext/>
+        <w:pageBreakBefore/>
+        <w:pBdr>
+          <w:bottom w:val="single" w:color="000000" w:sz="12" w:space="4"/>
+        </w:pBdr>
+        <w:spacing w:after="240" w:before="0"/>
+        <w:outlineLvl w:val="0"/>
+      </w:pPr>
+      <w:r>
+        <w:rPr>
+          <w:rFonts w:ascii="Arial" w:cs="Arial" w:eastAsia="Arial" w:hAnsi="Arial"/>
+          <w:b/>
+          <w:bCs/>
+          <w:sz w:val="32"/>
+          <w:szCs w:val="32"/>
+        </w:rPr>
+        <w:t xml:space="preserve">Appendix A. Commands</w:t>
+      </w:r>
+    </w:p>
+    <w:tbl>
+      <w:tblPr>
+        <w:tblW w:type="dxa" w:w="9638"/>
+        <w:tblBorders>
+          <w:top w:val="single" w:color="auto" w:sz="4"/>
+          <w:left w:val="single" w:color="auto" w:sz="4"/>
+          <w:bottom w:val="single" w:color="auto" w:sz="4"/>
+          <w:right w:val="single" w:color="auto" w:sz="4"/>
+          <w:insideH w:val="single" w:color="auto" w:sz="4"/>
+          <w:insideV w:val="single" w:color="auto" w:sz="4"/>
+        </w:tblBorders>
+      </w:tblPr>
+      <w:tblGrid>
+        <w:gridCol w:w="3000"/>
+        <w:gridCol w:w="6638"/>
+      </w:tblGrid>
+      <w:tr>
+        <w:trPr>
+          <w:cantSplit/>
+          <w:tblHeader/>
+        </w:trPr>
+        <w:tc>
+          <w:tcPr>
+            <w:tcW w:type="dxa" w:w="3000"/>
+            <w:tcBorders>
+              <w:top w:val="single" w:color="808080" w:sz="4"/>
+              <w:left w:val="single" w:color="808080" w:sz="4"/>
+              <w:bottom w:val="single" w:color="808080" w:sz="4"/>
+              <w:right w:val="single" w:color="808080" w:sz="4"/>
+            </w:tcBorders>
+            <w:shd w:fill="D9D9D9" w:color="auto" w:val="clear"/>
+            <w:tcMar>
+              <w:top w:type="dxa" w:w="50"/>
+              <w:left w:type="dxa" w:w="100"/>
+              <w:bottom w:type="dxa" w:w="50"/>
+              <w:right w:type="dxa" w:w="100"/>
+            </w:tcMar>
+          </w:tcPr>
+          <w:p>
+            <w:pPr>
+              <w:keepNext/>
+              <w:spacing w:after="0"/>
+            </w:pPr>
+            <w:r>
+              <w:rPr>
+                <w:rFonts w:ascii="Arial" w:cs="Arial" w:eastAsia="Arial" w:hAnsi="Arial"/>
+                <w:b/>
+                <w:bCs/>
+                <w:sz w:val="17"/>
+                <w:szCs w:val="17"/>
+              </w:rPr>
+              <w:t xml:space="preserve">Command</w:t>
+            </w:r>
+          </w:p>
+        </w:tc>
+        <w:tc>
+          <w:tcPr>
+            <w:tcW w:type="dxa" w:w="6638"/>
+            <w:tcBorders>
+              <w:top w:val="single" w:color="808080" w:sz="4"/>
+              <w:left w:val="single" w:color="808080" w:sz="4"/>
+              <w:bottom w:val="single" w:color="808080" w:sz="4"/>
+              <w:right w:val="single" w:color="808080" w:sz="4"/>
+            </w:tcBorders>
+            <w:shd w:fill="D9D9D9" w:color="auto" w:val="clear"/>
+            <w:tcMar>
+              <w:top w:type="dxa" w:w="50"/>
+              <w:left w:type="dxa" w:w="100"/>
+              <w:bottom w:type="dxa" w:w="50"/>
+              <w:right w:type="dxa" w:w="100"/>
+            </w:tcMar>
+          </w:tcPr>
+          <w:p>
+            <w:pPr>
+              <w:keepNext/>
+              <w:spacing w:after="0"/>
+            </w:pPr>
+            <w:r>
+              <w:rPr>
+                <w:rFonts w:ascii="Arial" w:cs="Arial" w:eastAsia="Arial" w:hAnsi="Arial"/>
+                <w:b/>
+                <w:bCs/>
+                <w:sz w:val="17"/>
+                <w:szCs w:val="17"/>
+              </w:rPr>
+              <w:t xml:space="preserve">Action</w:t>
+            </w:r>
+          </w:p>
+        </w:tc>
+      </w:tr>
+      <w:tr>
+        <w:trPr>
+          <w:cantSplit/>
+        </w:trPr>
+        <w:tc>
+          <w:tcPr>
+            <w:tcW w:type="dxa" w:w="3000"/>
+            <w:tcBorders>
+              <w:top w:val="single" w:color="808080" w:sz="4"/>
+              <w:left w:val="single" w:color="808080" w:sz="4"/>
+              <w:bottom w:val="single" w:color="808080" w:sz="4"/>
+              <w:right w:val="single" w:color="808080" w:sz="4"/>
+            </w:tcBorders>
+            <w:tcMar>
+              <w:top w:type="dxa" w:w="50"/>
+              <w:left w:type="dxa" w:w="100"/>
+              <w:bottom w:type="dxa" w:w="50"/>
+              <w:right w:type="dxa" w:w="100"/>
+            </w:tcMar>
+          </w:tcPr>
+          <w:p>
+            <w:pPr>
+              <w:keepNext/>
+              <w:spacing w:after="0"/>
+            </w:pPr>
+            <w:r>
+              <w:rPr>
+                <w:rFonts w:ascii="Courier New" w:cs="Courier New" w:eastAsia="Courier New" w:hAnsi="Courier New"/>
+                <w:sz w:val="17"/>
+                <w:szCs w:val="17"/>
+              </w:rPr>
+              <w:t xml:space="preserve">)VARS</w:t>
+            </w:r>
+          </w:p>
+        </w:tc>
+        <w:tc>
+          <w:tcPr>
+            <w:tcW w:type="dxa" w:w="6638"/>
+            <w:tcBorders>
+              <w:top w:val="single" w:color="808080" w:sz="4"/>
+              <w:left w:val="single" w:color="808080" w:sz="4"/>
+              <w:bottom w:val="single" w:color="808080" w:sz="4"/>
+              <w:right w:val="single" w:color="808080" w:sz="4"/>
+            </w:tcBorders>
+            <w:tcMar>
+              <w:top w:type="dxa" w:w="50"/>
+              <w:left w:type="dxa" w:w="100"/>
+              <w:bottom w:type="dxa" w:w="50"/>
+              <w:right w:type="dxa" w:w="100"/>
+            </w:tcMar>
+          </w:tcPr>
+          <w:p>
+            <w:pPr>
+              <w:keepNext/>
+              <w:spacing w:after="0"/>
+            </w:pPr>
+            <w:r>
+              <w:rPr>
+                <w:rFonts w:ascii="Times New Roman" w:cs="Times New Roman" w:eastAsia="Times New Roman" w:hAnsi="Times New Roman"/>
+                <w:sz w:val="19"/>
+                <w:szCs w:val="19"/>
+              </w:rPr>
+              <w:t xml:space="preserve">List the variables.</w:t>
+            </w:r>
+          </w:p>
+        </w:tc>
+      </w:tr>
+      <w:tr>
+        <w:trPr>
+          <w:cantSplit/>
+        </w:trPr>
+        <w:tc>
+          <w:tcPr>
+            <w:tcW w:type="dxa" w:w="3000"/>
+            <w:tcBorders>
+              <w:top w:val="single" w:color="808080" w:sz="4"/>
+              <w:left w:val="single" w:color="808080" w:sz="4"/>
+              <w:bottom w:val="single" w:color="808080" w:sz="4"/>
+              <w:right w:val="single" w:color="808080" w:sz="4"/>
+            </w:tcBorders>
+            <w:tcMar>
+              <w:top w:type="dxa" w:w="50"/>
+              <w:left w:type="dxa" w:w="100"/>
+              <w:bottom w:type="dxa" w:w="50"/>
+              <w:right w:type="dxa" w:w="100"/>
+            </w:tcMar>
+          </w:tcPr>
+          <w:p>
+            <w:pPr>
+              <w:keepNext/>
+              <w:spacing w:after="0"/>
+            </w:pPr>
+            <w:r>
+              <w:rPr>
+                <w:rFonts w:ascii="Courier New" w:cs="Courier New" w:eastAsia="Courier New" w:hAnsi="Courier New"/>
+                <w:sz w:val="17"/>
+                <w:szCs w:val="17"/>
+              </w:rPr>
+              <w:t xml:space="preserve">)FNS</w:t>
+            </w:r>
+          </w:p>
+        </w:tc>
+        <w:tc>
+          <w:tcPr>
+            <w:tcW w:type="dxa" w:w="6638"/>
+            <w:tcBorders>
+              <w:top w:val="single" w:color="808080" w:sz="4"/>
+              <w:left w:val="single" w:color="808080" w:sz="4"/>
+              <w:bottom w:val="single" w:color="808080" w:sz="4"/>
+              <w:right w:val="single" w:color="808080" w:sz="4"/>
+            </w:tcBorders>
+            <w:tcMar>
+              <w:top w:type="dxa" w:w="50"/>
+              <w:left w:type="dxa" w:w="100"/>
+              <w:bottom w:type="dxa" w:w="50"/>
+              <w:right w:type="dxa" w:w="100"/>
+            </w:tcMar>
+          </w:tcPr>
+          <w:p>
+            <w:pPr>
+              <w:keepNext/>
+              <w:spacing w:after="0"/>
+            </w:pPr>
+            <w:r>
+              <w:rPr>
+                <w:rFonts w:ascii="Times New Roman" w:cs="Times New Roman" w:eastAsia="Times New Roman" w:hAnsi="Times New Roman"/>
+                <w:sz w:val="19"/>
+                <w:szCs w:val="19"/>
+              </w:rPr>
+              <w:t xml:space="preserve">List the functions, including named lambdas and operators.</w:t>
+            </w:r>
+          </w:p>
+        </w:tc>
+      </w:tr>
+      <w:tr>
+        <w:trPr>
+          <w:cantSplit/>
+        </w:trPr>
+        <w:tc>
+          <w:tcPr>
+            <w:tcW w:type="dxa" w:w="3000"/>
+            <w:tcBorders>
+              <w:top w:val="single" w:color="808080" w:sz="4"/>
+              <w:left w:val="single" w:color="808080" w:sz="4"/>
+              <w:bottom w:val="single" w:color="808080" w:sz="4"/>
+              <w:right w:val="single" w:color="808080" w:sz="4"/>
+            </w:tcBorders>
+            <w:tcMar>
+              <w:top w:type="dxa" w:w="50"/>
+              <w:left w:type="dxa" w:w="100"/>
+              <w:bottom w:type="dxa" w:w="50"/>
+              <w:right w:type="dxa" w:w="100"/>
+            </w:tcMar>
+          </w:tcPr>
+          <w:p>
+            <w:pPr>
+              <w:keepNext/>
+              <w:spacing w:after="0"/>
+            </w:pPr>
+            <w:r>
+              <w:rPr>
+                <w:rFonts w:ascii="Courier New" w:cs="Courier New" w:eastAsia="Courier New" w:hAnsi="Courier New"/>
+                <w:sz w:val="17"/>
+                <w:szCs w:val="17"/>
+              </w:rPr>
+              <w:t xml:space="preserve">)PRIMS</w:t>
+            </w:r>
+          </w:p>
+        </w:tc>
+        <w:tc>
+          <w:tcPr>
+            <w:tcW w:type="dxa" w:w="6638"/>
+            <w:tcBorders>
+              <w:top w:val="single" w:color="808080" w:sz="4"/>
+              <w:left w:val="single" w:color="808080" w:sz="4"/>
+              <w:bottom w:val="single" w:color="808080" w:sz="4"/>
+              <w:right w:val="single" w:color="808080" w:sz="4"/>
+            </w:tcBorders>
+            <w:tcMar>
+              <w:top w:type="dxa" w:w="50"/>
+              <w:left w:type="dxa" w:w="100"/>
+              <w:bottom w:type="dxa" w:w="50"/>
+              <w:right w:type="dxa" w:w="100"/>
+            </w:tcMar>
+          </w:tcPr>
+          <w:p>
+            <w:pPr>
+              <w:keepNext/>
+              <w:spacing w:after="0"/>
+            </w:pPr>
+            <w:r>
+              <w:rPr>
+                <w:rFonts w:ascii="Times New Roman" w:cs="Times New Roman" w:eastAsia="Times New Roman" w:hAnsi="Times New Roman"/>
+                <w:sz w:val="19"/>
+                <w:szCs w:val="19"/>
+              </w:rPr>
+              <w:t xml:space="preserve">List the words, operators, system names and control words.</w:t>
+            </w:r>
+          </w:p>
+        </w:tc>
+      </w:tr>
+      <w:tr>
+        <w:trPr>
+          <w:cantSplit/>
+        </w:trPr>
+        <w:tc>
+          <w:tcPr>
+            <w:tcW w:type="dxa" w:w="3000"/>
+            <w:tcBorders>
+              <w:top w:val="single" w:color="808080" w:sz="4"/>
+              <w:left w:val="single" w:color="808080" w:sz="4"/>
+              <w:bottom w:val="single" w:color="808080" w:sz="4"/>
+              <w:right w:val="single" w:color="808080" w:sz="4"/>
+            </w:tcBorders>
+            <w:tcMar>
+              <w:top w:type="dxa" w:w="50"/>
+              <w:left w:type="dxa" w:w="100"/>
+              <w:bottom w:type="dxa" w:w="50"/>
+              <w:right w:type="dxa" w:w="100"/>
+            </w:tcMar>
+          </w:tcPr>
+          <w:p>
+            <w:pPr>
+              <w:keepNext/>
+              <w:spacing w:after="0"/>
+            </w:pPr>
+            <w:r>
+              <w:rPr>
+                <w:rFonts w:ascii="Courier New" w:cs="Courier New" w:eastAsia="Courier New" w:hAnsi="Courier New"/>
+                <w:sz w:val="17"/>
+                <w:szCs w:val="17"/>
+              </w:rPr>
+              <w:t xml:space="preserve">)PROCS</w:t>
+            </w:r>
+          </w:p>
+        </w:tc>
+        <w:tc>
+          <w:tcPr>
+            <w:tcW w:type="dxa" w:w="6638"/>
+            <w:tcBorders>
+              <w:top w:val="single" w:color="808080" w:sz="4"/>
+              <w:left w:val="single" w:color="808080" w:sz="4"/>
+              <w:bottom w:val="single" w:color="808080" w:sz="4"/>
+              <w:right w:val="single" w:color="808080" w:sz="4"/>
+            </w:tcBorders>
+            <w:tcMar>
+              <w:top w:type="dxa" w:w="50"/>
+              <w:left w:type="dxa" w:w="100"/>
+              <w:bottom w:type="dxa" w:w="50"/>
+              <w:right w:type="dxa" w:w="100"/>
+            </w:tcMar>
+          </w:tcPr>
+          <w:p>
+            <w:pPr>
+              <w:keepNext/>
+              <w:spacing w:after="0"/>
+            </w:pPr>
+            <w:r>
+              <w:rPr>
+                <w:rFonts w:ascii="Times New Roman" w:cs="Times New Roman" w:eastAsia="Times New Roman" w:hAnsi="Times New Roman"/>
+                <w:sz w:val="19"/>
+                <w:szCs w:val="19"/>
+              </w:rPr>
+              <w:t xml:space="preserve">List the auxiliary processors and the variables shared with them.</w:t>
+            </w:r>
+          </w:p>
+        </w:tc>
+      </w:tr>
+      <w:tr>
+        <w:trPr>
+          <w:cantSplit/>
+        </w:trPr>
+        <w:tc>
+          <w:tcPr>
+            <w:tcW w:type="dxa" w:w="3000"/>
+            <w:tcBorders>
+              <w:top w:val="single" w:color="808080" w:sz="4"/>
+              <w:left w:val="single" w:color="808080" w:sz="4"/>
+              <w:bottom w:val="single" w:color="808080" w:sz="4"/>
+              <w:right w:val="single" w:color="808080" w:sz="4"/>
+            </w:tcBorders>
+            <w:tcMar>
+              <w:top w:type="dxa" w:w="50"/>
+              <w:left w:type="dxa" w:w="100"/>
+              <w:bottom w:type="dxa" w:w="50"/>
+              <w:right w:type="dxa" w:w="100"/>
+            </w:tcMar>
+          </w:tcPr>
+          <w:p>
+            <w:pPr>
+              <w:keepNext/>
+              <w:spacing w:after="0"/>
+            </w:pPr>
+            <w:r>
+              <w:rPr>
+                <w:rFonts w:ascii="Courier New" w:cs="Courier New" w:eastAsia="Courier New" w:hAnsi="Courier New"/>
+                <w:sz w:val="17"/>
+                <w:szCs w:val="17"/>
+              </w:rPr>
+              <w:t xml:space="preserve">)LIB</w:t>
+            </w:r>
+          </w:p>
+        </w:tc>
+        <w:tc>
+          <w:tcPr>
+            <w:tcW w:type="dxa" w:w="6638"/>
+            <w:tcBorders>
+              <w:top w:val="single" w:color="808080" w:sz="4"/>
+              <w:left w:val="single" w:color="808080" w:sz="4"/>
+              <w:bottom w:val="single" w:color="808080" w:sz="4"/>
+              <w:right w:val="single" w:color="808080" w:sz="4"/>
+            </w:tcBorders>
+            <w:tcMar>
+              <w:top w:type="dxa" w:w="50"/>
+              <w:left w:type="dxa" w:w="100"/>
+              <w:bottom w:type="dxa" w:w="50"/>
+              <w:right w:type="dxa" w:w="100"/>
+            </w:tcMar>
+          </w:tcPr>
+          <w:p>
+            <w:pPr>
+              <w:keepNext/>
+              <w:spacing w:after="0"/>
+            </w:pPr>
+            <w:r>
+              <w:rPr>
+                <w:rFonts w:ascii="Times New Roman" w:cs="Times New Roman" w:eastAsia="Times New Roman" w:hAnsi="Times New Roman"/>
+                <w:sz w:val="19"/>
+                <w:szCs w:val="19"/>
+              </w:rPr>
+              <w:t xml:space="preserve">List the saved workspaces in the current directory.</w:t>
+            </w:r>
+          </w:p>
+        </w:tc>
+      </w:tr>
+      <w:tr>
+        <w:trPr>
+          <w:cantSplit/>
+        </w:trPr>
+        <w:tc>
+          <w:tcPr>
+            <w:tcW w:type="dxa" w:w="3000"/>
+            <w:tcBorders>
+              <w:top w:val="single" w:color="808080" w:sz="4"/>
+              <w:left w:val="single" w:color="808080" w:sz="4"/>
+              <w:bottom w:val="single" w:color="808080" w:sz="4"/>
+              <w:right w:val="single" w:color="808080" w:sz="4"/>
+            </w:tcBorders>
+            <w:tcMar>
+              <w:top w:type="dxa" w:w="50"/>
+              <w:left w:type="dxa" w:w="100"/>
+              <w:bottom w:type="dxa" w:w="50"/>
+              <w:right w:type="dxa" w:w="100"/>
+            </w:tcMar>
+          </w:tcPr>
+          <w:p>
+            <w:pPr>
+              <w:keepNext/>
+              <w:spacing w:after="0"/>
+            </w:pPr>
+            <w:r>
+              <w:rPr>
+                <w:rFonts w:ascii="Courier New" w:cs="Courier New" w:eastAsia="Courier New" w:hAnsi="Courier New"/>
+                <w:sz w:val="17"/>
+                <w:szCs w:val="17"/>
+              </w:rPr>
+              <w:t xml:space="preserve">)WSID [name]</w:t>
+            </w:r>
+          </w:p>
+        </w:tc>
+        <w:tc>
+          <w:tcPr>
+            <w:tcW w:type="dxa" w:w="6638"/>
+            <w:tcBorders>
+              <w:top w:val="single" w:color="808080" w:sz="4"/>
+              <w:left w:val="single" w:color="808080" w:sz="4"/>
+              <w:bottom w:val="single" w:color="808080" w:sz="4"/>
+              <w:right w:val="single" w:color="808080" w:sz="4"/>
+            </w:tcBorders>
+            <w:tcMar>
+              <w:top w:type="dxa" w:w="50"/>
+              <w:left w:type="dxa" w:w="100"/>
+              <w:bottom w:type="dxa" w:w="50"/>
+              <w:right w:type="dxa" w:w="100"/>
+            </w:tcMar>
+          </w:tcPr>
+          <w:p>
+            <w:pPr>
+              <w:keepNext/>
+              <w:spacing w:after="0"/>
+            </w:pPr>
+            <w:r>
+              <w:rPr>
+                <w:rFonts w:ascii="Times New Roman" w:cs="Times New Roman" w:eastAsia="Times New Roman" w:hAnsi="Times New Roman"/>
+                <w:sz w:val="19"/>
+                <w:szCs w:val="19"/>
+              </w:rPr>
+              <w:t xml:space="preserve">Show or set the workspace name.</w:t>
+            </w:r>
+          </w:p>
+        </w:tc>
+      </w:tr>
+      <w:tr>
+        <w:trPr>
+          <w:cantSplit/>
+        </w:trPr>
+        <w:tc>
+          <w:tcPr>
+            <w:tcW w:type="dxa" w:w="3000"/>
+            <w:tcBorders>
+              <w:top w:val="single" w:color="808080" w:sz="4"/>
+              <w:left w:val="single" w:color="808080" w:sz="4"/>
+              <w:bottom w:val="single" w:color="808080" w:sz="4"/>
+              <w:right w:val="single" w:color="808080" w:sz="4"/>
+            </w:tcBorders>
+            <w:tcMar>
+              <w:top w:type="dxa" w:w="50"/>
+              <w:left w:type="dxa" w:w="100"/>
+              <w:bottom w:type="dxa" w:w="50"/>
+              <w:right w:type="dxa" w:w="100"/>
+            </w:tcMar>
+          </w:tcPr>
+          <w:p>
+            <w:pPr>
+              <w:keepNext/>
+              <w:spacing w:after="0"/>
+            </w:pPr>
+            <w:r>
+              <w:rPr>
+                <w:rFonts w:ascii="Courier New" w:cs="Courier New" w:eastAsia="Courier New" w:hAnsi="Courier New"/>
+                <w:sz w:val="17"/>
+                <w:szCs w:val="17"/>
+              </w:rPr>
+              <w:t xml:space="preserve">)CLEAR</w:t>
+            </w:r>
+          </w:p>
+        </w:tc>
+        <w:tc>
+          <w:tcPr>
+            <w:tcW w:type="dxa" w:w="6638"/>
+            <w:tcBorders>
+              <w:top w:val="single" w:color="808080" w:sz="4"/>
+              <w:left w:val="single" w:color="808080" w:sz="4"/>
+              <w:bottom w:val="single" w:color="808080" w:sz="4"/>
+              <w:right w:val="single" w:color="808080" w:sz="4"/>
+            </w:tcBorders>
+            <w:tcMar>
+              <w:top w:type="dxa" w:w="50"/>
+              <w:left w:type="dxa" w:w="100"/>
+              <w:bottom w:type="dxa" w:w="50"/>
+              <w:right w:type="dxa" w:w="100"/>
+            </w:tcMar>
+          </w:tcPr>
+          <w:p>
+            <w:pPr>
+              <w:keepNext/>
+              <w:spacing w:after="0"/>
+            </w:pPr>
+            <w:r>
+              <w:rPr>
+                <w:rFonts w:ascii="Times New Roman" w:cs="Times New Roman" w:eastAsia="Times New Roman" w:hAnsi="Times New Roman"/>
+                <w:sz w:val="19"/>
+                <w:szCs w:val="19"/>
+              </w:rPr>
+              <w:t xml:space="preserve">Remove all variables and functions; retract shared variables; set the origin to 1 and the precision to 6.</w:t>
+            </w:r>
+          </w:p>
+        </w:tc>
+      </w:tr>
+      <w:tr>
+        <w:trPr>
+          <w:cantSplit/>
+        </w:trPr>
+        <w:tc>
+          <w:tcPr>
+            <w:tcW w:type="dxa" w:w="3000"/>
+            <w:tcBorders>
+              <w:top w:val="single" w:color="808080" w:sz="4"/>
+              <w:left w:val="single" w:color="808080" w:sz="4"/>
+              <w:bottom w:val="single" w:color="808080" w:sz="4"/>
+              <w:right w:val="single" w:color="808080" w:sz="4"/>
+            </w:tcBorders>
+            <w:tcMar>
+              <w:top w:type="dxa" w:w="50"/>
+              <w:left w:type="dxa" w:w="100"/>
+              <w:bottom w:type="dxa" w:w="50"/>
+              <w:right w:type="dxa" w:w="100"/>
+            </w:tcMar>
+          </w:tcPr>
+          <w:p>
+            <w:pPr>
+              <w:keepNext/>
+              <w:spacing w:after="0"/>
+            </w:pPr>
+            <w:r>
+              <w:rPr>
+                <w:rFonts w:ascii="Courier New" w:cs="Courier New" w:eastAsia="Courier New" w:hAnsi="Courier New"/>
+                <w:sz w:val="17"/>
+                <w:szCs w:val="17"/>
+              </w:rPr>
+              <w:t xml:space="preserve">)SAVE [name]</w:t>
+            </w:r>
+          </w:p>
+        </w:tc>
+        <w:tc>
+          <w:tcPr>
+            <w:tcW w:type="dxa" w:w="6638"/>
+            <w:tcBorders>
+              <w:top w:val="single" w:color="808080" w:sz="4"/>
+              <w:left w:val="single" w:color="808080" w:sz="4"/>
+              <w:bottom w:val="single" w:color="808080" w:sz="4"/>
+              <w:right w:val="single" w:color="808080" w:sz="4"/>
+            </w:tcBorders>
+            <w:tcMar>
+              <w:top w:type="dxa" w:w="50"/>
+              <w:left w:type="dxa" w:w="100"/>
+              <w:bottom w:type="dxa" w:w="50"/>
+              <w:right w:type="dxa" w:w="100"/>
+            </w:tcMar>
+          </w:tcPr>
+          <w:p>
+            <w:pPr>
+              <w:keepNext/>
+              <w:spacing w:after="0"/>
+            </w:pPr>
+            <w:r>
+              <w:rPr>
+                <w:rFonts w:ascii="Times New Roman" w:cs="Times New Roman" w:eastAsia="Times New Roman" w:hAnsi="Times New Roman"/>
+                <w:sz w:val="19"/>
+                <w:szCs w:val="19"/>
+              </w:rPr>
+              <w:t xml:space="preserve">Save the workspace as the source file name.apl.</w:t>
+            </w:r>
+          </w:p>
+        </w:tc>
+      </w:tr>
+      <w:tr>
+        <w:trPr>
+          <w:cantSplit/>
+        </w:trPr>
+        <w:tc>
+          <w:tcPr>
+            <w:tcW w:type="dxa" w:w="3000"/>
+            <w:tcBorders>
+              <w:top w:val="single" w:color="808080" w:sz="4"/>
+              <w:left w:val="single" w:color="808080" w:sz="4"/>
+              <w:bottom w:val="single" w:color="808080" w:sz="4"/>
+              <w:right w:val="single" w:color="808080" w:sz="4"/>
+            </w:tcBorders>
+            <w:tcMar>
+              <w:top w:type="dxa" w:w="50"/>
+              <w:left w:type="dxa" w:w="100"/>
+              <w:bottom w:type="dxa" w:w="50"/>
+              <w:right w:type="dxa" w:w="100"/>
+            </w:tcMar>
+          </w:tcPr>
+          <w:p>
+            <w:pPr>
+              <w:keepNext/>
+              <w:spacing w:after="0"/>
+            </w:pPr>
+            <w:r>
+              <w:rPr>
+                <w:rFonts w:ascii="Courier New" w:cs="Courier New" w:eastAsia="Courier New" w:hAnsi="Courier New"/>
+                <w:sz w:val="17"/>
+                <w:szCs w:val="17"/>
+              </w:rPr>
+              <w:t xml:space="preserve">)LOAD name</w:t>
+            </w:r>
+          </w:p>
+        </w:tc>
+        <w:tc>
+          <w:tcPr>
+            <w:tcW w:type="dxa" w:w="6638"/>
+            <w:tcBorders>
+              <w:top w:val="single" w:color="808080" w:sz="4"/>
+              <w:left w:val="single" w:color="808080" w:sz="4"/>
+              <w:bottom w:val="single" w:color="808080" w:sz="4"/>
+              <w:right w:val="single" w:color="808080" w:sz="4"/>
+            </w:tcBorders>
+            <w:tcMar>
+              <w:top w:type="dxa" w:w="50"/>
+              <w:left w:type="dxa" w:w="100"/>
+              <w:bottom w:type="dxa" w:w="50"/>
+              <w:right w:type="dxa" w:w="100"/>
+            </w:tcMar>
+          </w:tcPr>
+          <w:p>
+            <w:pPr>
+              <w:keepNext/>
+              <w:spacing w:after="0"/>
+            </w:pPr>
+            <w:r>
+              <w:rPr>
+                <w:rFonts w:ascii="Times New Roman" w:cs="Times New Roman" w:eastAsia="Times New Roman" w:hAnsi="Times New Roman"/>
+                <w:sz w:val="19"/>
+                <w:szCs w:val="19"/>
+              </w:rPr>
+              <w:t xml:space="preserve">Clear the workspace and load a saved one.</w:t>
+            </w:r>
+          </w:p>
+        </w:tc>
+      </w:tr>
+      <w:tr>
+        <w:trPr>
+          <w:cantSplit/>
+        </w:trPr>
+        <w:tc>
+          <w:tcPr>
+            <w:tcW w:type="dxa" w:w="3000"/>
+            <w:tcBorders>
+              <w:top w:val="single" w:color="808080" w:sz="4"/>
+              <w:left w:val="single" w:color="808080" w:sz="4"/>
+              <w:bottom w:val="single" w:color="808080" w:sz="4"/>
+              <w:right w:val="single" w:color="808080" w:sz="4"/>
+            </w:tcBorders>
+            <w:tcMar>
+              <w:top w:type="dxa" w:w="50"/>
+              <w:left w:type="dxa" w:w="100"/>
+              <w:bottom w:type="dxa" w:w="50"/>
+              <w:right w:type="dxa" w:w="100"/>
+            </w:tcMar>
+          </w:tcPr>
+          <w:p>
+            <w:pPr>
+              <w:keepNext/>
+              <w:spacing w:after="0"/>
+            </w:pPr>
+            <w:r>
+              <w:rPr>
+                <w:rFonts w:ascii="Courier New" w:cs="Courier New" w:eastAsia="Courier New" w:hAnsi="Courier New"/>
+                <w:sz w:val="17"/>
+                <w:szCs w:val="17"/>
+              </w:rPr>
+              <w:t xml:space="preserve">)COPY name [objects]</w:t>
+            </w:r>
+          </w:p>
+        </w:tc>
+        <w:tc>
+          <w:tcPr>
+            <w:tcW w:type="dxa" w:w="6638"/>
+            <w:tcBorders>
+              <w:top w:val="single" w:color="808080" w:sz="4"/>
+              <w:left w:val="single" w:color="808080" w:sz="4"/>
+              <w:bottom w:val="single" w:color="808080" w:sz="4"/>
+              <w:right w:val="single" w:color="808080" w:sz="4"/>
+            </w:tcBorders>
+            <w:tcMar>
+              <w:top w:type="dxa" w:w="50"/>
+              <w:left w:type="dxa" w:w="100"/>
+              <w:bottom w:type="dxa" w:w="50"/>
+              <w:right w:type="dxa" w:w="100"/>
+            </w:tcMar>
+          </w:tcPr>
+          <w:p>
+            <w:pPr>
+              <w:keepNext/>
+              <w:spacing w:after="0"/>
+            </w:pPr>
+            <w:r>
+              <w:rPr>
+                <w:rFonts w:ascii="Times New Roman" w:cs="Times New Roman" w:eastAsia="Times New Roman" w:hAnsi="Times New Roman"/>
+                <w:sz w:val="19"/>
+                <w:szCs w:val="19"/>
+              </w:rPr>
+              <w:t xml:space="preserve">Bring everything, or the named objects, from a saved workspace.</w:t>
+            </w:r>
+          </w:p>
+        </w:tc>
+      </w:tr>
+      <w:tr>
+        <w:trPr>
+          <w:cantSplit/>
+        </w:trPr>
+        <w:tc>
+          <w:tcPr>
+            <w:tcW w:type="dxa" w:w="3000"/>
+            <w:tcBorders>
+              <w:top w:val="single" w:color="808080" w:sz="4"/>
+              <w:left w:val="single" w:color="808080" w:sz="4"/>
+              <w:bottom w:val="single" w:color="808080" w:sz="4"/>
+              <w:right w:val="single" w:color="808080" w:sz="4"/>
+            </w:tcBorders>
+            <w:tcMar>
+              <w:top w:type="dxa" w:w="50"/>
+              <w:left w:type="dxa" w:w="100"/>
+              <w:bottom w:type="dxa" w:w="50"/>
+              <w:right w:type="dxa" w:w="100"/>
+            </w:tcMar>
+          </w:tcPr>
+          <w:p>
+            <w:pPr>
+              <w:keepNext/>
+              <w:spacing w:after="0"/>
+            </w:pPr>
+            <w:r>
+              <w:rPr>
+                <w:rFonts w:ascii="Courier New" w:cs="Courier New" w:eastAsia="Courier New" w:hAnsi="Courier New"/>
+                <w:sz w:val="17"/>
+                <w:szCs w:val="17"/>
+              </w:rPr>
+              <w:t xml:space="preserve">)ERASE names</w:t>
+            </w:r>
+          </w:p>
+        </w:tc>
+        <w:tc>
+          <w:tcPr>
+            <w:tcW w:type="dxa" w:w="6638"/>
+            <w:tcBorders>
+              <w:top w:val="single" w:color="808080" w:sz="4"/>
+              <w:left w:val="single" w:color="808080" w:sz="4"/>
+              <w:bottom w:val="single" w:color="808080" w:sz="4"/>
+              <w:right w:val="single" w:color="808080" w:sz="4"/>
+            </w:tcBorders>
+            <w:tcMar>
+              <w:top w:type="dxa" w:w="50"/>
+              <w:left w:type="dxa" w:w="100"/>
+              <w:bottom w:type="dxa" w:w="50"/>
+              <w:right w:type="dxa" w:w="100"/>
+            </w:tcMar>
+          </w:tcPr>
+          <w:p>
+            <w:pPr>
+              <w:keepNext/>
+              <w:spacing w:after="0"/>
+            </w:pPr>
+            <w:r>
+              <w:rPr>
+                <w:rFonts w:ascii="Times New Roman" w:cs="Times New Roman" w:eastAsia="Times New Roman" w:hAnsi="Times New Roman"/>
+                <w:sz w:val="19"/>
+                <w:szCs w:val="19"/>
+              </w:rPr>
+              <w:t xml:space="preserve">Erase variables or functions.</w:t>
+            </w:r>
+          </w:p>
+        </w:tc>
+      </w:tr>
+      <w:tr>
+        <w:trPr>
+          <w:cantSplit/>
+        </w:trPr>
+        <w:tc>
+          <w:tcPr>
+            <w:tcW w:type="dxa" w:w="3000"/>
+            <w:tcBorders>
+              <w:top w:val="single" w:color="808080" w:sz="4"/>
+              <w:left w:val="single" w:color="808080" w:sz="4"/>
+              <w:bottom w:val="single" w:color="808080" w:sz="4"/>
+              <w:right w:val="single" w:color="808080" w:sz="4"/>
+            </w:tcBorders>
+            <w:tcMar>
+              <w:top w:type="dxa" w:w="50"/>
+              <w:left w:type="dxa" w:w="100"/>
+              <w:bottom w:type="dxa" w:w="50"/>
+              <w:right w:type="dxa" w:w="100"/>
+            </w:tcMar>
+          </w:tcPr>
+          <w:p>
+            <w:pPr>
+              <w:keepNext/>
+              <w:spacing w:after="0"/>
+            </w:pPr>
+            <w:r>
+              <w:rPr>
+                <w:rFonts w:ascii="Courier New" w:cs="Courier New" w:eastAsia="Courier New" w:hAnsi="Courier New"/>
+                <w:sz w:val="17"/>
+                <w:szCs w:val="17"/>
+              </w:rPr>
+              <w:t xml:space="preserve">)HELP  or  )?</w:t>
+            </w:r>
+          </w:p>
+        </w:tc>
+        <w:tc>
+          <w:tcPr>
+            <w:tcW w:type="dxa" w:w="6638"/>
+            <w:tcBorders>
+              <w:top w:val="single" w:color="808080" w:sz="4"/>
+              <w:left w:val="single" w:color="808080" w:sz="4"/>
+              <w:bottom w:val="single" w:color="808080" w:sz="4"/>
+              <w:right w:val="single" w:color="808080" w:sz="4"/>
+            </w:tcBorders>
+            <w:tcMar>
+              <w:top w:type="dxa" w:w="50"/>
+              <w:left w:type="dxa" w:w="100"/>
+              <w:bottom w:type="dxa" w:w="50"/>
+              <w:right w:type="dxa" w:w="100"/>
+            </w:tcMar>
+          </w:tcPr>
+          <w:p>
+            <w:pPr>
+              <w:keepNext/>
+              <w:spacing w:after="0"/>
+            </w:pPr>
+            <w:r>
+              <w:rPr>
+                <w:rFonts w:ascii="Times New Roman" w:cs="Times New Roman" w:eastAsia="Times New Roman" w:hAnsi="Times New Roman"/>
+                <w:sz w:val="19"/>
+                <w:szCs w:val="19"/>
+              </w:rPr>
+              <w:t xml:space="preserve">Print a summary.</w:t>
+            </w:r>
+          </w:p>
+        </w:tc>
+      </w:tr>
+      <w:tr>
+        <w:trPr>
+          <w:cantSplit/>
+        </w:trPr>
+        <w:tc>
+          <w:tcPr>
+            <w:tcW w:type="dxa" w:w="3000"/>
+            <w:tcBorders>
+              <w:top w:val="single" w:color="808080" w:sz="4"/>
+              <w:left w:val="single" w:color="808080" w:sz="4"/>
+              <w:bottom w:val="single" w:color="808080" w:sz="4"/>
+              <w:right w:val="single" w:color="808080" w:sz="4"/>
+            </w:tcBorders>
+            <w:tcMar>
+              <w:top w:type="dxa" w:w="50"/>
+              <w:left w:type="dxa" w:w="100"/>
+              <w:bottom w:type="dxa" w:w="50"/>
+              <w:right w:type="dxa" w:w="100"/>
+            </w:tcMar>
+          </w:tcPr>
+          <w:p>
+            <w:pPr>
+              <w:keepNext/>
+              <w:spacing w:after="0"/>
+            </w:pPr>
+            <w:r>
+              <w:rPr>
+                <w:rFonts w:ascii="Courier New" w:cs="Courier New" w:eastAsia="Courier New" w:hAnsi="Courier New"/>
+                <w:sz w:val="17"/>
+                <w:szCs w:val="17"/>
+              </w:rPr>
+              <w:t xml:space="preserve">)QUIT  )EXIT  )OFF</w:t>
+            </w:r>
+          </w:p>
+        </w:tc>
+        <w:tc>
+          <w:tcPr>
+            <w:tcW w:type="dxa" w:w="6638"/>
+            <w:tcBorders>
+              <w:top w:val="single" w:color="808080" w:sz="4"/>
+              <w:left w:val="single" w:color="808080" w:sz="4"/>
+              <w:bottom w:val="single" w:color="808080" w:sz="4"/>
+              <w:right w:val="single" w:color="808080" w:sz="4"/>
+            </w:tcBorders>
+            <w:tcMar>
+              <w:top w:type="dxa" w:w="50"/>
+              <w:left w:type="dxa" w:w="100"/>
+              <w:bottom w:type="dxa" w:w="50"/>
+              <w:right w:type="dxa" w:w="100"/>
+            </w:tcMar>
+          </w:tcPr>
+          <w:p>
+            <w:pPr>
+              <w:keepNext/>
+              <w:spacing w:after="0"/>
+            </w:pPr>
+            <w:r>
+              <w:rPr>
+                <w:rFonts w:ascii="Times New Roman" w:cs="Times New Roman" w:eastAsia="Times New Roman" w:hAnsi="Times New Roman"/>
+                <w:sz w:val="19"/>
+                <w:szCs w:val="19"/>
+              </w:rPr>
+              <w:t xml:space="preserve">End the session.</w:t>
+            </w:r>
+          </w:p>
+        </w:tc>
+      </w:tr>
+    </w:tbl>
+    <w:p>
+      <w:pPr>
+        <w:spacing w:after="200" w:before="60"/>
+      </w:pPr>
+      <w:r>
+        <w:rPr>
+          <w:rFonts w:ascii="Arial" w:cs="Arial" w:eastAsia="Arial" w:hAnsi="Arial"/>
+          <w:b/>
+          <w:bCs/>
+          <w:sz w:val="17"/>
+          <w:szCs w:val="17"/>
+        </w:rPr>
+        <w:t xml:space="preserve">Figure 48.</w:t>
       </w:r>
       <w:r>
         <w:rPr>
@@ -45784,7 +51152,7 @@
           <w:sz w:val="17"/>
           <w:szCs w:val="17"/>
         </w:rPr>
-        <w:t xml:space="preserve">Figure 46.</w:t>
+        <w:t xml:space="preserve">Figure 49.</w:t>
       </w:r>
       <w:r>
         <w:rPr>
@@ -47231,7 +52599,7 @@
           <w:sz w:val="17"/>
           <w:szCs w:val="17"/>
         </w:rPr>
-        <w:t xml:space="preserve">Figure 47.</w:t>
+        <w:t xml:space="preserve">Figure 50.</w:t>
       </w:r>
       <w:r>
         <w:rPr>
@@ -48121,6 +53489,201 @@
                 <w:sz w:val="19"/>
                 <w:szCs w:val="19"/>
               </w:rPr>
+              <w:t xml:space="preserve">Objects</w:t>
+            </w:r>
+          </w:p>
+        </w:tc>
+        <w:tc>
+          <w:tcPr>
+            <w:tcW w:type="dxa" w:w="7238"/>
+            <w:tcBorders>
+              <w:top w:val="single" w:color="808080" w:sz="4"/>
+              <w:left w:val="single" w:color="808080" w:sz="4"/>
+              <w:bottom w:val="single" w:color="808080" w:sz="4"/>
+              <w:right w:val="single" w:color="808080" w:sz="4"/>
+            </w:tcBorders>
+            <w:tcMar>
+              <w:top w:type="dxa" w:w="50"/>
+              <w:left w:type="dxa" w:w="100"/>
+              <w:bottom w:type="dxa" w:w="50"/>
+              <w:right w:type="dxa" w:w="100"/>
+            </w:tcMar>
+          </w:tcPr>
+          <w:p>
+            <w:pPr>
+              <w:keepNext/>
+              <w:spacing w:after="0"/>
+            </w:pPr>
+            <w:r>
+              <w:rPr>
+                <w:rFonts w:ascii="Times New Roman" w:cs="Times New Roman" w:eastAsia="Times New Roman" w:hAnsi="Times New Roman"/>
+                <w:sz w:val="19"/>
+                <w:szCs w:val="19"/>
+              </w:rPr>
+              <w:t xml:space="preserve">Dyalog style: </w:t>
+            </w:r>
+            <w:r>
+              <w:rPr>
+                <w:rFonts w:ascii="Courier New" w:cs="Courier New" w:eastAsia="Courier New" w:hAnsi="Courier New"/>
+                <w:sz w:val="17"/>
+                <w:szCs w:val="17"/>
+              </w:rPr>
+              <w:t xml:space="preserve">:Class</w:t>
+            </w:r>
+            <w:r>
+              <w:rPr>
+                <w:rFonts w:ascii="Times New Roman" w:cs="Times New Roman" w:eastAsia="Times New Roman" w:hAnsi="Times New Roman"/>
+                <w:sz w:val="19"/>
+                <w:szCs w:val="19"/>
+              </w:rPr>
+              <w:t xml:space="preserve">, </w:t>
+            </w:r>
+            <w:r>
+              <w:rPr>
+                <w:rFonts w:ascii="Courier New" w:cs="Courier New" w:eastAsia="Courier New" w:hAnsi="Courier New"/>
+                <w:sz w:val="17"/>
+                <w:szCs w:val="17"/>
+              </w:rPr>
+              <w:t xml:space="preserve">[]NEW</w:t>
+            </w:r>
+            <w:r>
+              <w:rPr>
+                <w:rFonts w:ascii="Times New Roman" w:cs="Times New Roman" w:eastAsia="Times New Roman" w:hAnsi="Times New Roman"/>
+                <w:sz w:val="19"/>
+                <w:szCs w:val="19"/>
+              </w:rPr>
+              <w:t xml:space="preserve">, </w:t>
+            </w:r>
+            <w:r>
+              <w:rPr>
+                <w:rFonts w:ascii="Courier New" w:cs="Courier New" w:eastAsia="Courier New" w:hAnsi="Courier New"/>
+                <w:sz w:val="17"/>
+                <w:szCs w:val="17"/>
+              </w:rPr>
+              <w:t xml:space="preserve">[]NS</w:t>
+            </w:r>
+            <w:r>
+              <w:rPr>
+                <w:rFonts w:ascii="Times New Roman" w:cs="Times New Roman" w:eastAsia="Times New Roman" w:hAnsi="Times New Roman"/>
+                <w:sz w:val="19"/>
+                <w:szCs w:val="19"/>
+              </w:rPr>
+              <w:t xml:space="preserve">, </w:t>
+            </w:r>
+            <w:r>
+              <w:rPr>
+                <w:rFonts w:ascii="Courier New" w:cs="Courier New" w:eastAsia="Courier New" w:hAnsi="Courier New"/>
+                <w:sz w:val="17"/>
+                <w:szCs w:val="17"/>
+              </w:rPr>
+              <w:t xml:space="preserve">[]FIX</w:t>
+            </w:r>
+            <w:r>
+              <w:rPr>
+                <w:rFonts w:ascii="Times New Roman" w:cs="Times New Roman" w:eastAsia="Times New Roman" w:hAnsi="Times New Roman"/>
+                <w:sz w:val="19"/>
+                <w:szCs w:val="19"/>
+              </w:rPr>
+              <w:t xml:space="preserve">. A class is one block in the session, not an editor session; there are no Dyalog-style </w:t>
+            </w:r>
+            <w:r>
+              <w:rPr>
+                <w:rFonts w:ascii="Courier New" w:cs="Courier New" w:eastAsia="Courier New" w:hAnsi="Courier New"/>
+                <w:sz w:val="17"/>
+                <w:szCs w:val="17"/>
+              </w:rPr>
+              <w:t xml:space="preserve">:Trap</w:t>
+            </w:r>
+            <w:r>
+              <w:rPr>
+                <w:rFonts w:ascii="Times New Roman" w:cs="Times New Roman" w:eastAsia="Times New Roman" w:hAnsi="Times New Roman"/>
+                <w:sz w:val="19"/>
+                <w:szCs w:val="19"/>
+              </w:rPr>
+              <w:t xml:space="preserve">, </w:t>
+            </w:r>
+            <w:r>
+              <w:rPr>
+                <w:rFonts w:ascii="Courier New" w:cs="Courier New" w:eastAsia="Courier New" w:hAnsi="Courier New"/>
+                <w:sz w:val="17"/>
+                <w:szCs w:val="17"/>
+              </w:rPr>
+              <w:t xml:space="preserve">:Using</w:t>
+            </w:r>
+            <w:r>
+              <w:rPr>
+                <w:rFonts w:ascii="Times New Roman" w:cs="Times New Roman" w:eastAsia="Times New Roman" w:hAnsi="Times New Roman"/>
+                <w:sz w:val="19"/>
+                <w:szCs w:val="19"/>
+              </w:rPr>
+              <w:t xml:space="preserve">, </w:t>
+            </w:r>
+            <w:r>
+              <w:rPr>
+                <w:rFonts w:ascii="Courier New" w:cs="Courier New" w:eastAsia="Courier New" w:hAnsi="Courier New"/>
+                <w:sz w:val="17"/>
+                <w:szCs w:val="17"/>
+              </w:rPr>
+              <w:t xml:space="preserve">:Implements Constructor</w:t>
+            </w:r>
+            <w:r>
+              <w:rPr>
+                <w:rFonts w:ascii="Times New Roman" w:cs="Times New Roman" w:eastAsia="Times New Roman" w:hAnsi="Times New Roman"/>
+                <w:sz w:val="19"/>
+                <w:szCs w:val="19"/>
+              </w:rPr>
+              <w:t xml:space="preserve">, or </w:t>
+            </w:r>
+            <w:r>
+              <w:rPr>
+                <w:rFonts w:ascii="Courier New" w:cs="Courier New" w:eastAsia="Courier New" w:hAnsi="Courier New"/>
+                <w:sz w:val="17"/>
+                <w:szCs w:val="17"/>
+              </w:rPr>
+              <w:t xml:space="preserve">:Field</w:t>
+            </w:r>
+            <w:r>
+              <w:rPr>
+                <w:rFonts w:ascii="Times New Roman" w:cs="Times New Roman" w:eastAsia="Times New Roman" w:hAnsi="Times New Roman"/>
+                <w:sz w:val="19"/>
+                <w:szCs w:val="19"/>
+              </w:rPr>
+              <w:t xml:space="preserve"> attributes beyond those in Chapter 11.</w:t>
+            </w:r>
+          </w:p>
+        </w:tc>
+      </w:tr>
+      <w:tr>
+        <w:trPr>
+          <w:cantSplit/>
+        </w:trPr>
+        <w:tc>
+          <w:tcPr>
+            <w:tcW w:type="dxa" w:w="2400"/>
+            <w:tcBorders>
+              <w:top w:val="single" w:color="808080" w:sz="4"/>
+              <w:left w:val="single" w:color="808080" w:sz="4"/>
+              <w:bottom w:val="single" w:color="808080" w:sz="4"/>
+              <w:right w:val="single" w:color="808080" w:sz="4"/>
+            </w:tcBorders>
+            <w:tcMar>
+              <w:top w:type="dxa" w:w="50"/>
+              <w:left w:type="dxa" w:w="100"/>
+              <w:bottom w:type="dxa" w:w="50"/>
+              <w:right w:type="dxa" w:w="100"/>
+            </w:tcMar>
+          </w:tcPr>
+          <w:p>
+            <w:pPr>
+              <w:keepNext/>
+              <w:spacing w:after="0"/>
+            </w:pPr>
+            <w:r>
+              <w:rPr>
+                <w:rFonts w:ascii="Times New Roman" w:cs="Times New Roman" w:eastAsia="Times New Roman" w:hAnsi="Times New Roman"/>
+                <w:sz w:val="19"/>
+                <w:szCs w:val="19"/>
+              </w:rPr>
               <w:t xml:space="preserve">Numbers beyond 7.0e75</w:t>
             </w:r>
           </w:p>
@@ -48170,7 +53733,7 @@
           <w:sz w:val="17"/>
           <w:szCs w:val="17"/>
         </w:rPr>
-        <w:t xml:space="preserve">Figure 48.</w:t>
+        <w:t xml:space="preserve">Figure 51.</w:t>
       </w:r>
       <w:r>
         <w:rPr>
